--- a/ppc.docx
+++ b/ppc.docx
@@ -20,7 +20,7 @@
             </wp:cNvGraphicFramePr>
             <a:graphic xmlns:a="http://schemas.openxmlformats.org/drawingml/2006/main">
               <a:graphicData uri="http://schemas.openxmlformats.org/drawingml/2006/picture">
-                <pic:pic xmlns:pic="http://schemas.openxmlformats.org/drawingml/2006/picture">
+                <pic:pic>
                   <pic:nvPicPr>
                     <pic:cNvPr id="1" name="Drawing 0" descr="PNG"/>
                     <pic:cNvPicPr>
@@ -202,7 +202,7 @@
           <w:b/>
           <w:sz w:val="24"/>
         </w:rPr>
-        <w:t>PROJETO PEDAGÓGICO DO CURSO SUPERIOR DE Tecnologia em Agrimensura</w:t>
+        <w:t>PROJETO PEDAGÓGICO DO CURSO SUPERIOR DE null</w:t>
       </w:r>
     </w:p>
     <w:p>
@@ -4668,6 +4668,7 @@
                 <w:effect w:val="none"/>
                 <w:shd w:fill="FFFF00" w:val="clear"/>
               </w:rPr>
+              <w:t/>
             </w:r>
           </w:p>
         </w:tc>
@@ -4871,8 +4872,8 @@
         </w:tblCellMar>
       </w:tblPr>
       <w:tblGrid>
-        <w:gridCol w:w="2642"/>
-        <w:gridCol w:w="7003"/>
+        <w:gridCol w:w="2643"/>
+        <w:gridCol w:w="7002"/>
       </w:tblGrid>
       <w:tr>
         <w:trPr>
@@ -4939,7 +4940,7 @@
         <w:trPr/>
         <w:tc>
           <w:tcPr>
-            <w:tcW w:w="2642" w:type="dxa"/>
+            <w:tcW w:w="2643" w:type="dxa"/>
             <w:tcBorders>
               <w:top w:val="single" w:sz="8" w:space="0" w:color="000000"/>
               <w:start w:val="single" w:sz="8" w:space="0" w:color="000000"/>
@@ -4992,7 +4993,7 @@
         </w:tc>
         <w:tc>
           <w:tcPr>
-            <w:tcW w:w="7003" w:type="dxa"/>
+            <w:tcW w:w="7002" w:type="dxa"/>
             <w:tcBorders>
               <w:top w:val="single" w:sz="8" w:space="0" w:color="000000"/>
               <w:start w:val="single" w:sz="8" w:space="0" w:color="000000"/>
@@ -5039,7 +5040,7 @@
                 <w:effect w:val="none"/>
                 <w:shd w:fill="FFF2CC" w:val="clear"/>
               </w:rPr>
-              <w:t>Tecnologia em Agrimensura</w:t>
+              <w:t>null</w:t>
             </w:r>
           </w:p>
         </w:tc>
@@ -5048,7 +5049,7 @@
         <w:trPr/>
         <w:tc>
           <w:tcPr>
-            <w:tcW w:w="2642" w:type="dxa"/>
+            <w:tcW w:w="2643" w:type="dxa"/>
             <w:tcBorders>
               <w:top w:val="single" w:sz="8" w:space="0" w:color="000000"/>
               <w:start w:val="single" w:sz="8" w:space="0" w:color="000000"/>
@@ -5101,18 +5102,18 @@
         </w:tc>
         <w:tc>
           <w:tcPr>
-            <w:tcW w:w="7003" w:type="dxa"/>
-            <w:tcBorders>
-              <w:top w:val="single" w:sz="8" w:space="0" w:color="000000"/>
-              <w:start w:val="single" w:sz="8" w:space="0" w:color="000000"/>
-              <w:bottom w:val="single" w:sz="8" w:space="0" w:color="000000"/>
-              <w:end w:val="single" w:sz="8" w:space="0" w:color="000000"/>
-            </w:tcBorders>
-            <w:vAlign w:val="center"/>
-          </w:tcPr>
-          <w:p>
-            <w:pPr>
-              <w:pStyle w:val="Normal"/>
+            <w:tcW w:w="7002" w:type="dxa"/>
+            <w:tcBorders>
+              <w:top w:val="single" w:sz="8" w:space="0" w:color="000000"/>
+              <w:start w:val="single" w:sz="8" w:space="0" w:color="000000"/>
+              <w:bottom w:val="single" w:sz="8" w:space="0" w:color="000000"/>
+              <w:end w:val="single" w:sz="8" w:space="0" w:color="000000"/>
+            </w:tcBorders>
+            <w:vAlign w:val="center"/>
+          </w:tcPr>
+          <w:p>
+            <w:pPr>
+              <w:pStyle w:val="TableContents"/>
               <w:widowControl/>
               <w:bidi w:val="0"/>
               <w:spacing w:lineRule="auto" w:line="288" w:before="0" w:after="0"/>
@@ -5133,8 +5134,6 @@
                 <w:shd w:fill="FFF2CC" w:val="clear"/>
               </w:rPr>
             </w:pPr>
-            <w:bookmarkStart w:id="5" w:name="docs-internal-guid-f63a4e32-7fff-4142-3f"/>
-            <w:bookmarkEnd w:id="5"/>
             <w:r>
               <w:rPr>
                 <w:rFonts w:ascii="Times New Roman;serif" w:hAnsi="Times New Roman;serif"/>
@@ -5150,7 +5149,7 @@
                 <w:effect w:val="none"/>
                 <w:shd w:fill="FFF2CC" w:val="clear"/>
               </w:rPr>
-              <w:t>Curso Superior de Graduação</w:t>
+              <w:t>{{forma_de_oferta}}</w:t>
             </w:r>
           </w:p>
         </w:tc>
@@ -5159,7 +5158,7 @@
         <w:trPr/>
         <w:tc>
           <w:tcPr>
-            <w:tcW w:w="2642" w:type="dxa"/>
+            <w:tcW w:w="2643" w:type="dxa"/>
             <w:tcBorders>
               <w:top w:val="single" w:sz="8" w:space="0" w:color="000000"/>
               <w:start w:val="single" w:sz="8" w:space="0" w:color="000000"/>
@@ -5212,7 +5211,7 @@
         </w:tc>
         <w:tc>
           <w:tcPr>
-            <w:tcW w:w="7003" w:type="dxa"/>
+            <w:tcW w:w="7002" w:type="dxa"/>
             <w:tcBorders>
               <w:top w:val="single" w:sz="8" w:space="0" w:color="000000"/>
               <w:start w:val="single" w:sz="8" w:space="0" w:color="000000"/>
@@ -5259,7 +5258,7 @@
                 <w:effect w:val="none"/>
                 <w:shd w:fill="FFF2CC" w:val="clear"/>
               </w:rPr>
-              <w:t>Infraestrutura</w:t>
+              <w:t>null</w:t>
             </w:r>
           </w:p>
         </w:tc>
@@ -5268,7 +5267,7 @@
         <w:trPr/>
         <w:tc>
           <w:tcPr>
-            <w:tcW w:w="2642" w:type="dxa"/>
+            <w:tcW w:w="2643" w:type="dxa"/>
             <w:tcBorders>
               <w:top w:val="single" w:sz="8" w:space="0" w:color="000000"/>
               <w:start w:val="single" w:sz="8" w:space="0" w:color="000000"/>
@@ -5321,7 +5320,7 @@
         </w:tc>
         <w:tc>
           <w:tcPr>
-            <w:tcW w:w="7003" w:type="dxa"/>
+            <w:tcW w:w="7002" w:type="dxa"/>
             <w:tcBorders>
               <w:top w:val="single" w:sz="8" w:space="0" w:color="000000"/>
               <w:start w:val="single" w:sz="8" w:space="0" w:color="000000"/>
@@ -5368,7 +5367,7 @@
                 <w:effect w:val="none"/>
                 <w:shd w:fill="FFFF00" w:val="clear"/>
               </w:rPr>
-              <w:t>Superior de Tecnologia</w:t>
+              <w:t>Bacharelado</w:t>
             </w:r>
           </w:p>
         </w:tc>
@@ -5377,7 +5376,7 @@
         <w:trPr/>
         <w:tc>
           <w:tcPr>
-            <w:tcW w:w="2642" w:type="dxa"/>
+            <w:tcW w:w="2643" w:type="dxa"/>
             <w:tcBorders>
               <w:top w:val="single" w:sz="8" w:space="0" w:color="000000"/>
               <w:start w:val="single" w:sz="8" w:space="0" w:color="000000"/>
@@ -5430,7 +5429,7 @@
         </w:tc>
         <w:tc>
           <w:tcPr>
-            <w:tcW w:w="7003" w:type="dxa"/>
+            <w:tcW w:w="7002" w:type="dxa"/>
             <w:tcBorders>
               <w:top w:val="single" w:sz="8" w:space="0" w:color="000000"/>
               <w:start w:val="single" w:sz="8" w:space="0" w:color="000000"/>
@@ -5486,7 +5485,7 @@
         <w:trPr/>
         <w:tc>
           <w:tcPr>
-            <w:tcW w:w="2642" w:type="dxa"/>
+            <w:tcW w:w="2643" w:type="dxa"/>
             <w:tcBorders>
               <w:top w:val="single" w:sz="8" w:space="0" w:color="000000"/>
               <w:start w:val="single" w:sz="8" w:space="0" w:color="000000"/>
@@ -5539,7 +5538,7 @@
         </w:tc>
         <w:tc>
           <w:tcPr>
-            <w:tcW w:w="7003" w:type="dxa"/>
+            <w:tcW w:w="7002" w:type="dxa"/>
             <w:tcBorders>
               <w:top w:val="single" w:sz="8" w:space="0" w:color="000000"/>
               <w:start w:val="single" w:sz="8" w:space="0" w:color="000000"/>
@@ -5586,6 +5585,7 @@
                 <w:effect w:val="none"/>
                 <w:shd w:fill="FFF2CC" w:val="clear"/>
               </w:rPr>
+              <w:t/>
             </w:r>
           </w:p>
         </w:tc>
@@ -5594,7 +5594,7 @@
         <w:trPr/>
         <w:tc>
           <w:tcPr>
-            <w:tcW w:w="2642" w:type="dxa"/>
+            <w:tcW w:w="2643" w:type="dxa"/>
             <w:tcBorders>
               <w:top w:val="single" w:sz="8" w:space="0" w:color="000000"/>
               <w:start w:val="single" w:sz="8" w:space="0" w:color="000000"/>
@@ -5647,7 +5647,7 @@
         </w:tc>
         <w:tc>
           <w:tcPr>
-            <w:tcW w:w="7003" w:type="dxa"/>
+            <w:tcW w:w="7002" w:type="dxa"/>
             <w:tcBorders>
               <w:top w:val="single" w:sz="8" w:space="0" w:color="000000"/>
               <w:start w:val="single" w:sz="8" w:space="0" w:color="000000"/>
@@ -5703,7 +5703,7 @@
         <w:trPr/>
         <w:tc>
           <w:tcPr>
-            <w:tcW w:w="2642" w:type="dxa"/>
+            <w:tcW w:w="2643" w:type="dxa"/>
             <w:tcBorders>
               <w:top w:val="single" w:sz="8" w:space="0" w:color="000000"/>
               <w:start w:val="single" w:sz="8" w:space="0" w:color="000000"/>
@@ -5756,7 +5756,7 @@
         </w:tc>
         <w:tc>
           <w:tcPr>
-            <w:tcW w:w="7003" w:type="dxa"/>
+            <w:tcW w:w="7002" w:type="dxa"/>
             <w:tcBorders>
               <w:top w:val="single" w:sz="8" w:space="0" w:color="000000"/>
               <w:start w:val="single" w:sz="8" w:space="0" w:color="000000"/>
@@ -5812,7 +5812,7 @@
         <w:trPr/>
         <w:tc>
           <w:tcPr>
-            <w:tcW w:w="2642" w:type="dxa"/>
+            <w:tcW w:w="2643" w:type="dxa"/>
             <w:tcBorders>
               <w:top w:val="single" w:sz="8" w:space="0" w:color="000000"/>
               <w:start w:val="single" w:sz="8" w:space="0" w:color="000000"/>
@@ -5865,7 +5865,7 @@
         </w:tc>
         <w:tc>
           <w:tcPr>
-            <w:tcW w:w="7003" w:type="dxa"/>
+            <w:tcW w:w="7002" w:type="dxa"/>
             <w:tcBorders>
               <w:top w:val="single" w:sz="8" w:space="0" w:color="000000"/>
               <w:start w:val="single" w:sz="8" w:space="0" w:color="000000"/>
@@ -5921,7 +5921,7 @@
         <w:trPr/>
         <w:tc>
           <w:tcPr>
-            <w:tcW w:w="2642" w:type="dxa"/>
+            <w:tcW w:w="2643" w:type="dxa"/>
             <w:tcBorders>
               <w:top w:val="single" w:sz="8" w:space="0" w:color="000000"/>
               <w:start w:val="single" w:sz="8" w:space="0" w:color="000000"/>
@@ -5974,7 +5974,7 @@
         </w:tc>
         <w:tc>
           <w:tcPr>
-            <w:tcW w:w="7003" w:type="dxa"/>
+            <w:tcW w:w="7002" w:type="dxa"/>
             <w:tcBorders>
               <w:top w:val="single" w:sz="8" w:space="0" w:color="000000"/>
               <w:start w:val="single" w:sz="8" w:space="0" w:color="000000"/>
@@ -6021,6 +6021,7 @@
                 <w:effect w:val="none"/>
                 <w:shd w:fill="FFF2CC" w:val="clear"/>
               </w:rPr>
+              <w:t/>
             </w:r>
           </w:p>
         </w:tc>
@@ -6029,7 +6030,7 @@
         <w:trPr/>
         <w:tc>
           <w:tcPr>
-            <w:tcW w:w="2642" w:type="dxa"/>
+            <w:tcW w:w="2643" w:type="dxa"/>
             <w:tcBorders>
               <w:top w:val="single" w:sz="8" w:space="0" w:color="000000"/>
               <w:start w:val="single" w:sz="8" w:space="0" w:color="000000"/>
@@ -6082,23 +6083,24 @@
         </w:tc>
         <w:tc>
           <w:tcPr>
-            <w:tcW w:w="7003" w:type="dxa"/>
-            <w:tcBorders>
-              <w:top w:val="single" w:sz="8" w:space="0" w:color="000000"/>
-              <w:start w:val="single" w:sz="8" w:space="0" w:color="000000"/>
-              <w:bottom w:val="single" w:sz="8" w:space="0" w:color="000000"/>
-              <w:end w:val="single" w:sz="8" w:space="0" w:color="000000"/>
-            </w:tcBorders>
-            <w:vAlign w:val="center"/>
-          </w:tcPr>
-          <w:p>
-            <w:pPr>
-              <w:pStyle w:val="TableContents"/>
-              <w:ind w:hanging="0" w:start="0" w:end="0"/>
-              <w:rPr/>
-            </w:pPr>
-            <w:r>
-              <w:rPr/>
+            <w:tcW w:w="7002" w:type="dxa"/>
+            <w:tcBorders>
+              <w:top w:val="single" w:sz="8" w:space="0" w:color="000000"/>
+              <w:start w:val="single" w:sz="8" w:space="0" w:color="000000"/>
+              <w:bottom w:val="single" w:sz="8" w:space="0" w:color="000000"/>
+              <w:end w:val="single" w:sz="8" w:space="0" w:color="000000"/>
+            </w:tcBorders>
+            <w:vAlign w:val="center"/>
+          </w:tcPr>
+          <w:p>
+            <w:pPr>
+              <w:pStyle w:val="TableContents"/>
+              <w:ind w:hanging="0" w:start="0" w:end="0"/>
+              <w:rPr/>
+            </w:pPr>
+            <w:r>
+              <w:rPr/>
+              <w:t/>
             </w:r>
           </w:p>
         </w:tc>
@@ -6107,7 +6109,7 @@
         <w:trPr/>
         <w:tc>
           <w:tcPr>
-            <w:tcW w:w="2642" w:type="dxa"/>
+            <w:tcW w:w="2643" w:type="dxa"/>
             <w:tcBorders>
               <w:top w:val="single" w:sz="8" w:space="0" w:color="000000"/>
               <w:start w:val="single" w:sz="8" w:space="0" w:color="000000"/>
@@ -6160,7 +6162,7 @@
         </w:tc>
         <w:tc>
           <w:tcPr>
-            <w:tcW w:w="7003" w:type="dxa"/>
+            <w:tcW w:w="7002" w:type="dxa"/>
             <w:tcBorders>
               <w:top w:val="single" w:sz="8" w:space="0" w:color="000000"/>
               <w:start w:val="single" w:sz="8" w:space="0" w:color="000000"/>
@@ -6216,7 +6218,7 @@
         <w:trPr/>
         <w:tc>
           <w:tcPr>
-            <w:tcW w:w="2642" w:type="dxa"/>
+            <w:tcW w:w="2643" w:type="dxa"/>
             <w:tcBorders>
               <w:top w:val="single" w:sz="8" w:space="0" w:color="000000"/>
               <w:start w:val="single" w:sz="8" w:space="0" w:color="000000"/>
@@ -6269,7 +6271,7 @@
         </w:tc>
         <w:tc>
           <w:tcPr>
-            <w:tcW w:w="7003" w:type="dxa"/>
+            <w:tcW w:w="7002" w:type="dxa"/>
             <w:tcBorders>
               <w:top w:val="single" w:sz="8" w:space="0" w:color="000000"/>
               <w:start w:val="single" w:sz="8" w:space="0" w:color="000000"/>
@@ -6295,7 +6297,7 @@
         <w:trPr/>
         <w:tc>
           <w:tcPr>
-            <w:tcW w:w="2642" w:type="dxa"/>
+            <w:tcW w:w="2643" w:type="dxa"/>
             <w:tcBorders>
               <w:top w:val="single" w:sz="8" w:space="0" w:color="000000"/>
               <w:start w:val="single" w:sz="8" w:space="0" w:color="000000"/>
@@ -6389,7 +6391,7 @@
         </w:tc>
         <w:tc>
           <w:tcPr>
-            <w:tcW w:w="7003" w:type="dxa"/>
+            <w:tcW w:w="7002" w:type="dxa"/>
             <w:tcBorders>
               <w:top w:val="single" w:sz="8" w:space="0" w:color="000000"/>
               <w:start w:val="single" w:sz="8" w:space="0" w:color="000000"/>
@@ -6436,6 +6438,7 @@
                 <w:effect w:val="none"/>
                 <w:shd w:fill="FFF2CC" w:val="clear"/>
               </w:rPr>
+              <w:t/>
             </w:r>
           </w:p>
         </w:tc>
@@ -6444,7 +6447,7 @@
         <w:trPr/>
         <w:tc>
           <w:tcPr>
-            <w:tcW w:w="2642" w:type="dxa"/>
+            <w:tcW w:w="2643" w:type="dxa"/>
             <w:tcBorders>
               <w:top w:val="single" w:sz="8" w:space="0" w:color="000000"/>
               <w:start w:val="single" w:sz="8" w:space="0" w:color="000000"/>
@@ -6497,7 +6500,7 @@
         </w:tc>
         <w:tc>
           <w:tcPr>
-            <w:tcW w:w="7003" w:type="dxa"/>
+            <w:tcW w:w="7002" w:type="dxa"/>
             <w:tcBorders>
               <w:top w:val="single" w:sz="8" w:space="0" w:color="000000"/>
               <w:start w:val="single" w:sz="8" w:space="0" w:color="000000"/>
@@ -6544,6 +6547,7 @@
                 <w:effect w:val="none"/>
                 <w:shd w:fill="FFF2CC" w:val="clear"/>
               </w:rPr>
+              <w:t/>
             </w:r>
           </w:p>
         </w:tc>
@@ -6552,7 +6556,7 @@
         <w:trPr/>
         <w:tc>
           <w:tcPr>
-            <w:tcW w:w="2642" w:type="dxa"/>
+            <w:tcW w:w="2643" w:type="dxa"/>
             <w:tcBorders>
               <w:top w:val="single" w:sz="8" w:space="0" w:color="000000"/>
               <w:start w:val="single" w:sz="8" w:space="0" w:color="000000"/>
@@ -6605,7 +6609,7 @@
         </w:tc>
         <w:tc>
           <w:tcPr>
-            <w:tcW w:w="7003" w:type="dxa"/>
+            <w:tcW w:w="7002" w:type="dxa"/>
             <w:tcBorders>
               <w:top w:val="single" w:sz="8" w:space="0" w:color="000000"/>
               <w:start w:val="single" w:sz="8" w:space="0" w:color="000000"/>
@@ -6661,7 +6665,7 @@
         <w:trPr/>
         <w:tc>
           <w:tcPr>
-            <w:tcW w:w="2642" w:type="dxa"/>
+            <w:tcW w:w="2643" w:type="dxa"/>
             <w:tcBorders>
               <w:top w:val="single" w:sz="8" w:space="0" w:color="000000"/>
               <w:start w:val="single" w:sz="8" w:space="0" w:color="000000"/>
@@ -6726,7 +6730,7 @@
         </w:tc>
         <w:tc>
           <w:tcPr>
-            <w:tcW w:w="7003" w:type="dxa"/>
+            <w:tcW w:w="7002" w:type="dxa"/>
             <w:tcBorders>
               <w:top w:val="single" w:sz="8" w:space="0" w:color="000000"/>
               <w:start w:val="single" w:sz="8" w:space="0" w:color="000000"/>
@@ -6773,6 +6777,7 @@
                 <w:effect w:val="none"/>
                 <w:shd w:fill="FFF2CC" w:val="clear"/>
               </w:rPr>
+              <w:t/>
             </w:r>
           </w:p>
         </w:tc>
@@ -6781,7 +6786,7 @@
         <w:trPr/>
         <w:tc>
           <w:tcPr>
-            <w:tcW w:w="2642" w:type="dxa"/>
+            <w:tcW w:w="2643" w:type="dxa"/>
             <w:tcBorders>
               <w:top w:val="single" w:sz="8" w:space="0" w:color="000000"/>
               <w:start w:val="single" w:sz="8" w:space="0" w:color="000000"/>
@@ -6834,7 +6839,7 @@
         </w:tc>
         <w:tc>
           <w:tcPr>
-            <w:tcW w:w="7003" w:type="dxa"/>
+            <w:tcW w:w="7002" w:type="dxa"/>
             <w:tcBorders>
               <w:top w:val="single" w:sz="8" w:space="0" w:color="000000"/>
               <w:start w:val="single" w:sz="8" w:space="0" w:color="000000"/>
@@ -6890,7 +6895,7 @@
         <w:trPr/>
         <w:tc>
           <w:tcPr>
-            <w:tcW w:w="2642" w:type="dxa"/>
+            <w:tcW w:w="2643" w:type="dxa"/>
             <w:tcBorders>
               <w:top w:val="single" w:sz="8" w:space="0" w:color="000000"/>
               <w:start w:val="single" w:sz="8" w:space="0" w:color="000000"/>
@@ -6955,7 +6960,7 @@
         </w:tc>
         <w:tc>
           <w:tcPr>
-            <w:tcW w:w="7003" w:type="dxa"/>
+            <w:tcW w:w="7002" w:type="dxa"/>
             <w:tcBorders>
               <w:top w:val="single" w:sz="8" w:space="0" w:color="000000"/>
               <w:start w:val="single" w:sz="8" w:space="0" w:color="000000"/>
@@ -7002,6 +7007,7 @@
                 <w:effect w:val="none"/>
                 <w:shd w:fill="FFF2CC" w:val="clear"/>
               </w:rPr>
+              <w:t/>
             </w:r>
           </w:p>
         </w:tc>
@@ -7010,7 +7016,7 @@
         <w:trPr/>
         <w:tc>
           <w:tcPr>
-            <w:tcW w:w="2642" w:type="dxa"/>
+            <w:tcW w:w="2643" w:type="dxa"/>
             <w:tcBorders>
               <w:top w:val="single" w:sz="8" w:space="0" w:color="000000"/>
               <w:start w:val="single" w:sz="8" w:space="0" w:color="000000"/>
@@ -7075,7 +7081,7 @@
         </w:tc>
         <w:tc>
           <w:tcPr>
-            <w:tcW w:w="7003" w:type="dxa"/>
+            <w:tcW w:w="7002" w:type="dxa"/>
             <w:tcBorders>
               <w:top w:val="single" w:sz="8" w:space="0" w:color="000000"/>
               <w:start w:val="single" w:sz="8" w:space="0" w:color="000000"/>
@@ -7122,6 +7128,7 @@
                 <w:effect w:val="none"/>
                 <w:shd w:fill="FFF2CC" w:val="clear"/>
               </w:rPr>
+              <w:t/>
             </w:r>
           </w:p>
         </w:tc>
@@ -7130,7 +7137,7 @@
         <w:trPr/>
         <w:tc>
           <w:tcPr>
-            <w:tcW w:w="2642" w:type="dxa"/>
+            <w:tcW w:w="2643" w:type="dxa"/>
             <w:tcBorders>
               <w:top w:val="single" w:sz="8" w:space="0" w:color="000000"/>
               <w:start w:val="single" w:sz="8" w:space="0" w:color="000000"/>
@@ -7195,7 +7202,7 @@
         </w:tc>
         <w:tc>
           <w:tcPr>
-            <w:tcW w:w="7003" w:type="dxa"/>
+            <w:tcW w:w="7002" w:type="dxa"/>
             <w:tcBorders>
               <w:top w:val="single" w:sz="8" w:space="0" w:color="000000"/>
               <w:start w:val="single" w:sz="8" w:space="0" w:color="000000"/>
@@ -7242,6 +7249,7 @@
                 <w:effect w:val="none"/>
                 <w:shd w:fill="FFF2CC" w:val="clear"/>
               </w:rPr>
+              <w:t/>
             </w:r>
           </w:p>
         </w:tc>
@@ -7250,7 +7258,7 @@
         <w:trPr/>
         <w:tc>
           <w:tcPr>
-            <w:tcW w:w="2642" w:type="dxa"/>
+            <w:tcW w:w="2643" w:type="dxa"/>
             <w:tcBorders>
               <w:top w:val="single" w:sz="8" w:space="0" w:color="000000"/>
               <w:start w:val="single" w:sz="8" w:space="0" w:color="000000"/>
@@ -7303,7 +7311,7 @@
         </w:tc>
         <w:tc>
           <w:tcPr>
-            <w:tcW w:w="7003" w:type="dxa"/>
+            <w:tcW w:w="7002" w:type="dxa"/>
             <w:tcBorders>
               <w:top w:val="single" w:sz="8" w:space="0" w:color="000000"/>
               <w:start w:val="single" w:sz="8" w:space="0" w:color="000000"/>
@@ -7350,6 +7358,7 @@
                 <w:effect w:val="none"/>
                 <w:shd w:fill="FFF2CC" w:val="clear"/>
               </w:rPr>
+              <w:t/>
             </w:r>
           </w:p>
         </w:tc>
@@ -7358,7 +7367,7 @@
         <w:trPr/>
         <w:tc>
           <w:tcPr>
-            <w:tcW w:w="2642" w:type="dxa"/>
+            <w:tcW w:w="2643" w:type="dxa"/>
             <w:tcBorders>
               <w:top w:val="single" w:sz="8" w:space="0" w:color="000000"/>
               <w:start w:val="single" w:sz="8" w:space="0" w:color="000000"/>
@@ -7411,7 +7420,7 @@
         </w:tc>
         <w:tc>
           <w:tcPr>
-            <w:tcW w:w="7003" w:type="dxa"/>
+            <w:tcW w:w="7002" w:type="dxa"/>
             <w:tcBorders>
               <w:top w:val="single" w:sz="8" w:space="0" w:color="000000"/>
               <w:start w:val="single" w:sz="8" w:space="0" w:color="000000"/>
@@ -7458,6 +7467,7 @@
                 <w:effect w:val="none"/>
                 <w:shd w:fill="FFF2CC" w:val="clear"/>
               </w:rPr>
+              <w:t>100</w:t>
             </w:r>
           </w:p>
         </w:tc>
@@ -7466,7 +7476,7 @@
         <w:trPr/>
         <w:tc>
           <w:tcPr>
-            <w:tcW w:w="2642" w:type="dxa"/>
+            <w:tcW w:w="2643" w:type="dxa"/>
             <w:tcBorders>
               <w:top w:val="single" w:sz="8" w:space="0" w:color="000000"/>
               <w:start w:val="single" w:sz="8" w:space="0" w:color="000000"/>
@@ -7519,7 +7529,7 @@
         </w:tc>
         <w:tc>
           <w:tcPr>
-            <w:tcW w:w="7003" w:type="dxa"/>
+            <w:tcW w:w="7002" w:type="dxa"/>
             <w:tcBorders>
               <w:top w:val="single" w:sz="8" w:space="0" w:color="000000"/>
               <w:start w:val="single" w:sz="8" w:space="0" w:color="000000"/>
@@ -7566,7 +7576,7 @@
                 <w:effect w:val="none"/>
                 <w:shd w:fill="FFF2CC" w:val="clear"/>
               </w:rPr>
-              <w:t>{{vagas_anuais}}</w:t>
+              <w:t>200</w:t>
             </w:r>
           </w:p>
         </w:tc>
@@ -7575,7 +7585,7 @@
         <w:trPr/>
         <w:tc>
           <w:tcPr>
-            <w:tcW w:w="2642" w:type="dxa"/>
+            <w:tcW w:w="2643" w:type="dxa"/>
             <w:tcBorders>
               <w:top w:val="single" w:sz="8" w:space="0" w:color="000000"/>
               <w:start w:val="single" w:sz="8" w:space="0" w:color="000000"/>
@@ -7628,7 +7638,7 @@
         </w:tc>
         <w:tc>
           <w:tcPr>
-            <w:tcW w:w="7003" w:type="dxa"/>
+            <w:tcW w:w="7002" w:type="dxa"/>
             <w:tcBorders>
               <w:top w:val="single" w:sz="8" w:space="0" w:color="000000"/>
               <w:start w:val="single" w:sz="8" w:space="0" w:color="000000"/>
@@ -7684,7 +7694,7 @@
         <w:trPr/>
         <w:tc>
           <w:tcPr>
-            <w:tcW w:w="2642" w:type="dxa"/>
+            <w:tcW w:w="2643" w:type="dxa"/>
             <w:tcBorders>
               <w:top w:val="single" w:sz="8" w:space="0" w:color="000000"/>
               <w:start w:val="single" w:sz="8" w:space="0" w:color="000000"/>
@@ -7737,7 +7747,7 @@
         </w:tc>
         <w:tc>
           <w:tcPr>
-            <w:tcW w:w="7003" w:type="dxa"/>
+            <w:tcW w:w="7002" w:type="dxa"/>
             <w:tcBorders>
               <w:top w:val="single" w:sz="8" w:space="0" w:color="000000"/>
               <w:start w:val="single" w:sz="8" w:space="0" w:color="000000"/>
@@ -7793,7 +7803,7 @@
         <w:trPr/>
         <w:tc>
           <w:tcPr>
-            <w:tcW w:w="2642" w:type="dxa"/>
+            <w:tcW w:w="2643" w:type="dxa"/>
             <w:tcBorders>
               <w:top w:val="single" w:sz="8" w:space="0" w:color="000000"/>
               <w:start w:val="single" w:sz="8" w:space="0" w:color="000000"/>
@@ -7846,7 +7856,7 @@
         </w:tc>
         <w:tc>
           <w:tcPr>
-            <w:tcW w:w="7003" w:type="dxa"/>
+            <w:tcW w:w="7002" w:type="dxa"/>
             <w:tcBorders>
               <w:top w:val="single" w:sz="8" w:space="0" w:color="000000"/>
               <w:start w:val="single" w:sz="8" w:space="0" w:color="000000"/>
@@ -7902,7 +7912,7 @@
         <w:trPr/>
         <w:tc>
           <w:tcPr>
-            <w:tcW w:w="2642" w:type="dxa"/>
+            <w:tcW w:w="2643" w:type="dxa"/>
             <w:tcBorders>
               <w:top w:val="single" w:sz="8" w:space="0" w:color="000000"/>
               <w:start w:val="single" w:sz="8" w:space="0" w:color="000000"/>
@@ -7955,7 +7965,7 @@
         </w:tc>
         <w:tc>
           <w:tcPr>
-            <w:tcW w:w="7003" w:type="dxa"/>
+            <w:tcW w:w="7002" w:type="dxa"/>
             <w:tcBorders>
               <w:top w:val="single" w:sz="8" w:space="0" w:color="000000"/>
               <w:start w:val="single" w:sz="8" w:space="0" w:color="000000"/>
@@ -8444,8 +8454,8 @@
           <w:shd w:fill="auto" w:val="clear"/>
         </w:rPr>
       </w:pPr>
-      <w:bookmarkStart w:id="6" w:name="docs-internal-guid-f734c84c-7fff-6d80-56"/>
-      <w:bookmarkEnd w:id="6"/>
+      <w:bookmarkStart w:id="5" w:name="docs-internal-guid-f734c84c-7fff-6d80-56"/>
+      <w:bookmarkEnd w:id="5"/>
       <w:r>
         <w:rPr>
           <w:rFonts w:ascii="Times New Roman;serif" w:hAnsi="Times New Roman;serif"/>
@@ -8970,14 +8980,14 @@
         </w:tblCellMar>
       </w:tblPr>
       <w:tblGrid>
-        <w:gridCol w:w="4430"/>
-        <w:gridCol w:w="5215"/>
+        <w:gridCol w:w="4431"/>
+        <w:gridCol w:w="5214"/>
       </w:tblGrid>
       <w:tr>
         <w:trPr/>
         <w:tc>
           <w:tcPr>
-            <w:tcW w:w="4430" w:type="dxa"/>
+            <w:tcW w:w="4431" w:type="dxa"/>
             <w:tcBorders>
               <w:top w:val="single" w:sz="8" w:space="0" w:color="000000"/>
               <w:start w:val="single" w:sz="8" w:space="0" w:color="000000"/>
@@ -9030,7 +9040,7 @@
         </w:tc>
         <w:tc>
           <w:tcPr>
-            <w:tcW w:w="5215" w:type="dxa"/>
+            <w:tcW w:w="5214" w:type="dxa"/>
             <w:tcBorders>
               <w:top w:val="single" w:sz="8" w:space="0" w:color="000000"/>
               <w:start w:val="single" w:sz="8" w:space="0" w:color="000000"/>
@@ -9086,7 +9096,7 @@
         <w:trPr/>
         <w:tc>
           <w:tcPr>
-            <w:tcW w:w="4430" w:type="dxa"/>
+            <w:tcW w:w="4431" w:type="dxa"/>
             <w:tcBorders>
               <w:top w:val="single" w:sz="8" w:space="0" w:color="000000"/>
               <w:start w:val="single" w:sz="8" w:space="0" w:color="000000"/>
@@ -9139,7 +9149,7 @@
         </w:tc>
         <w:tc>
           <w:tcPr>
-            <w:tcW w:w="5215" w:type="dxa"/>
+            <w:tcW w:w="5214" w:type="dxa"/>
             <w:tcBorders>
               <w:top w:val="single" w:sz="8" w:space="0" w:color="000000"/>
               <w:start w:val="single" w:sz="8" w:space="0" w:color="000000"/>
@@ -9195,7 +9205,7 @@
         <w:trPr/>
         <w:tc>
           <w:tcPr>
-            <w:tcW w:w="4430" w:type="dxa"/>
+            <w:tcW w:w="4431" w:type="dxa"/>
             <w:tcBorders>
               <w:top w:val="single" w:sz="8" w:space="0" w:color="000000"/>
               <w:start w:val="single" w:sz="8" w:space="0" w:color="000000"/>
@@ -9248,7 +9258,7 @@
         </w:tc>
         <w:tc>
           <w:tcPr>
-            <w:tcW w:w="5215" w:type="dxa"/>
+            <w:tcW w:w="5214" w:type="dxa"/>
             <w:tcBorders>
               <w:top w:val="single" w:sz="8" w:space="0" w:color="000000"/>
               <w:start w:val="single" w:sz="8" w:space="0" w:color="000000"/>
@@ -9304,7 +9314,7 @@
         <w:trPr/>
         <w:tc>
           <w:tcPr>
-            <w:tcW w:w="4430" w:type="dxa"/>
+            <w:tcW w:w="4431" w:type="dxa"/>
             <w:tcBorders>
               <w:top w:val="single" w:sz="8" w:space="0" w:color="000000"/>
               <w:start w:val="single" w:sz="8" w:space="0" w:color="000000"/>
@@ -9357,7 +9367,7 @@
         </w:tc>
         <w:tc>
           <w:tcPr>
-            <w:tcW w:w="5215" w:type="dxa"/>
+            <w:tcW w:w="5214" w:type="dxa"/>
             <w:tcBorders>
               <w:top w:val="single" w:sz="8" w:space="0" w:color="000000"/>
               <w:start w:val="single" w:sz="8" w:space="0" w:color="000000"/>
@@ -9413,7 +9423,7 @@
         <w:trPr/>
         <w:tc>
           <w:tcPr>
-            <w:tcW w:w="4430" w:type="dxa"/>
+            <w:tcW w:w="4431" w:type="dxa"/>
             <w:tcBorders>
               <w:top w:val="single" w:sz="8" w:space="0" w:color="000000"/>
               <w:start w:val="single" w:sz="8" w:space="0" w:color="000000"/>
@@ -9466,7 +9476,7 @@
         </w:tc>
         <w:tc>
           <w:tcPr>
-            <w:tcW w:w="5215" w:type="dxa"/>
+            <w:tcW w:w="5214" w:type="dxa"/>
             <w:tcBorders>
               <w:top w:val="single" w:sz="8" w:space="0" w:color="000000"/>
               <w:start w:val="single" w:sz="8" w:space="0" w:color="000000"/>
@@ -9937,14 +9947,14 @@
         </w:tblCellMar>
       </w:tblPr>
       <w:tblGrid>
-        <w:gridCol w:w="3830"/>
-        <w:gridCol w:w="5815"/>
+        <w:gridCol w:w="3831"/>
+        <w:gridCol w:w="5814"/>
       </w:tblGrid>
       <w:tr>
         <w:trPr/>
         <w:tc>
           <w:tcPr>
-            <w:tcW w:w="3830" w:type="dxa"/>
+            <w:tcW w:w="3831" w:type="dxa"/>
             <w:tcBorders>
               <w:top w:val="single" w:sz="8" w:space="0" w:color="000000"/>
               <w:start w:val="single" w:sz="8" w:space="0" w:color="000000"/>
@@ -10000,7 +10010,7 @@
         </w:tc>
         <w:tc>
           <w:tcPr>
-            <w:tcW w:w="5815" w:type="dxa"/>
+            <w:tcW w:w="5814" w:type="dxa"/>
             <w:tcBorders>
               <w:top w:val="single" w:sz="8" w:space="0" w:color="000000"/>
               <w:start w:val="single" w:sz="8" w:space="0" w:color="000000"/>
@@ -10056,7 +10066,7 @@
         <w:trPr/>
         <w:tc>
           <w:tcPr>
-            <w:tcW w:w="3830" w:type="dxa"/>
+            <w:tcW w:w="3831" w:type="dxa"/>
             <w:tcBorders>
               <w:top w:val="single" w:sz="8" w:space="0" w:color="000000"/>
               <w:start w:val="single" w:sz="8" w:space="0" w:color="000000"/>
@@ -10109,7 +10119,7 @@
         </w:tc>
         <w:tc>
           <w:tcPr>
-            <w:tcW w:w="5815" w:type="dxa"/>
+            <w:tcW w:w="5814" w:type="dxa"/>
             <w:tcBorders>
               <w:top w:val="single" w:sz="8" w:space="0" w:color="000000"/>
               <w:start w:val="single" w:sz="8" w:space="0" w:color="000000"/>
@@ -10165,7 +10175,7 @@
         <w:trPr/>
         <w:tc>
           <w:tcPr>
-            <w:tcW w:w="3830" w:type="dxa"/>
+            <w:tcW w:w="3831" w:type="dxa"/>
             <w:tcBorders>
               <w:top w:val="single" w:sz="8" w:space="0" w:color="000000"/>
               <w:start w:val="single" w:sz="8" w:space="0" w:color="000000"/>
@@ -10218,7 +10228,7 @@
         </w:tc>
         <w:tc>
           <w:tcPr>
-            <w:tcW w:w="5815" w:type="dxa"/>
+            <w:tcW w:w="5814" w:type="dxa"/>
             <w:tcBorders>
               <w:top w:val="single" w:sz="8" w:space="0" w:color="000000"/>
               <w:start w:val="single" w:sz="8" w:space="0" w:color="000000"/>
@@ -10274,7 +10284,7 @@
         <w:trPr/>
         <w:tc>
           <w:tcPr>
-            <w:tcW w:w="3830" w:type="dxa"/>
+            <w:tcW w:w="3831" w:type="dxa"/>
             <w:tcBorders>
               <w:top w:val="single" w:sz="8" w:space="0" w:color="000000"/>
               <w:start w:val="single" w:sz="8" w:space="0" w:color="000000"/>
@@ -10330,7 +10340,7 @@
         </w:tc>
         <w:tc>
           <w:tcPr>
-            <w:tcW w:w="5815" w:type="dxa"/>
+            <w:tcW w:w="5814" w:type="dxa"/>
             <w:tcBorders>
               <w:top w:val="single" w:sz="8" w:space="0" w:color="000000"/>
               <w:start w:val="single" w:sz="8" w:space="0" w:color="000000"/>
@@ -10386,7 +10396,7 @@
         <w:trPr/>
         <w:tc>
           <w:tcPr>
-            <w:tcW w:w="3830" w:type="dxa"/>
+            <w:tcW w:w="3831" w:type="dxa"/>
             <w:tcBorders>
               <w:top w:val="single" w:sz="8" w:space="0" w:color="000000"/>
               <w:start w:val="single" w:sz="8" w:space="0" w:color="000000"/>
@@ -10442,7 +10452,7 @@
         </w:tc>
         <w:tc>
           <w:tcPr>
-            <w:tcW w:w="5815" w:type="dxa"/>
+            <w:tcW w:w="5814" w:type="dxa"/>
             <w:tcBorders>
               <w:top w:val="single" w:sz="8" w:space="0" w:color="000000"/>
               <w:start w:val="single" w:sz="8" w:space="0" w:color="000000"/>
@@ -10526,8 +10536,8 @@
         <w:ind w:hanging="0" w:start="0"/>
         <w:rPr/>
       </w:pPr>
-      <w:bookmarkStart w:id="7" w:name="__RefHeading___Toc3343_1736451874_Copy_1"/>
-      <w:bookmarkEnd w:id="7"/>
+      <w:bookmarkStart w:id="6" w:name="__RefHeading___Toc3343_1736451874_Copy_1"/>
+      <w:bookmarkEnd w:id="6"/>
       <w:r>
         <w:rPr/>
         <w:t>HISTÓRICO DA INSTITUIÇÃO – IFPE</w:t>
@@ -10539,8 +10549,8 @@
         <w:jc w:val="both"/>
         <w:rPr/>
       </w:pPr>
-      <w:bookmarkStart w:id="8" w:name="docs-internal-guid-f2bf9b25-7fff-794f-75"/>
-      <w:bookmarkEnd w:id="8"/>
+      <w:bookmarkStart w:id="7" w:name="docs-internal-guid-f2bf9b25-7fff-794f-75"/>
+      <w:bookmarkEnd w:id="7"/>
       <w:r>
         <w:rPr>
           <w:rFonts w:ascii="Times New Roman;serif" w:hAnsi="Times New Roman;serif"/>
@@ -10798,8 +10808,8 @@
         <w:ind w:hanging="0" w:start="0"/>
         <w:rPr/>
       </w:pPr>
-      <w:bookmarkStart w:id="9" w:name="__RefHeading___Toc3343_1736451874_Copy_2"/>
-      <w:bookmarkEnd w:id="9"/>
+      <w:bookmarkStart w:id="8" w:name="__RefHeading___Toc3343_1736451874_Copy_2"/>
+      <w:bookmarkEnd w:id="8"/>
       <w:r>
         <w:rPr/>
         <w:t>HISTÓRICO DO CAMPUS Igarassu</w:t>
@@ -10843,20 +10853,20 @@
         <w:ind w:hanging="0" w:start="0"/>
         <w:rPr/>
       </w:pPr>
-      <w:bookmarkStart w:id="10" w:name="__RefHeading___Toc3343_1736451874_Copy_3"/>
+      <w:bookmarkStart w:id="9" w:name="__RefHeading___Toc3343_1736451874_Copy_3"/>
+      <w:bookmarkEnd w:id="9"/>
+      <w:r>
+        <w:rPr/>
+        <w:t>HISTÓRICO DO CURSO</w:t>
+      </w:r>
+    </w:p>
+    <w:p>
+      <w:pPr>
+        <w:pStyle w:val="BodyText"/>
+        <w:rPr/>
+      </w:pPr>
+      <w:bookmarkStart w:id="10" w:name="docs-internal-guid-8b205685-7fff-7ec9-4d"/>
       <w:bookmarkEnd w:id="10"/>
-      <w:r>
-        <w:rPr/>
-        <w:t>HISTÓRICO DO CURSO</w:t>
-      </w:r>
-    </w:p>
-    <w:p>
-      <w:pPr>
-        <w:pStyle w:val="BodyText"/>
-        <w:rPr/>
-      </w:pPr>
-      <w:bookmarkStart w:id="11" w:name="docs-internal-guid-8b205685-7fff-7ec9-4d"/>
-      <w:bookmarkEnd w:id="11"/>
       <w:r>
         <w:rPr>
           <w:caps w:val="false"/>
@@ -10948,8 +10958,8 @@
         <w:ind w:hanging="0" w:start="0"/>
         <w:rPr/>
       </w:pPr>
-      <w:bookmarkStart w:id="12" w:name="__RefHeading___Toc3343_1736451874_Copy_4"/>
-      <w:bookmarkEnd w:id="12"/>
+      <w:bookmarkStart w:id="11" w:name="__RefHeading___Toc3343_1736451874_Copy_4"/>
+      <w:bookmarkEnd w:id="11"/>
       <w:r>
         <w:rPr/>
         <w:t>JUSTIFICATIVA</w:t>
@@ -11048,8 +11058,8 @@
         </w:numPr>
         <w:rPr/>
       </w:pPr>
-      <w:bookmarkStart w:id="13" w:name="__RefHeading___Toc3351_1736451874_Copy_1"/>
-      <w:bookmarkEnd w:id="13"/>
+      <w:bookmarkStart w:id="12" w:name="__RefHeading___Toc3351_1736451874_Copy_1"/>
+      <w:bookmarkEnd w:id="12"/>
       <w:r>
         <w:rPr/>
         <w:t>Objetivos</w:t>
@@ -11142,8 +11152,8 @@
           <w:bCs w:val="false"/>
         </w:rPr>
       </w:pPr>
-      <w:bookmarkStart w:id="14" w:name="__RefHeading___Toc3351_1736451874_Copy_2"/>
-      <w:bookmarkEnd w:id="14"/>
+      <w:bookmarkStart w:id="13" w:name="__RefHeading___Toc3351_1736451874_Copy_2"/>
+      <w:bookmarkEnd w:id="13"/>
       <w:r>
         <w:rPr>
           <w:b w:val="false"/>
@@ -11211,8 +11221,8 @@
           <w:bCs w:val="false"/>
         </w:rPr>
       </w:pPr>
-      <w:bookmarkStart w:id="15" w:name="__RefHeading___Toc3351_1736451874_Copy_3"/>
-      <w:bookmarkEnd w:id="15"/>
+      <w:bookmarkStart w:id="14" w:name="__RefHeading___Toc3351_1736451874_Copy_3"/>
+      <w:bookmarkEnd w:id="14"/>
       <w:r>
         <w:rPr>
           <w:b w:val="false"/>
@@ -11369,8 +11379,8 @@
           <w:bCs w:val="false"/>
         </w:rPr>
       </w:pPr>
-      <w:bookmarkStart w:id="16" w:name="__RefHeading___Toc5067_1736451874"/>
-      <w:bookmarkEnd w:id="16"/>
+      <w:bookmarkStart w:id="15" w:name="__RefHeading___Toc5067_1736451874"/>
+      <w:bookmarkEnd w:id="15"/>
       <w:r>
         <w:rPr>
           <w:b w:val="false"/>
@@ -11442,8 +11452,8 @@
           <w:bCs w:val="false"/>
         </w:rPr>
       </w:pPr>
-      <w:bookmarkStart w:id="17" w:name="__RefHeading___Toc5069_1736451874"/>
-      <w:bookmarkEnd w:id="17"/>
+      <w:bookmarkStart w:id="16" w:name="__RefHeading___Toc5069_1736451874"/>
+      <w:bookmarkEnd w:id="16"/>
       <w:r>
         <w:rPr>
           <w:b w:val="false"/>
@@ -11476,8 +11486,8 @@
         </w:numPr>
         <w:rPr/>
       </w:pPr>
-      <w:bookmarkStart w:id="18" w:name="__RefHeading___Toc5071_1736451874"/>
-      <w:bookmarkEnd w:id="18"/>
+      <w:bookmarkStart w:id="17" w:name="__RefHeading___Toc5071_1736451874"/>
+      <w:bookmarkEnd w:id="17"/>
       <w:r>
         <w:rPr/>
         <w:t>REQUISITOS E FORMAS DE ACESSO</w:t>
@@ -11583,8 +11593,8 @@
         <w:ind w:hanging="0" w:start="0"/>
         <w:rPr/>
       </w:pPr>
-      <w:bookmarkStart w:id="19" w:name="__RefHeading___Toc5073_1736451874"/>
-      <w:bookmarkEnd w:id="19"/>
+      <w:bookmarkStart w:id="18" w:name="__RefHeading___Toc5073_1736451874"/>
+      <w:bookmarkEnd w:id="18"/>
       <w:r>
         <w:rPr/>
         <w:t>Publico Alvo</w:t>
@@ -11596,8 +11606,8 @@
         <w:jc w:val="both"/>
         <w:rPr/>
       </w:pPr>
-      <w:bookmarkStart w:id="20" w:name="__RefHeading___Toc5075_1736451874"/>
-      <w:bookmarkEnd w:id="20"/>
+      <w:bookmarkStart w:id="19" w:name="__RefHeading___Toc5075_1736451874"/>
+      <w:bookmarkEnd w:id="19"/>
       <w:r>
         <w:rPr>
           <w:rFonts w:ascii="Times New Roman;serif" w:hAnsi="Times New Roman;serif"/>
@@ -11706,8 +11716,8 @@
         <w:ind w:hanging="0" w:start="0"/>
         <w:rPr/>
       </w:pPr>
-      <w:bookmarkStart w:id="21" w:name="__RefHeading___Toc5077_1736451874"/>
-      <w:bookmarkEnd w:id="21"/>
+      <w:bookmarkStart w:id="20" w:name="__RefHeading___Toc5077_1736451874"/>
+      <w:bookmarkEnd w:id="20"/>
       <w:r>
         <w:rPr/>
         <w:t>Publico Alvo</w:t>
@@ -11728,8 +11738,8 @@
         <w:jc w:val="both"/>
         <w:rPr/>
       </w:pPr>
-      <w:bookmarkStart w:id="22" w:name="__RefHeading___Toc5079_1736451874"/>
-      <w:bookmarkEnd w:id="22"/>
+      <w:bookmarkStart w:id="21" w:name="__RefHeading___Toc5079_1736451874"/>
+      <w:bookmarkEnd w:id="21"/>
       <w:r>
         <w:rPr>
           <w:rFonts w:eastAsia="Noto Serif CJK SC" w:ascii="Times New Roman;serif" w:hAnsi="Times New Roman;serif"/>
@@ -11834,8 +11844,8 @@
         </w:numPr>
         <w:rPr/>
       </w:pPr>
-      <w:bookmarkStart w:id="23" w:name="__RefHeading___Toc5081_1736451874"/>
-      <w:bookmarkEnd w:id="23"/>
+      <w:bookmarkStart w:id="22" w:name="__RefHeading___Toc5081_1736451874"/>
+      <w:bookmarkEnd w:id="22"/>
       <w:r>
         <w:rPr/>
         <w:t>FUNDAMENTAÇÃO LEGAL</w:t>
@@ -11850,8 +11860,8 @@
         </w:numPr>
         <w:rPr/>
       </w:pPr>
-      <w:bookmarkStart w:id="24" w:name="__RefHeading___Toc5083_1736451874"/>
-      <w:bookmarkEnd w:id="24"/>
+      <w:bookmarkStart w:id="23" w:name="__RefHeading___Toc5083_1736451874"/>
+      <w:bookmarkEnd w:id="23"/>
       <w:r>
         <w:rPr/>
         <w:t>Leis Federais</w:t>
@@ -11880,8 +11890,8 @@
           <w:shd w:fill="auto" w:val="clear"/>
         </w:rPr>
       </w:pPr>
-      <w:bookmarkStart w:id="25" w:name="docs-internal-guid-c948560d-7fff-ef46-70"/>
-      <w:bookmarkEnd w:id="25"/>
+      <w:bookmarkStart w:id="24" w:name="docs-internal-guid-c948560d-7fff-ef46-70"/>
+      <w:bookmarkEnd w:id="24"/>
       <w:r>
         <w:rPr>
           <w:rFonts w:ascii="Times New Roman;serif" w:hAnsi="Times New Roman;serif"/>
@@ -12525,8 +12535,8 @@
         </w:numPr>
         <w:rPr/>
       </w:pPr>
-      <w:bookmarkStart w:id="26" w:name="__RefHeading___Toc5085_1736451874"/>
-      <w:bookmarkEnd w:id="26"/>
+      <w:bookmarkStart w:id="25" w:name="__RefHeading___Toc5085_1736451874"/>
+      <w:bookmarkEnd w:id="25"/>
       <w:r>
         <w:rPr/>
         <w:t>Decretos</w:t>
@@ -12555,8 +12565,8 @@
           <w:shd w:fill="auto" w:val="clear"/>
         </w:rPr>
       </w:pPr>
-      <w:bookmarkStart w:id="27" w:name="docs-internal-guid-e4682c6f-7fff-9e64-93"/>
-      <w:bookmarkEnd w:id="27"/>
+      <w:bookmarkStart w:id="26" w:name="docs-internal-guid-e4682c6f-7fff-9e64-93"/>
+      <w:bookmarkEnd w:id="26"/>
       <w:r>
         <w:rPr>
           <w:rFonts w:ascii="Times New Roman;serif" w:hAnsi="Times New Roman;serif"/>
@@ -12920,8 +12930,8 @@
         </w:numPr>
         <w:rPr/>
       </w:pPr>
-      <w:bookmarkStart w:id="28" w:name="__RefHeading___Toc5087_1736451874"/>
-      <w:bookmarkEnd w:id="28"/>
+      <w:bookmarkStart w:id="27" w:name="__RefHeading___Toc5087_1736451874"/>
+      <w:bookmarkEnd w:id="27"/>
       <w:r>
         <w:rPr/>
         <w:t>Resoluções e Pareceres</w:t>
@@ -12950,8 +12960,8 @@
           <w:shd w:fill="auto" w:val="clear"/>
         </w:rPr>
       </w:pPr>
-      <w:bookmarkStart w:id="29" w:name="docs-internal-guid-f9d55902-7fff-04e1-ad"/>
-      <w:bookmarkEnd w:id="29"/>
+      <w:bookmarkStart w:id="28" w:name="docs-internal-guid-f9d55902-7fff-04e1-ad"/>
+      <w:bookmarkEnd w:id="28"/>
       <w:r>
         <w:rPr>
           <w:rFonts w:ascii="Times New Roman;serif" w:hAnsi="Times New Roman;serif"/>
@@ -13275,8 +13285,8 @@
         </w:numPr>
         <w:rPr/>
       </w:pPr>
-      <w:bookmarkStart w:id="30" w:name="__RefHeading___Toc5089_1736451874"/>
-      <w:bookmarkEnd w:id="30"/>
+      <w:bookmarkStart w:id="29" w:name="__RefHeading___Toc5089_1736451874"/>
+      <w:bookmarkEnd w:id="29"/>
       <w:r>
         <w:rPr/>
         <w:t>Legislações pertinentes aos Cursos de Bacharelados</w:t>
@@ -13291,8 +13301,8 @@
         <w:jc w:val="both"/>
         <w:rPr/>
       </w:pPr>
-      <w:bookmarkStart w:id="31" w:name="docs-internal-guid-bef175fc-7fff-7adb-7d"/>
-      <w:bookmarkEnd w:id="31"/>
+      <w:bookmarkStart w:id="30" w:name="docs-internal-guid-bef175fc-7fff-7adb-7d"/>
+      <w:bookmarkEnd w:id="30"/>
       <w:r>
         <w:rPr>
           <w:rFonts w:ascii="Times New Roman;serif" w:hAnsi="Times New Roman;serif"/>
@@ -13478,8 +13488,8 @@
         </w:numPr>
         <w:rPr/>
       </w:pPr>
-      <w:bookmarkStart w:id="32" w:name="__RefHeading___Toc5091_1736451874"/>
-      <w:bookmarkEnd w:id="32"/>
+      <w:bookmarkStart w:id="31" w:name="__RefHeading___Toc5091_1736451874"/>
+      <w:bookmarkEnd w:id="31"/>
       <w:r>
         <w:rPr/>
         <w:t>Legislações pertinentes aos Cursos de Tecnologia</w:t>
@@ -13517,8 +13527,8 @@
           <w:shd w:fill="auto" w:val="clear"/>
         </w:rPr>
       </w:pPr>
-      <w:bookmarkStart w:id="33" w:name="docs-internal-guid-b68e9c7a-7fff-0c35-78"/>
-      <w:bookmarkEnd w:id="33"/>
+      <w:bookmarkStart w:id="32" w:name="docs-internal-guid-b68e9c7a-7fff-0c35-78"/>
+      <w:bookmarkEnd w:id="32"/>
       <w:r>
         <w:rPr>
           <w:rFonts w:ascii="Times New Roman;serif" w:hAnsi="Times New Roman;serif"/>
@@ -14081,8 +14091,8 @@
         </w:numPr>
         <w:rPr/>
       </w:pPr>
-      <w:bookmarkStart w:id="34" w:name="__RefHeading___Toc5093_1736451874"/>
-      <w:bookmarkEnd w:id="34"/>
+      <w:bookmarkStart w:id="33" w:name="__RefHeading___Toc5093_1736451874"/>
+      <w:bookmarkEnd w:id="33"/>
       <w:r>
         <w:rPr/>
         <w:t>Normas Internas do IFPE</w:t>
@@ -14111,8 +14121,8 @@
           <w:shd w:fill="auto" w:val="clear"/>
         </w:rPr>
       </w:pPr>
-      <w:bookmarkStart w:id="35" w:name="docs-internal-guid-d4623c61-7fff-0328-5d"/>
-      <w:bookmarkEnd w:id="35"/>
+      <w:bookmarkStart w:id="34" w:name="docs-internal-guid-d4623c61-7fff-0328-5d"/>
+      <w:bookmarkEnd w:id="34"/>
       <w:r>
         <w:rPr>
           <w:rFonts w:ascii="Times New Roman;serif" w:hAnsi="Times New Roman;serif"/>
@@ -14639,8 +14649,8 @@
         </w:numPr>
         <w:rPr/>
       </w:pPr>
-      <w:bookmarkStart w:id="36" w:name="__RefHeading___Toc5095_1736451874"/>
-      <w:bookmarkEnd w:id="36"/>
+      <w:bookmarkStart w:id="35" w:name="__RefHeading___Toc5095_1736451874"/>
+      <w:bookmarkEnd w:id="35"/>
       <w:r>
         <w:rPr/>
         <w:t xml:space="preserve"> </w:t>
@@ -14673,8 +14683,8 @@
           <w:shd w:fill="auto" w:val="clear"/>
         </w:rPr>
       </w:pPr>
-      <w:bookmarkStart w:id="37" w:name="docs-internal-guid-4501a246-7fff-d576-e6"/>
-      <w:bookmarkEnd w:id="37"/>
+      <w:bookmarkStart w:id="36" w:name="docs-internal-guid-4501a246-7fff-d576-e6"/>
+      <w:bookmarkEnd w:id="36"/>
       <w:r>
         <w:rPr>
           <w:rFonts w:ascii="Times New Roman;serif" w:hAnsi="Times New Roman;serif"/>
@@ -14945,8 +14955,8 @@
         </w:numPr>
         <w:rPr/>
       </w:pPr>
-      <w:bookmarkStart w:id="38" w:name="__RefHeading___Toc5097_1736451874"/>
-      <w:bookmarkEnd w:id="38"/>
+      <w:bookmarkStart w:id="37" w:name="__RefHeading___Toc5097_1736451874"/>
+      <w:bookmarkEnd w:id="37"/>
       <w:r>
         <w:rPr/>
         <w:t xml:space="preserve">PERFIL PROFISSIONAL DE CONCLUSÃO </w:t>
@@ -14975,8 +14985,8 @@
           <w:shd w:fill="auto" w:val="clear"/>
         </w:rPr>
       </w:pPr>
-      <w:bookmarkStart w:id="39" w:name="docs-internal-guid-c8bb7e17-7fff-84c9-98"/>
-      <w:bookmarkEnd w:id="39"/>
+      <w:bookmarkStart w:id="38" w:name="docs-internal-guid-c8bb7e17-7fff-84c9-98"/>
+      <w:bookmarkEnd w:id="38"/>
       <w:r>
         <w:rPr>
           <w:rFonts w:ascii="Times New Roman;serif" w:hAnsi="Times New Roman;serif"/>
@@ -15330,8 +15340,8 @@
         </w:numPr>
         <w:rPr/>
       </w:pPr>
-      <w:bookmarkStart w:id="40" w:name="__RefHeading___Toc5099_1736451874"/>
-      <w:bookmarkEnd w:id="40"/>
+      <w:bookmarkStart w:id="39" w:name="__RefHeading___Toc5099_1736451874"/>
+      <w:bookmarkEnd w:id="39"/>
       <w:r>
         <w:rPr/>
         <w:t>CAMPO DE ATUAÇÃO</w:t>
@@ -15360,8 +15370,8 @@
           <w:shd w:fill="auto" w:val="clear"/>
         </w:rPr>
       </w:pPr>
-      <w:bookmarkStart w:id="41" w:name="docs-internal-guid-3d45403c-7fff-ef91-2e"/>
-      <w:bookmarkEnd w:id="41"/>
+      <w:bookmarkStart w:id="40" w:name="docs-internal-guid-3d45403c-7fff-ef91-2e"/>
+      <w:bookmarkEnd w:id="40"/>
       <w:r>
         <w:rPr>
           <w:rFonts w:ascii="Times New Roman;serif" w:hAnsi="Times New Roman;serif"/>
@@ -15480,8 +15490,8 @@
         </w:numPr>
         <w:rPr/>
       </w:pPr>
-      <w:bookmarkStart w:id="42" w:name="__RefHeading___Toc5101_1736451874"/>
-      <w:bookmarkEnd w:id="42"/>
+      <w:bookmarkStart w:id="41" w:name="__RefHeading___Toc5101_1736451874"/>
+      <w:bookmarkEnd w:id="41"/>
       <w:r>
         <w:rPr/>
         <w:t>ORGANIZAÇÃO CURRICULAR</w:t>
@@ -15496,8 +15506,8 @@
         </w:numPr>
         <w:rPr/>
       </w:pPr>
-      <w:bookmarkStart w:id="43" w:name="__RefHeading___Toc5103_1736451874"/>
-      <w:bookmarkEnd w:id="43"/>
+      <w:bookmarkStart w:id="42" w:name="__RefHeading___Toc5103_1736451874"/>
+      <w:bookmarkEnd w:id="42"/>
       <w:r>
         <w:rPr/>
         <w:t xml:space="preserve"> </w:t>
@@ -15530,8 +15540,8 @@
           <w:shd w:fill="auto" w:val="clear"/>
         </w:rPr>
       </w:pPr>
-      <w:bookmarkStart w:id="44" w:name="docs-internal-guid-7bb2169a-7fff-ca8b-b7"/>
-      <w:bookmarkEnd w:id="44"/>
+      <w:bookmarkStart w:id="43" w:name="docs-internal-guid-7bb2169a-7fff-ca8b-b7"/>
+      <w:bookmarkEnd w:id="43"/>
       <w:r>
         <w:rPr>
           <w:rFonts w:ascii="Times New Roman;serif" w:hAnsi="Times New Roman;serif"/>
@@ -15699,8 +15709,8 @@
         </w:numPr>
         <w:rPr/>
       </w:pPr>
-      <w:bookmarkStart w:id="45" w:name="__RefHeading___Toc5105_1736451874"/>
-      <w:bookmarkEnd w:id="45"/>
+      <w:bookmarkStart w:id="44" w:name="__RefHeading___Toc5105_1736451874"/>
+      <w:bookmarkEnd w:id="44"/>
       <w:r>
         <w:rPr/>
         <w:t>ESTRUTURA CURRICULAR</w:t>
@@ -15729,8 +15739,8 @@
           <w:shd w:fill="auto" w:val="clear"/>
         </w:rPr>
       </w:pPr>
-      <w:bookmarkStart w:id="46" w:name="docs-internal-guid-2289d6fd-7fff-e1f5-34"/>
-      <w:bookmarkEnd w:id="46"/>
+      <w:bookmarkStart w:id="45" w:name="docs-internal-guid-2289d6fd-7fff-e1f5-34"/>
+      <w:bookmarkEnd w:id="45"/>
       <w:r>
         <w:rPr>
           <w:rFonts w:ascii="Times New Roman;serif" w:hAnsi="Times New Roman;serif"/>
@@ -15807,8 +15817,8 @@
         </w:numPr>
         <w:rPr/>
       </w:pPr>
-      <w:bookmarkStart w:id="47" w:name="__RefHeading___Toc5107_1736451874"/>
-      <w:bookmarkEnd w:id="47"/>
+      <w:bookmarkStart w:id="46" w:name="__RefHeading___Toc5107_1736451874"/>
+      <w:bookmarkEnd w:id="46"/>
       <w:r>
         <w:rPr/>
         <w:t xml:space="preserve"> </w:t>
@@ -15827,8 +15837,8 @@
         <w:jc w:val="both"/>
         <w:rPr/>
       </w:pPr>
-      <w:bookmarkStart w:id="48" w:name="docs-internal-guid-5eaa0203-7fff-c494-24"/>
-      <w:bookmarkEnd w:id="48"/>
+      <w:bookmarkStart w:id="47" w:name="docs-internal-guid-5eaa0203-7fff-c494-24"/>
+      <w:bookmarkEnd w:id="47"/>
       <w:r>
         <w:rPr>
           <w:rFonts w:ascii="Times New Roman;serif" w:hAnsi="Times New Roman;serif"/>
@@ -15932,8 +15942,8 @@
         </w:numPr>
         <w:rPr/>
       </w:pPr>
-      <w:bookmarkStart w:id="49" w:name="__RefHeading___Toc5109_1736451874"/>
-      <w:bookmarkEnd w:id="49"/>
+      <w:bookmarkStart w:id="48" w:name="__RefHeading___Toc5109_1736451874"/>
+      <w:bookmarkEnd w:id="48"/>
       <w:r>
         <w:rPr/>
         <w:t>Sistema Acadêmico, duração e número de vagas</w:t>
@@ -15962,8 +15972,8 @@
           <w:shd w:fill="auto" w:val="clear"/>
         </w:rPr>
       </w:pPr>
-      <w:bookmarkStart w:id="50" w:name="docs-internal-guid-8220f636-7fff-46cf-c2"/>
-      <w:bookmarkEnd w:id="50"/>
+      <w:bookmarkStart w:id="49" w:name="docs-internal-guid-8220f636-7fff-46cf-c2"/>
+      <w:bookmarkEnd w:id="49"/>
       <w:r>
         <w:rPr>
           <w:rFonts w:ascii="Times New Roman;serif" w:hAnsi="Times New Roman;serif"/>
@@ -16154,8 +16164,8 @@
         </w:numPr>
         <w:rPr/>
       </w:pPr>
-      <w:bookmarkStart w:id="51" w:name="__RefHeading___Toc5111_1736451874"/>
-      <w:bookmarkEnd w:id="51"/>
+      <w:bookmarkStart w:id="50" w:name="__RefHeading___Toc5111_1736451874"/>
+      <w:bookmarkEnd w:id="50"/>
       <w:r>
         <w:rPr/>
         <w:t>Desenho curricular</w:t>
@@ -16172,8 +16182,8 @@
         <w:jc w:val="both"/>
         <w:rPr/>
       </w:pPr>
-      <w:bookmarkStart w:id="52" w:name="docs-internal-guid-06ae4994-7fff-ff05-42"/>
-      <w:bookmarkEnd w:id="52"/>
+      <w:bookmarkStart w:id="51" w:name="docs-internal-guid-06ae4994-7fff-ff05-42"/>
+      <w:bookmarkEnd w:id="51"/>
       <w:r>
         <w:rPr>
           <w:rFonts w:ascii="Times New Roman;serif" w:hAnsi="Times New Roman;serif"/>
@@ -16288,17 +16298,17 @@
         </w:tblCellMar>
       </w:tblPr>
       <w:tblGrid>
-        <w:gridCol w:w="1742"/>
+        <w:gridCol w:w="1743"/>
         <w:gridCol w:w="1739"/>
         <w:gridCol w:w="1736"/>
-        <w:gridCol w:w="1738"/>
+        <w:gridCol w:w="1737"/>
         <w:gridCol w:w="2690"/>
       </w:tblGrid>
       <w:tr>
         <w:trPr/>
         <w:tc>
           <w:tcPr>
-            <w:tcW w:w="1742" w:type="dxa"/>
+            <w:tcW w:w="1743" w:type="dxa"/>
             <w:tcBorders>
               <w:top w:val="single" w:sz="8" w:space="0" w:color="000000"/>
               <w:start w:val="single" w:sz="8" w:space="0" w:color="000000"/>
@@ -16361,7 +16371,7 @@
         </w:tc>
         <w:tc>
           <w:tcPr>
-            <w:tcW w:w="1738" w:type="dxa"/>
+            <w:tcW w:w="1737" w:type="dxa"/>
             <w:tcBorders>
               <w:top w:val="single" w:sz="8" w:space="0" w:color="000000"/>
               <w:start w:val="single" w:sz="8" w:space="0" w:color="000000"/>
@@ -16450,8 +16460,8 @@
         </w:numPr>
         <w:rPr/>
       </w:pPr>
-      <w:bookmarkStart w:id="53" w:name="__RefHeading___Toc5113_1736451874"/>
-      <w:bookmarkEnd w:id="53"/>
+      <w:bookmarkStart w:id="52" w:name="__RefHeading___Toc5113_1736451874"/>
+      <w:bookmarkEnd w:id="52"/>
       <w:r>
         <w:rPr/>
         <w:t>Fluxograma</w:t>
@@ -16463,8 +16473,8 @@
         <w:jc w:val="both"/>
         <w:rPr/>
       </w:pPr>
-      <w:bookmarkStart w:id="54" w:name="docs-internal-guid-eab850a6-7fff-0ae2-2f"/>
-      <w:bookmarkEnd w:id="54"/>
+      <w:bookmarkStart w:id="53" w:name="docs-internal-guid-eab850a6-7fff-0ae2-2f"/>
+      <w:bookmarkEnd w:id="53"/>
       <w:r>
         <w:rPr>
           <w:rFonts w:ascii="Times New Roman;serif" w:hAnsi="Times New Roman;serif"/>
@@ -16564,8 +16574,8 @@
         </w:numPr>
         <w:rPr/>
       </w:pPr>
-      <w:bookmarkStart w:id="55" w:name="__RefHeading___Toc8345_1736451874"/>
-      <w:bookmarkEnd w:id="55"/>
+      <w:bookmarkStart w:id="54" w:name="__RefHeading___Toc8345_1736451874"/>
+      <w:bookmarkEnd w:id="54"/>
       <w:r>
         <w:rPr/>
         <w:t>Matriz Curricular</w:t>
@@ -16577,8 +16587,8 @@
         <w:jc w:val="both"/>
         <w:rPr/>
       </w:pPr>
-      <w:bookmarkStart w:id="56" w:name="docs-internal-guid-2ce41031-7fff-8a9b-20"/>
-      <w:bookmarkEnd w:id="56"/>
+      <w:bookmarkStart w:id="55" w:name="docs-internal-guid-2ce41031-7fff-8a9b-20"/>
+      <w:bookmarkEnd w:id="55"/>
       <w:r>
         <w:rPr>
           <w:rFonts w:ascii="Times New Roman;serif" w:hAnsi="Times New Roman;serif"/>
@@ -16636,86 +16646,34 @@
     </w:p>
     <w:tbl>
       <w:tblPr>
-        <w:tblW w:w="5000" w:type="pct"/>
-        <w:jc w:val="start"/>
-        <w:tblInd w:w="0" w:type="dxa"/>
-        <w:tblLayout w:type="fixed"/>
-        <w:tblCellMar>
-          <w:top w:w="0" w:type="dxa"/>
-          <w:start w:w="108" w:type="dxa"/>
-          <w:bottom w:w="0" w:type="dxa"/>
-          <w:end w:w="108" w:type="dxa"/>
-        </w:tblCellMar>
+        <w:tblW w:w="0" w:type="auto"/>
+        <w:tblBorders>
+          <w:top w:val="single"/>
+          <w:left w:val="single"/>
+          <w:bottom w:val="single"/>
+          <w:right w:val="single"/>
+          <w:insideH w:val="single"/>
+          <w:insideV w:val="single"/>
+        </w:tblBorders>
       </w:tblPr>
-      <w:tblGrid>
-        <w:gridCol w:w="9638"/>
-      </w:tblGrid>
       <w:tr>
-        <w:trPr/>
-        <w:tc>
-          <w:tcPr>
-            <w:tcW w:w="9638" w:type="dxa"/>
-            <w:tcBorders>
-              <w:top w:val="single" w:sz="6" w:space="0" w:color="000000"/>
-              <w:start w:val="single" w:sz="6" w:space="0" w:color="000000"/>
-              <w:bottom w:val="single" w:sz="6" w:space="0" w:color="000000"/>
-              <w:end w:val="single" w:sz="6" w:space="0" w:color="000000"/>
-            </w:tcBorders>
-          </w:tcPr>
-          <w:p>
-            <w:pPr>
-              <w:pStyle w:val="Normal"/>
-              <w:rPr/>
-            </w:pPr>
-            <w:r>
-              <w:rPr/>
-            </w:r>
-          </w:p>
+        <w:tc>
+          <w:p/>
         </w:tc>
       </w:tr>
       <w:tr>
-        <w:trPr/>
-        <w:tc>
-          <w:tcPr>
-            <w:tcW w:w="9638" w:type="dxa"/>
-            <w:tcBorders>
-              <w:top w:val="single" w:sz="6" w:space="0" w:color="000000"/>
-              <w:start w:val="single" w:sz="6" w:space="0" w:color="000000"/>
-              <w:bottom w:val="single" w:sz="6" w:space="0" w:color="000000"/>
-              <w:end w:val="single" w:sz="6" w:space="0" w:color="000000"/>
-            </w:tcBorders>
-          </w:tcPr>
-          <w:p>
-            <w:pPr>
-              <w:pStyle w:val="Normal"/>
-              <w:rPr/>
-            </w:pPr>
-            <w:r>
-              <w:rPr/>
+        <w:tc>
+          <w:p>
+            <w:r>
               <w:t>Primeira tabela - linha 1</w:t>
             </w:r>
           </w:p>
         </w:tc>
       </w:tr>
       <w:tr>
-        <w:trPr/>
-        <w:tc>
-          <w:tcPr>
-            <w:tcW w:w="9638" w:type="dxa"/>
-            <w:tcBorders>
-              <w:top w:val="single" w:sz="6" w:space="0" w:color="000000"/>
-              <w:start w:val="single" w:sz="6" w:space="0" w:color="000000"/>
-              <w:bottom w:val="single" w:sz="6" w:space="0" w:color="000000"/>
-              <w:end w:val="single" w:sz="6" w:space="0" w:color="000000"/>
-            </w:tcBorders>
-          </w:tcPr>
-          <w:p>
-            <w:pPr>
-              <w:pStyle w:val="Normal"/>
-              <w:rPr/>
-            </w:pPr>
-            <w:r>
-              <w:rPr/>
+        <w:tc>
+          <w:p>
+            <w:r>
               <w:t>Primeira tabela - linha 2</w:t>
             </w:r>
           </w:p>
@@ -16734,8 +16692,8 @@
           <w:bCs w:val="false"/>
         </w:rPr>
       </w:pPr>
-      <w:bookmarkStart w:id="57" w:name="__RefHeading___Toc8347_1736451874"/>
-      <w:bookmarkEnd w:id="57"/>
+      <w:bookmarkStart w:id="56" w:name="__RefHeading___Toc8347_1736451874"/>
+      <w:bookmarkEnd w:id="56"/>
       <w:r>
         <w:rPr>
           <w:b w:val="false"/>
@@ -16760,8 +16718,8 @@
         <w:jc w:val="both"/>
         <w:rPr/>
       </w:pPr>
-      <w:bookmarkStart w:id="58" w:name="docs-internal-guid-62342488-7fff-9c82-67"/>
-      <w:bookmarkEnd w:id="58"/>
+      <w:bookmarkStart w:id="57" w:name="docs-internal-guid-62342488-7fff-9c82-67"/>
+      <w:bookmarkEnd w:id="57"/>
       <w:r>
         <w:rPr>
           <w:rFonts w:ascii="Times New Roman;serif" w:hAnsi="Times New Roman;serif"/>
@@ -16943,8 +16901,8 @@
         <w:gridCol w:w="1605"/>
         <w:gridCol w:w="1277"/>
         <w:gridCol w:w="717"/>
-        <w:gridCol w:w="551"/>
-        <w:gridCol w:w="1650"/>
+        <w:gridCol w:w="552"/>
+        <w:gridCol w:w="1649"/>
         <w:gridCol w:w="2391"/>
       </w:tblGrid>
       <w:tr>
@@ -17142,7 +17100,7 @@
         </w:tc>
         <w:tc>
           <w:tcPr>
-            <w:tcW w:w="1268" w:type="dxa"/>
+            <w:tcW w:w="1269" w:type="dxa"/>
             <w:gridSpan w:val="2"/>
             <w:tcBorders>
               <w:top w:val="single" w:sz="8" w:space="0" w:color="000000"/>
@@ -17164,7 +17122,7 @@
         </w:tc>
         <w:tc>
           <w:tcPr>
-            <w:tcW w:w="1650" w:type="dxa"/>
+            <w:tcW w:w="1649" w:type="dxa"/>
             <w:vMerge w:val="restart"/>
             <w:tcBorders>
               <w:top w:val="single" w:sz="8" w:space="0" w:color="000000"/>
@@ -17429,7 +17387,7 @@
         </w:tc>
         <w:tc>
           <w:tcPr>
-            <w:tcW w:w="551" w:type="dxa"/>
+            <w:tcW w:w="552" w:type="dxa"/>
             <w:tcBorders>
               <w:start w:val="single" w:sz="8" w:space="0" w:color="000000"/>
               <w:end w:val="single" w:sz="8" w:space="0" w:color="000000"/>
@@ -17449,7 +17407,7 @@
         </w:tc>
         <w:tc>
           <w:tcPr>
-            <w:tcW w:w="1650" w:type="dxa"/>
+            <w:tcW w:w="1649" w:type="dxa"/>
             <w:vMerge w:val="continue"/>
             <w:tcBorders>
               <w:top w:val="single" w:sz="8" w:space="0" w:color="000000"/>
@@ -17577,8 +17535,8 @@
           <w:bCs w:val="false"/>
         </w:rPr>
       </w:pPr>
-      <w:bookmarkStart w:id="59" w:name="__RefHeading___Toc8349_1736451874"/>
-      <w:bookmarkEnd w:id="59"/>
+      <w:bookmarkStart w:id="58" w:name="__RefHeading___Toc8349_1736451874"/>
+      <w:bookmarkEnd w:id="58"/>
       <w:r>
         <w:rPr>
           <w:b w:val="false"/>
@@ -17608,8 +17566,8 @@
           <w:shd w:fill="auto" w:val="clear"/>
         </w:rPr>
       </w:pPr>
-      <w:bookmarkStart w:id="60" w:name="docs-internal-guid-44011d92-7fff-174c-5b"/>
-      <w:bookmarkEnd w:id="60"/>
+      <w:bookmarkStart w:id="59" w:name="docs-internal-guid-44011d92-7fff-174c-5b"/>
+      <w:bookmarkEnd w:id="59"/>
       <w:r>
         <w:rPr>
           <w:rFonts w:ascii="Times New Roman;serif" w:hAnsi="Times New Roman;serif"/>
@@ -17656,26 +17614,26 @@
           <w:bCs w:val="false"/>
         </w:rPr>
       </w:pPr>
-      <w:bookmarkStart w:id="61" w:name="__RefHeading___Toc8351_1736451874"/>
+      <w:bookmarkStart w:id="60" w:name="__RefHeading___Toc8351_1736451874"/>
+      <w:bookmarkEnd w:id="60"/>
+      <w:r>
+        <w:rPr>
+          <w:b w:val="false"/>
+          <w:bCs w:val="false"/>
+        </w:rPr>
+        <w:t xml:space="preserve">Matriz de equivalência </w:t>
+      </w:r>
+    </w:p>
+    <w:p>
+      <w:pPr>
+        <w:pStyle w:val="Normal"/>
+        <w:rPr>
+          <w:b w:val="false"/>
+          <w:bCs w:val="false"/>
+        </w:rPr>
+      </w:pPr>
+      <w:bookmarkStart w:id="61" w:name="docs-internal-guid-80826a8e-7fff-db4d-c5"/>
       <w:bookmarkEnd w:id="61"/>
-      <w:r>
-        <w:rPr>
-          <w:b w:val="false"/>
-          <w:bCs w:val="false"/>
-        </w:rPr>
-        <w:t xml:space="preserve">Matriz de equivalência </w:t>
-      </w:r>
-    </w:p>
-    <w:p>
-      <w:pPr>
-        <w:pStyle w:val="Normal"/>
-        <w:rPr>
-          <w:b w:val="false"/>
-          <w:bCs w:val="false"/>
-        </w:rPr>
-      </w:pPr>
-      <w:bookmarkStart w:id="62" w:name="docs-internal-guid-80826a8e-7fff-db4d-c5"/>
-      <w:bookmarkEnd w:id="62"/>
       <w:r>
         <w:rPr>
           <w:rFonts w:ascii="Times New Roman;serif" w:hAnsi="Times New Roman;serif"/>
@@ -17734,8 +17692,8 @@
         </w:numPr>
         <w:rPr/>
       </w:pPr>
-      <w:bookmarkStart w:id="63" w:name="__RefHeading___Toc8353_1736451874"/>
-      <w:bookmarkEnd w:id="63"/>
+      <w:bookmarkStart w:id="62" w:name="__RefHeading___Toc8353_1736451874"/>
+      <w:bookmarkEnd w:id="62"/>
       <w:r>
         <w:rPr/>
         <w:t>DINÂMICA CURRICULAR</w:t>
@@ -17764,8 +17722,8 @@
           <w:shd w:fill="FFFFFF" w:val="clear"/>
         </w:rPr>
       </w:pPr>
-      <w:bookmarkStart w:id="64" w:name="docs-internal-guid-1632cf23-7fff-0ef9-b8"/>
-      <w:bookmarkEnd w:id="64"/>
+      <w:bookmarkStart w:id="63" w:name="docs-internal-guid-1632cf23-7fff-0ef9-b8"/>
+      <w:bookmarkEnd w:id="63"/>
       <w:r>
         <w:rPr>
           <w:rFonts w:ascii="Times New Roman;serif" w:hAnsi="Times New Roman;serif"/>
@@ -17817,8 +17775,8 @@
         </w:numPr>
         <w:rPr/>
       </w:pPr>
-      <w:bookmarkStart w:id="65" w:name="__RefHeading___Toc8355_1736451874"/>
-      <w:bookmarkEnd w:id="65"/>
+      <w:bookmarkStart w:id="64" w:name="__RefHeading___Toc8355_1736451874"/>
+      <w:bookmarkEnd w:id="64"/>
       <w:r>
         <w:rPr/>
         <w:t>Distribuição Percentual da Carga Horária do Desenho Curricular</w:t>
@@ -17882,15 +17840,15 @@
         </w:tblCellMar>
       </w:tblPr>
       <w:tblGrid>
-        <w:gridCol w:w="4296"/>
-        <w:gridCol w:w="2333"/>
+        <w:gridCol w:w="4297"/>
+        <w:gridCol w:w="2332"/>
         <w:gridCol w:w="3016"/>
       </w:tblGrid>
       <w:tr>
         <w:trPr/>
         <w:tc>
           <w:tcPr>
-            <w:tcW w:w="4296" w:type="dxa"/>
+            <w:tcW w:w="4297" w:type="dxa"/>
             <w:tcBorders>
               <w:top w:val="single" w:sz="8" w:space="0" w:color="000000"/>
               <w:start w:val="single" w:sz="8" w:space="0" w:color="000000"/>
@@ -17925,7 +17883,7 @@
         </w:tc>
         <w:tc>
           <w:tcPr>
-            <w:tcW w:w="2333" w:type="dxa"/>
+            <w:tcW w:w="2332" w:type="dxa"/>
             <w:tcBorders>
               <w:top w:val="single" w:sz="8" w:space="0" w:color="000000"/>
               <w:start w:val="single" w:sz="8" w:space="0" w:color="000000"/>
@@ -17998,7 +17956,7 @@
         <w:trPr/>
         <w:tc>
           <w:tcPr>
-            <w:tcW w:w="4296" w:type="dxa"/>
+            <w:tcW w:w="4297" w:type="dxa"/>
             <w:tcBorders>
               <w:start w:val="single" w:sz="8" w:space="0" w:color="000000"/>
               <w:end w:val="single" w:sz="8" w:space="0" w:color="000000"/>
@@ -18052,7 +18010,7 @@
         </w:tc>
         <w:tc>
           <w:tcPr>
-            <w:tcW w:w="2333" w:type="dxa"/>
+            <w:tcW w:w="2332" w:type="dxa"/>
             <w:tcBorders>
               <w:start w:val="single" w:sz="8" w:space="0" w:color="000000"/>
               <w:end w:val="single" w:sz="8" w:space="0" w:color="000000"/>
@@ -18157,7 +18115,7 @@
         <w:trPr/>
         <w:tc>
           <w:tcPr>
-            <w:tcW w:w="4296" w:type="dxa"/>
+            <w:tcW w:w="4297" w:type="dxa"/>
             <w:tcBorders>
               <w:start w:val="single" w:sz="8" w:space="0" w:color="000000"/>
               <w:end w:val="single" w:sz="8" w:space="0" w:color="000000"/>
@@ -18211,7 +18169,7 @@
         </w:tc>
         <w:tc>
           <w:tcPr>
-            <w:tcW w:w="2333" w:type="dxa"/>
+            <w:tcW w:w="2332" w:type="dxa"/>
             <w:tcBorders>
               <w:start w:val="single" w:sz="8" w:space="0" w:color="000000"/>
               <w:end w:val="single" w:sz="8" w:space="0" w:color="000000"/>
@@ -18316,7 +18274,7 @@
         <w:trPr/>
         <w:tc>
           <w:tcPr>
-            <w:tcW w:w="4296" w:type="dxa"/>
+            <w:tcW w:w="4297" w:type="dxa"/>
             <w:tcBorders>
               <w:start w:val="single" w:sz="8" w:space="0" w:color="000000"/>
               <w:end w:val="single" w:sz="8" w:space="0" w:color="000000"/>
@@ -18370,7 +18328,7 @@
         </w:tc>
         <w:tc>
           <w:tcPr>
-            <w:tcW w:w="2333" w:type="dxa"/>
+            <w:tcW w:w="2332" w:type="dxa"/>
             <w:tcBorders>
               <w:start w:val="single" w:sz="8" w:space="0" w:color="000000"/>
               <w:end w:val="single" w:sz="8" w:space="0" w:color="000000"/>
@@ -18475,7 +18433,7 @@
         <w:trPr/>
         <w:tc>
           <w:tcPr>
-            <w:tcW w:w="4296" w:type="dxa"/>
+            <w:tcW w:w="4297" w:type="dxa"/>
             <w:tcBorders>
               <w:start w:val="single" w:sz="8" w:space="0" w:color="000000"/>
               <w:end w:val="single" w:sz="8" w:space="0" w:color="000000"/>
@@ -18529,7 +18487,7 @@
         </w:tc>
         <w:tc>
           <w:tcPr>
-            <w:tcW w:w="2333" w:type="dxa"/>
+            <w:tcW w:w="2332" w:type="dxa"/>
             <w:tcBorders>
               <w:start w:val="single" w:sz="8" w:space="0" w:color="000000"/>
               <w:end w:val="single" w:sz="8" w:space="0" w:color="000000"/>
@@ -18634,7 +18592,7 @@
         <w:trPr/>
         <w:tc>
           <w:tcPr>
-            <w:tcW w:w="4296" w:type="dxa"/>
+            <w:tcW w:w="4297" w:type="dxa"/>
             <w:tcBorders>
               <w:start w:val="single" w:sz="8" w:space="0" w:color="000000"/>
               <w:end w:val="single" w:sz="8" w:space="0" w:color="000000"/>
@@ -18688,7 +18646,7 @@
         </w:tc>
         <w:tc>
           <w:tcPr>
-            <w:tcW w:w="2333" w:type="dxa"/>
+            <w:tcW w:w="2332" w:type="dxa"/>
             <w:tcBorders>
               <w:start w:val="single" w:sz="8" w:space="0" w:color="000000"/>
               <w:end w:val="single" w:sz="8" w:space="0" w:color="000000"/>
@@ -18821,8 +18779,8 @@
         </w:numPr>
         <w:rPr/>
       </w:pPr>
-      <w:bookmarkStart w:id="66" w:name="__RefHeading___Toc8357_1736451874"/>
-      <w:bookmarkEnd w:id="66"/>
+      <w:bookmarkStart w:id="65" w:name="__RefHeading___Toc8357_1736451874"/>
+      <w:bookmarkEnd w:id="65"/>
       <w:r>
         <w:rPr/>
         <w:t>ORIENTAÇÕES METODOLÓGICAS</w:t>
@@ -18911,8 +18869,8 @@
         </w:numPr>
         <w:rPr/>
       </w:pPr>
-      <w:bookmarkStart w:id="67" w:name="__RefHeading___Toc8359_1736451874"/>
-      <w:bookmarkEnd w:id="67"/>
+      <w:bookmarkStart w:id="66" w:name="__RefHeading___Toc8359_1736451874"/>
+      <w:bookmarkEnd w:id="66"/>
       <w:r>
         <w:rPr/>
         <w:t>ATIVIDADES DE ENSINO, PESQUISA E EXTENSÃO</w:t>
@@ -18955,8 +18913,8 @@
         </w:numPr>
         <w:rPr/>
       </w:pPr>
-      <w:bookmarkStart w:id="68" w:name="__RefHeading___Toc8361_1736451874"/>
-      <w:bookmarkEnd w:id="68"/>
+      <w:bookmarkStart w:id="67" w:name="__RefHeading___Toc8361_1736451874"/>
+      <w:bookmarkEnd w:id="67"/>
       <w:r>
         <w:rPr/>
         <w:t>Atividades complementares</w:t>
@@ -19017,8 +18975,8 @@
           <w:shd w:fill="auto" w:val="clear"/>
         </w:rPr>
       </w:pPr>
-      <w:bookmarkStart w:id="69" w:name="docs-internal-guid-7693cd9c-7fff-b78f-02"/>
-      <w:bookmarkEnd w:id="69"/>
+      <w:bookmarkStart w:id="68" w:name="docs-internal-guid-7693cd9c-7fff-b78f-02"/>
+      <w:bookmarkEnd w:id="68"/>
       <w:r>
         <w:rPr>
           <w:rFonts w:ascii="Times New Roman;serif" w:hAnsi="Times New Roman;serif"/>
@@ -19496,8 +19454,8 @@
       <w:tblGrid>
         <w:gridCol w:w="2141"/>
         <w:gridCol w:w="2123"/>
-        <w:gridCol w:w="2123"/>
-        <w:gridCol w:w="3258"/>
+        <w:gridCol w:w="2124"/>
+        <w:gridCol w:w="3257"/>
       </w:tblGrid>
       <w:tr>
         <w:trPr/>
@@ -19575,7 +19533,7 @@
         </w:tc>
         <w:tc>
           <w:tcPr>
-            <w:tcW w:w="2123" w:type="dxa"/>
+            <w:tcW w:w="2124" w:type="dxa"/>
             <w:tcBorders>
               <w:top w:val="single" w:sz="8" w:space="0" w:color="000000"/>
               <w:start w:val="single" w:sz="8" w:space="0" w:color="000000"/>
@@ -19611,7 +19569,7 @@
         </w:tc>
         <w:tc>
           <w:tcPr>
-            <w:tcW w:w="3258" w:type="dxa"/>
+            <w:tcW w:w="3257" w:type="dxa"/>
             <w:tcBorders>
               <w:top w:val="single" w:sz="8" w:space="0" w:color="000000"/>
               <w:start w:val="single" w:sz="8" w:space="0" w:color="000000"/>
@@ -19725,29 +19683,29 @@
         </w:tc>
         <w:tc>
           <w:tcPr>
-            <w:tcW w:w="2123" w:type="dxa"/>
-            <w:tcBorders>
-              <w:top w:val="single" w:sz="8" w:space="0" w:color="000000"/>
-              <w:start w:val="single" w:sz="8" w:space="0" w:color="000000"/>
-              <w:bottom w:val="single" w:sz="8" w:space="0" w:color="000000"/>
-              <w:end w:val="single" w:sz="8" w:space="0" w:color="000000"/>
-            </w:tcBorders>
-            <w:vAlign w:val="center"/>
-          </w:tcPr>
-          <w:p>
-            <w:pPr>
-              <w:pStyle w:val="TableContents"/>
-              <w:ind w:hanging="0" w:start="0" w:end="0"/>
-              <w:rPr/>
-            </w:pPr>
-            <w:r>
-              <w:rPr/>
-            </w:r>
-          </w:p>
-        </w:tc>
-        <w:tc>
-          <w:tcPr>
-            <w:tcW w:w="3258" w:type="dxa"/>
+            <w:tcW w:w="2124" w:type="dxa"/>
+            <w:tcBorders>
+              <w:top w:val="single" w:sz="8" w:space="0" w:color="000000"/>
+              <w:start w:val="single" w:sz="8" w:space="0" w:color="000000"/>
+              <w:bottom w:val="single" w:sz="8" w:space="0" w:color="000000"/>
+              <w:end w:val="single" w:sz="8" w:space="0" w:color="000000"/>
+            </w:tcBorders>
+            <w:vAlign w:val="center"/>
+          </w:tcPr>
+          <w:p>
+            <w:pPr>
+              <w:pStyle w:val="TableContents"/>
+              <w:ind w:hanging="0" w:start="0" w:end="0"/>
+              <w:rPr/>
+            </w:pPr>
+            <w:r>
+              <w:rPr/>
+            </w:r>
+          </w:p>
+        </w:tc>
+        <w:tc>
+          <w:tcPr>
+            <w:tcW w:w="3257" w:type="dxa"/>
             <w:tcBorders>
               <w:top w:val="single" w:sz="8" w:space="0" w:color="000000"/>
               <w:start w:val="single" w:sz="8" w:space="0" w:color="000000"/>
@@ -19847,29 +19805,29 @@
         </w:tc>
         <w:tc>
           <w:tcPr>
-            <w:tcW w:w="2123" w:type="dxa"/>
-            <w:tcBorders>
-              <w:top w:val="single" w:sz="8" w:space="0" w:color="000000"/>
-              <w:start w:val="single" w:sz="8" w:space="0" w:color="000000"/>
-              <w:bottom w:val="single" w:sz="8" w:space="0" w:color="000000"/>
-              <w:end w:val="single" w:sz="8" w:space="0" w:color="000000"/>
-            </w:tcBorders>
-            <w:vAlign w:val="center"/>
-          </w:tcPr>
-          <w:p>
-            <w:pPr>
-              <w:pStyle w:val="TableContents"/>
-              <w:ind w:hanging="0" w:start="0" w:end="0"/>
-              <w:rPr/>
-            </w:pPr>
-            <w:r>
-              <w:rPr/>
-            </w:r>
-          </w:p>
-        </w:tc>
-        <w:tc>
-          <w:tcPr>
-            <w:tcW w:w="3258" w:type="dxa"/>
+            <w:tcW w:w="2124" w:type="dxa"/>
+            <w:tcBorders>
+              <w:top w:val="single" w:sz="8" w:space="0" w:color="000000"/>
+              <w:start w:val="single" w:sz="8" w:space="0" w:color="000000"/>
+              <w:bottom w:val="single" w:sz="8" w:space="0" w:color="000000"/>
+              <w:end w:val="single" w:sz="8" w:space="0" w:color="000000"/>
+            </w:tcBorders>
+            <w:vAlign w:val="center"/>
+          </w:tcPr>
+          <w:p>
+            <w:pPr>
+              <w:pStyle w:val="TableContents"/>
+              <w:ind w:hanging="0" w:start="0" w:end="0"/>
+              <w:rPr/>
+            </w:pPr>
+            <w:r>
+              <w:rPr/>
+            </w:r>
+          </w:p>
+        </w:tc>
+        <w:tc>
+          <w:tcPr>
+            <w:tcW w:w="3257" w:type="dxa"/>
             <w:tcBorders>
               <w:top w:val="single" w:sz="8" w:space="0" w:color="000000"/>
               <w:start w:val="single" w:sz="8" w:space="0" w:color="000000"/>
@@ -19969,29 +19927,29 @@
         </w:tc>
         <w:tc>
           <w:tcPr>
-            <w:tcW w:w="2123" w:type="dxa"/>
-            <w:tcBorders>
-              <w:top w:val="single" w:sz="8" w:space="0" w:color="000000"/>
-              <w:start w:val="single" w:sz="8" w:space="0" w:color="000000"/>
-              <w:bottom w:val="single" w:sz="8" w:space="0" w:color="000000"/>
-              <w:end w:val="single" w:sz="8" w:space="0" w:color="000000"/>
-            </w:tcBorders>
-            <w:vAlign w:val="center"/>
-          </w:tcPr>
-          <w:p>
-            <w:pPr>
-              <w:pStyle w:val="TableContents"/>
-              <w:ind w:hanging="0" w:start="0" w:end="0"/>
-              <w:rPr/>
-            </w:pPr>
-            <w:r>
-              <w:rPr/>
-            </w:r>
-          </w:p>
-        </w:tc>
-        <w:tc>
-          <w:tcPr>
-            <w:tcW w:w="3258" w:type="dxa"/>
+            <w:tcW w:w="2124" w:type="dxa"/>
+            <w:tcBorders>
+              <w:top w:val="single" w:sz="8" w:space="0" w:color="000000"/>
+              <w:start w:val="single" w:sz="8" w:space="0" w:color="000000"/>
+              <w:bottom w:val="single" w:sz="8" w:space="0" w:color="000000"/>
+              <w:end w:val="single" w:sz="8" w:space="0" w:color="000000"/>
+            </w:tcBorders>
+            <w:vAlign w:val="center"/>
+          </w:tcPr>
+          <w:p>
+            <w:pPr>
+              <w:pStyle w:val="TableContents"/>
+              <w:ind w:hanging="0" w:start="0" w:end="0"/>
+              <w:rPr/>
+            </w:pPr>
+            <w:r>
+              <w:rPr/>
+            </w:r>
+          </w:p>
+        </w:tc>
+        <w:tc>
+          <w:tcPr>
+            <w:tcW w:w="3257" w:type="dxa"/>
             <w:tcBorders>
               <w:top w:val="single" w:sz="8" w:space="0" w:color="000000"/>
               <w:start w:val="single" w:sz="8" w:space="0" w:color="000000"/>
@@ -20091,29 +20049,29 @@
         </w:tc>
         <w:tc>
           <w:tcPr>
-            <w:tcW w:w="2123" w:type="dxa"/>
-            <w:tcBorders>
-              <w:top w:val="single" w:sz="8" w:space="0" w:color="000000"/>
-              <w:start w:val="single" w:sz="8" w:space="0" w:color="000000"/>
-              <w:bottom w:val="single" w:sz="8" w:space="0" w:color="000000"/>
-              <w:end w:val="single" w:sz="8" w:space="0" w:color="000000"/>
-            </w:tcBorders>
-            <w:vAlign w:val="center"/>
-          </w:tcPr>
-          <w:p>
-            <w:pPr>
-              <w:pStyle w:val="TableContents"/>
-              <w:ind w:hanging="0" w:start="0" w:end="0"/>
-              <w:rPr/>
-            </w:pPr>
-            <w:r>
-              <w:rPr/>
-            </w:r>
-          </w:p>
-        </w:tc>
-        <w:tc>
-          <w:tcPr>
-            <w:tcW w:w="3258" w:type="dxa"/>
+            <w:tcW w:w="2124" w:type="dxa"/>
+            <w:tcBorders>
+              <w:top w:val="single" w:sz="8" w:space="0" w:color="000000"/>
+              <w:start w:val="single" w:sz="8" w:space="0" w:color="000000"/>
+              <w:bottom w:val="single" w:sz="8" w:space="0" w:color="000000"/>
+              <w:end w:val="single" w:sz="8" w:space="0" w:color="000000"/>
+            </w:tcBorders>
+            <w:vAlign w:val="center"/>
+          </w:tcPr>
+          <w:p>
+            <w:pPr>
+              <w:pStyle w:val="TableContents"/>
+              <w:ind w:hanging="0" w:start="0" w:end="0"/>
+              <w:rPr/>
+            </w:pPr>
+            <w:r>
+              <w:rPr/>
+            </w:r>
+          </w:p>
+        </w:tc>
+        <w:tc>
+          <w:tcPr>
+            <w:tcW w:w="3257" w:type="dxa"/>
             <w:tcBorders>
               <w:top w:val="single" w:sz="8" w:space="0" w:color="000000"/>
               <w:start w:val="single" w:sz="8" w:space="0" w:color="000000"/>
@@ -20213,29 +20171,29 @@
         </w:tc>
         <w:tc>
           <w:tcPr>
-            <w:tcW w:w="2123" w:type="dxa"/>
-            <w:tcBorders>
-              <w:top w:val="single" w:sz="8" w:space="0" w:color="000000"/>
-              <w:start w:val="single" w:sz="8" w:space="0" w:color="000000"/>
-              <w:bottom w:val="single" w:sz="8" w:space="0" w:color="000000"/>
-              <w:end w:val="single" w:sz="8" w:space="0" w:color="000000"/>
-            </w:tcBorders>
-            <w:vAlign w:val="center"/>
-          </w:tcPr>
-          <w:p>
-            <w:pPr>
-              <w:pStyle w:val="TableContents"/>
-              <w:ind w:hanging="0" w:start="0" w:end="0"/>
-              <w:rPr/>
-            </w:pPr>
-            <w:r>
-              <w:rPr/>
-            </w:r>
-          </w:p>
-        </w:tc>
-        <w:tc>
-          <w:tcPr>
-            <w:tcW w:w="3258" w:type="dxa"/>
+            <w:tcW w:w="2124" w:type="dxa"/>
+            <w:tcBorders>
+              <w:top w:val="single" w:sz="8" w:space="0" w:color="000000"/>
+              <w:start w:val="single" w:sz="8" w:space="0" w:color="000000"/>
+              <w:bottom w:val="single" w:sz="8" w:space="0" w:color="000000"/>
+              <w:end w:val="single" w:sz="8" w:space="0" w:color="000000"/>
+            </w:tcBorders>
+            <w:vAlign w:val="center"/>
+          </w:tcPr>
+          <w:p>
+            <w:pPr>
+              <w:pStyle w:val="TableContents"/>
+              <w:ind w:hanging="0" w:start="0" w:end="0"/>
+              <w:rPr/>
+            </w:pPr>
+            <w:r>
+              <w:rPr/>
+            </w:r>
+          </w:p>
+        </w:tc>
+        <w:tc>
+          <w:tcPr>
+            <w:tcW w:w="3257" w:type="dxa"/>
             <w:tcBorders>
               <w:top w:val="single" w:sz="8" w:space="0" w:color="000000"/>
               <w:start w:val="single" w:sz="8" w:space="0" w:color="000000"/>
@@ -20335,29 +20293,29 @@
         </w:tc>
         <w:tc>
           <w:tcPr>
-            <w:tcW w:w="2123" w:type="dxa"/>
-            <w:tcBorders>
-              <w:top w:val="single" w:sz="8" w:space="0" w:color="000000"/>
-              <w:start w:val="single" w:sz="8" w:space="0" w:color="000000"/>
-              <w:bottom w:val="single" w:sz="8" w:space="0" w:color="000000"/>
-              <w:end w:val="single" w:sz="8" w:space="0" w:color="000000"/>
-            </w:tcBorders>
-            <w:vAlign w:val="center"/>
-          </w:tcPr>
-          <w:p>
-            <w:pPr>
-              <w:pStyle w:val="TableContents"/>
-              <w:ind w:hanging="0" w:start="0" w:end="0"/>
-              <w:rPr/>
-            </w:pPr>
-            <w:r>
-              <w:rPr/>
-            </w:r>
-          </w:p>
-        </w:tc>
-        <w:tc>
-          <w:tcPr>
-            <w:tcW w:w="3258" w:type="dxa"/>
+            <w:tcW w:w="2124" w:type="dxa"/>
+            <w:tcBorders>
+              <w:top w:val="single" w:sz="8" w:space="0" w:color="000000"/>
+              <w:start w:val="single" w:sz="8" w:space="0" w:color="000000"/>
+              <w:bottom w:val="single" w:sz="8" w:space="0" w:color="000000"/>
+              <w:end w:val="single" w:sz="8" w:space="0" w:color="000000"/>
+            </w:tcBorders>
+            <w:vAlign w:val="center"/>
+          </w:tcPr>
+          <w:p>
+            <w:pPr>
+              <w:pStyle w:val="TableContents"/>
+              <w:ind w:hanging="0" w:start="0" w:end="0"/>
+              <w:rPr/>
+            </w:pPr>
+            <w:r>
+              <w:rPr/>
+            </w:r>
+          </w:p>
+        </w:tc>
+        <w:tc>
+          <w:tcPr>
+            <w:tcW w:w="3257" w:type="dxa"/>
             <w:tcBorders>
               <w:top w:val="single" w:sz="8" w:space="0" w:color="000000"/>
               <w:start w:val="single" w:sz="8" w:space="0" w:color="000000"/>
@@ -20457,29 +20415,29 @@
         </w:tc>
         <w:tc>
           <w:tcPr>
-            <w:tcW w:w="2123" w:type="dxa"/>
-            <w:tcBorders>
-              <w:top w:val="single" w:sz="8" w:space="0" w:color="000000"/>
-              <w:start w:val="single" w:sz="8" w:space="0" w:color="000000"/>
-              <w:bottom w:val="single" w:sz="8" w:space="0" w:color="000000"/>
-              <w:end w:val="single" w:sz="8" w:space="0" w:color="000000"/>
-            </w:tcBorders>
-            <w:vAlign w:val="center"/>
-          </w:tcPr>
-          <w:p>
-            <w:pPr>
-              <w:pStyle w:val="TableContents"/>
-              <w:ind w:hanging="0" w:start="0" w:end="0"/>
-              <w:rPr/>
-            </w:pPr>
-            <w:r>
-              <w:rPr/>
-            </w:r>
-          </w:p>
-        </w:tc>
-        <w:tc>
-          <w:tcPr>
-            <w:tcW w:w="3258" w:type="dxa"/>
+            <w:tcW w:w="2124" w:type="dxa"/>
+            <w:tcBorders>
+              <w:top w:val="single" w:sz="8" w:space="0" w:color="000000"/>
+              <w:start w:val="single" w:sz="8" w:space="0" w:color="000000"/>
+              <w:bottom w:val="single" w:sz="8" w:space="0" w:color="000000"/>
+              <w:end w:val="single" w:sz="8" w:space="0" w:color="000000"/>
+            </w:tcBorders>
+            <w:vAlign w:val="center"/>
+          </w:tcPr>
+          <w:p>
+            <w:pPr>
+              <w:pStyle w:val="TableContents"/>
+              <w:ind w:hanging="0" w:start="0" w:end="0"/>
+              <w:rPr/>
+            </w:pPr>
+            <w:r>
+              <w:rPr/>
+            </w:r>
+          </w:p>
+        </w:tc>
+        <w:tc>
+          <w:tcPr>
+            <w:tcW w:w="3257" w:type="dxa"/>
             <w:tcBorders>
               <w:top w:val="single" w:sz="8" w:space="0" w:color="000000"/>
               <w:start w:val="single" w:sz="8" w:space="0" w:color="000000"/>
@@ -21039,8 +20997,8 @@
         </w:numPr>
         <w:rPr/>
       </w:pPr>
-      <w:bookmarkStart w:id="70" w:name="__RefHeading___Toc8363_1736451874"/>
-      <w:bookmarkEnd w:id="70"/>
+      <w:bookmarkStart w:id="69" w:name="__RefHeading___Toc8363_1736451874"/>
+      <w:bookmarkEnd w:id="69"/>
       <w:r>
         <w:rPr/>
         <w:t xml:space="preserve">PRÁTICA PROFISSIONAL </w:t>
@@ -21069,8 +21027,8 @@
           <w:shd w:fill="FFFFFF" w:val="clear"/>
         </w:rPr>
       </w:pPr>
-      <w:bookmarkStart w:id="71" w:name="docs-internal-guid-ff4acb18-7fff-99b1-19"/>
-      <w:bookmarkEnd w:id="71"/>
+      <w:bookmarkStart w:id="70" w:name="docs-internal-guid-ff4acb18-7fff-99b1-19"/>
+      <w:bookmarkEnd w:id="70"/>
       <w:r>
         <w:rPr>
           <w:rFonts w:ascii="Times New Roman;serif" w:hAnsi="Times New Roman;serif"/>
@@ -21107,8 +21065,8 @@
         </w:numPr>
         <w:rPr/>
       </w:pPr>
-      <w:bookmarkStart w:id="72" w:name="__RefHeading___Toc8365_1736451874"/>
-      <w:bookmarkEnd w:id="72"/>
+      <w:bookmarkStart w:id="71" w:name="__RefHeading___Toc8365_1736451874"/>
+      <w:bookmarkEnd w:id="71"/>
       <w:r>
         <w:rPr/>
         <w:t>ESTÁGIO SUPERVISIONADO</w:t>
@@ -21137,8 +21095,8 @@
           <w:shd w:fill="auto" w:val="clear"/>
         </w:rPr>
       </w:pPr>
-      <w:bookmarkStart w:id="73" w:name="docs-internal-guid-4fbe0942-7fff-85e6-82"/>
-      <w:bookmarkEnd w:id="73"/>
+      <w:bookmarkStart w:id="72" w:name="docs-internal-guid-4fbe0942-7fff-85e6-82"/>
+      <w:bookmarkEnd w:id="72"/>
       <w:r>
         <w:rPr>
           <w:rFonts w:ascii="Times New Roman;serif" w:hAnsi="Times New Roman;serif"/>
@@ -21389,34 +21347,34 @@
         </w:numPr>
         <w:rPr/>
       </w:pPr>
-      <w:bookmarkStart w:id="74" w:name="__RefHeading___Toc8367_1736451874"/>
+      <w:bookmarkStart w:id="73" w:name="__RefHeading___Toc8367_1736451874"/>
+      <w:bookmarkEnd w:id="73"/>
+      <w:r>
+        <w:rPr/>
+        <w:t>ESTÁGIO SUPERVISIONADO</w:t>
+      </w:r>
+    </w:p>
+    <w:p>
+      <w:pPr>
+        <w:pStyle w:val="BodyText"/>
+        <w:rPr>
+          <w:rFonts w:ascii="Times New Roman;serif" w:hAnsi="Times New Roman;serif"/>
+          <w:b w:val="false"/>
+          <w:i w:val="false"/>
+          <w:i w:val="false"/>
+          <w:caps w:val="false"/>
+          <w:smallCaps w:val="false"/>
+          <w:strike w:val="false"/>
+          <w:dstrike w:val="false"/>
+          <w:color w:val="000000"/>
+          <w:sz w:val="22"/>
+          <w:u w:val="none"/>
+          <w:effect w:val="none"/>
+          <w:shd w:fill="auto" w:val="clear"/>
+        </w:rPr>
+      </w:pPr>
+      <w:bookmarkStart w:id="74" w:name="docs-internal-guid-6ddbf8c0-7fff-5198-25"/>
       <w:bookmarkEnd w:id="74"/>
-      <w:r>
-        <w:rPr/>
-        <w:t>ESTÁGIO SUPERVISIONADO</w:t>
-      </w:r>
-    </w:p>
-    <w:p>
-      <w:pPr>
-        <w:pStyle w:val="BodyText"/>
-        <w:rPr>
-          <w:rFonts w:ascii="Times New Roman;serif" w:hAnsi="Times New Roman;serif"/>
-          <w:b w:val="false"/>
-          <w:i w:val="false"/>
-          <w:i w:val="false"/>
-          <w:caps w:val="false"/>
-          <w:smallCaps w:val="false"/>
-          <w:strike w:val="false"/>
-          <w:dstrike w:val="false"/>
-          <w:color w:val="000000"/>
-          <w:sz w:val="22"/>
-          <w:u w:val="none"/>
-          <w:effect w:val="none"/>
-          <w:shd w:fill="auto" w:val="clear"/>
-        </w:rPr>
-      </w:pPr>
-      <w:bookmarkStart w:id="75" w:name="docs-internal-guid-6ddbf8c0-7fff-5198-25"/>
-      <w:bookmarkEnd w:id="75"/>
       <w:r>
         <w:rPr>
           <w:rFonts w:ascii="Times New Roman;serif" w:hAnsi="Times New Roman;serif"/>
@@ -21596,8 +21554,8 @@
         </w:numPr>
         <w:rPr/>
       </w:pPr>
-      <w:bookmarkStart w:id="76" w:name="__RefHeading___Toc8369_1736451874"/>
-      <w:bookmarkEnd w:id="76"/>
+      <w:bookmarkStart w:id="75" w:name="__RefHeading___Toc8369_1736451874"/>
+      <w:bookmarkEnd w:id="75"/>
       <w:r>
         <w:rPr/>
         <w:t xml:space="preserve">TRABALHO DE CONCLUSÃO DE CURSO - TCC </w:t>
@@ -21612,8 +21570,8 @@
         <w:jc w:val="both"/>
         <w:rPr/>
       </w:pPr>
-      <w:bookmarkStart w:id="77" w:name="docs-internal-guid-0ab6b10c-7fff-f35f-93"/>
-      <w:bookmarkEnd w:id="77"/>
+      <w:bookmarkStart w:id="76" w:name="docs-internal-guid-0ab6b10c-7fff-f35f-93"/>
+      <w:bookmarkEnd w:id="76"/>
       <w:r>
         <w:rPr>
           <w:rFonts w:ascii="Times New Roman;serif" w:hAnsi="Times New Roman;serif"/>
@@ -21795,8 +21753,8 @@
         </w:numPr>
         <w:rPr/>
       </w:pPr>
-      <w:bookmarkStart w:id="78" w:name="__RefHeading___Toc8371_1736451874"/>
-      <w:bookmarkEnd w:id="78"/>
+      <w:bookmarkStart w:id="77" w:name="__RefHeading___Toc8371_1736451874"/>
+      <w:bookmarkEnd w:id="77"/>
       <w:r>
         <w:rPr/>
         <w:t>EMENTÁRIO</w:t>
@@ -21825,8 +21783,8 @@
           <w:shd w:fill="auto" w:val="clear"/>
         </w:rPr>
       </w:pPr>
-      <w:bookmarkStart w:id="79" w:name="docs-internal-guid-bb97c807-7fff-c7fa-00"/>
-      <w:bookmarkEnd w:id="79"/>
+      <w:bookmarkStart w:id="78" w:name="docs-internal-guid-bb97c807-7fff-c7fa-00"/>
+      <w:bookmarkEnd w:id="78"/>
       <w:r>
         <w:rPr>
           <w:rFonts w:ascii="Times New Roman;serif" w:hAnsi="Times New Roman;serif"/>
@@ -21921,34 +21879,34 @@
         </w:numPr>
         <w:rPr/>
       </w:pPr>
-      <w:bookmarkStart w:id="80" w:name="__RefHeading___Toc8373_1736451874"/>
+      <w:bookmarkStart w:id="79" w:name="__RefHeading___Toc8373_1736451874"/>
+      <w:bookmarkEnd w:id="79"/>
+      <w:r>
+        <w:rPr/>
+        <w:t>ACESSIBILIDADE</w:t>
+      </w:r>
+    </w:p>
+    <w:p>
+      <w:pPr>
+        <w:pStyle w:val="BodyText"/>
+        <w:rPr>
+          <w:rFonts w:ascii="Times New Roman;serif" w:hAnsi="Times New Roman;serif"/>
+          <w:b w:val="false"/>
+          <w:i w:val="false"/>
+          <w:i w:val="false"/>
+          <w:caps w:val="false"/>
+          <w:smallCaps w:val="false"/>
+          <w:strike w:val="false"/>
+          <w:dstrike w:val="false"/>
+          <w:color w:val="000000"/>
+          <w:sz w:val="22"/>
+          <w:u w:val="none"/>
+          <w:effect w:val="none"/>
+          <w:shd w:fill="auto" w:val="clear"/>
+        </w:rPr>
+      </w:pPr>
+      <w:bookmarkStart w:id="80" w:name="docs-internal-guid-ff4aa051-7fff-aab3-3a"/>
       <w:bookmarkEnd w:id="80"/>
-      <w:r>
-        <w:rPr/>
-        <w:t>ACESSIBILIDADE</w:t>
-      </w:r>
-    </w:p>
-    <w:p>
-      <w:pPr>
-        <w:pStyle w:val="BodyText"/>
-        <w:rPr>
-          <w:rFonts w:ascii="Times New Roman;serif" w:hAnsi="Times New Roman;serif"/>
-          <w:b w:val="false"/>
-          <w:i w:val="false"/>
-          <w:i w:val="false"/>
-          <w:caps w:val="false"/>
-          <w:smallCaps w:val="false"/>
-          <w:strike w:val="false"/>
-          <w:dstrike w:val="false"/>
-          <w:color w:val="000000"/>
-          <w:sz w:val="22"/>
-          <w:u w:val="none"/>
-          <w:effect w:val="none"/>
-          <w:shd w:fill="auto" w:val="clear"/>
-        </w:rPr>
-      </w:pPr>
-      <w:bookmarkStart w:id="81" w:name="docs-internal-guid-ff4aa051-7fff-aab3-3a"/>
-      <w:bookmarkEnd w:id="81"/>
       <w:r>
         <w:rPr>
           <w:rFonts w:ascii="Times New Roman;serif" w:hAnsi="Times New Roman;serif"/>
@@ -22124,8 +22082,8 @@
         </w:numPr>
         <w:rPr/>
       </w:pPr>
-      <w:bookmarkStart w:id="82" w:name="__RefHeading___Toc8375_1736451874"/>
-      <w:bookmarkEnd w:id="82"/>
+      <w:bookmarkStart w:id="81" w:name="__RefHeading___Toc8375_1736451874"/>
+      <w:bookmarkEnd w:id="81"/>
       <w:r>
         <w:rPr/>
         <w:t xml:space="preserve">CRITÉRIOS E PROCEDIMENTOS DE AVALIAÇÃO </w:t>
@@ -22140,8 +22098,8 @@
         </w:numPr>
         <w:rPr/>
       </w:pPr>
-      <w:bookmarkStart w:id="83" w:name="__RefHeading___Toc8377_1736451874"/>
-      <w:bookmarkEnd w:id="83"/>
+      <w:bookmarkStart w:id="82" w:name="__RefHeading___Toc8377_1736451874"/>
+      <w:bookmarkEnd w:id="82"/>
       <w:r>
         <w:rPr/>
         <w:t xml:space="preserve">Avaliação da Aprendizagem </w:t>
@@ -22156,8 +22114,8 @@
         <w:jc w:val="both"/>
         <w:rPr/>
       </w:pPr>
-      <w:bookmarkStart w:id="84" w:name="docs-internal-guid-9ae69078-7fff-7e8f-ef"/>
-      <w:bookmarkEnd w:id="84"/>
+      <w:bookmarkStart w:id="83" w:name="docs-internal-guid-9ae69078-7fff-7e8f-ef"/>
+      <w:bookmarkEnd w:id="83"/>
       <w:r>
         <w:rPr>
           <w:rFonts w:eastAsia="Noto Sans CJK SC" w:ascii="Times New Roman;serif" w:hAnsi="Times New Roman;serif"/>
@@ -22388,8 +22346,8 @@
         </w:numPr>
         <w:rPr/>
       </w:pPr>
-      <w:bookmarkStart w:id="85" w:name="__RefHeading___Toc8379_1736451874"/>
-      <w:bookmarkEnd w:id="85"/>
+      <w:bookmarkStart w:id="84" w:name="__RefHeading___Toc8379_1736451874"/>
+      <w:bookmarkEnd w:id="84"/>
       <w:r>
         <w:rPr/>
         <w:t>Avaliações do Curso</w:t>
@@ -22404,8 +22362,8 @@
         <w:jc w:val="both"/>
         <w:rPr/>
       </w:pPr>
-      <w:bookmarkStart w:id="86" w:name="docs-internal-guid-3bcf7fc9-7fff-5eb0-01"/>
-      <w:bookmarkEnd w:id="86"/>
+      <w:bookmarkStart w:id="85" w:name="docs-internal-guid-3bcf7fc9-7fff-5eb0-01"/>
+      <w:bookmarkEnd w:id="85"/>
       <w:r>
         <w:rPr>
           <w:rFonts w:eastAsia="Noto Sans CJK SC" w:cs="FreeSans" w:ascii="Times New Roman;serif" w:hAnsi="Times New Roman;serif"/>
@@ -22437,8 +22395,8 @@
         </w:numPr>
         <w:rPr/>
       </w:pPr>
-      <w:bookmarkStart w:id="87" w:name="__RefHeading___Toc8381_1736451874"/>
-      <w:bookmarkEnd w:id="87"/>
+      <w:bookmarkStart w:id="86" w:name="__RefHeading___Toc8381_1736451874"/>
+      <w:bookmarkEnd w:id="86"/>
       <w:r>
         <w:rPr/>
         <w:t>Avaliação Externa</w:t>
@@ -22471,8 +22429,8 @@
           <w:lang w:val="pt-BR" w:eastAsia="zh-CN" w:bidi="hi-IN"/>
         </w:rPr>
       </w:pPr>
-      <w:bookmarkStart w:id="88" w:name="docs-internal-guid-bf7e26ad-7fff-e8e1-ae"/>
-      <w:bookmarkEnd w:id="88"/>
+      <w:bookmarkStart w:id="87" w:name="docs-internal-guid-bf7e26ad-7fff-e8e1-ae"/>
+      <w:bookmarkEnd w:id="87"/>
       <w:r>
         <w:rPr>
           <w:rFonts w:eastAsia="Noto Sans CJK SC" w:cs="FreeSans" w:ascii="Times New Roman;serif" w:hAnsi="Times New Roman;serif"/>
@@ -22705,8 +22663,8 @@
         </w:numPr>
         <w:rPr/>
       </w:pPr>
-      <w:bookmarkStart w:id="89" w:name="__RefHeading___Toc8383_1736451874"/>
-      <w:bookmarkEnd w:id="89"/>
+      <w:bookmarkStart w:id="88" w:name="__RefHeading___Toc8383_1736451874"/>
+      <w:bookmarkEnd w:id="88"/>
       <w:r>
         <w:rPr/>
         <w:t>Avaliação Interna</w:t>
@@ -22741,8 +22699,8 @@
           <w:lang w:val="pt-BR" w:eastAsia="zh-CN" w:bidi="hi-IN"/>
         </w:rPr>
       </w:pPr>
-      <w:bookmarkStart w:id="90" w:name="docs-internal-guid-6f8ee45d-7fff-a336-78"/>
-      <w:bookmarkEnd w:id="90"/>
+      <w:bookmarkStart w:id="89" w:name="docs-internal-guid-6f8ee45d-7fff-a336-78"/>
+      <w:bookmarkEnd w:id="89"/>
       <w:r>
         <w:rPr>
           <w:rFonts w:eastAsia="Noto Sans CJK SC" w:cs="FreeSans" w:ascii="Times New Roman;serif" w:hAnsi="Times New Roman;serif"/>
@@ -23119,8 +23077,8 @@
         </w:numPr>
         <w:rPr/>
       </w:pPr>
-      <w:bookmarkStart w:id="91" w:name="__RefHeading___Toc8788_1736451874"/>
-      <w:bookmarkEnd w:id="91"/>
+      <w:bookmarkStart w:id="90" w:name="__RefHeading___Toc8788_1736451874"/>
+      <w:bookmarkEnd w:id="90"/>
       <w:r>
         <w:rPr/>
         <w:t>ACOMPANHAMENTO DE EGRESSOS</w:t>
@@ -23155,8 +23113,8 @@
           <w:lang w:val="pt-BR" w:eastAsia="zh-CN" w:bidi="hi-IN"/>
         </w:rPr>
       </w:pPr>
-      <w:bookmarkStart w:id="92" w:name="docs-internal-guid-c126c193-7fff-b966-c5"/>
-      <w:bookmarkEnd w:id="92"/>
+      <w:bookmarkStart w:id="91" w:name="docs-internal-guid-c126c193-7fff-b966-c5"/>
+      <w:bookmarkEnd w:id="91"/>
       <w:r>
         <w:rPr>
           <w:rFonts w:eastAsia="Noto Sans CJK SC" w:cs="FreeSans" w:ascii="Times New Roman;serif" w:hAnsi="Times New Roman;serif"/>
@@ -23303,8 +23261,8 @@
         </w:numPr>
         <w:rPr/>
       </w:pPr>
-      <w:bookmarkStart w:id="93" w:name="__RefHeading___Toc8790_1736451874"/>
-      <w:bookmarkEnd w:id="93"/>
+      <w:bookmarkStart w:id="92" w:name="__RefHeading___Toc8790_1736451874"/>
+      <w:bookmarkEnd w:id="92"/>
       <w:r>
         <w:rPr/>
         <w:t>DIPLOMAS</w:t>
@@ -23339,8 +23297,8 @@
           <w:lang w:val="pt-BR" w:eastAsia="zh-CN" w:bidi="hi-IN"/>
         </w:rPr>
       </w:pPr>
-      <w:bookmarkStart w:id="94" w:name="docs-internal-guid-a7d25463-7fff-641b-76"/>
-      <w:bookmarkEnd w:id="94"/>
+      <w:bookmarkStart w:id="93" w:name="docs-internal-guid-a7d25463-7fff-641b-76"/>
+      <w:bookmarkEnd w:id="93"/>
       <w:r>
         <w:rPr>
           <w:rFonts w:eastAsia="Noto Sans CJK SC" w:cs="FreeSans" w:ascii="Times New Roman;serif" w:hAnsi="Times New Roman;serif"/>
@@ -23506,8 +23464,8 @@
         </w:numPr>
         <w:rPr/>
       </w:pPr>
-      <w:bookmarkStart w:id="95" w:name="__RefHeading___Toc8792_1736451874"/>
-      <w:bookmarkEnd w:id="95"/>
+      <w:bookmarkStart w:id="94" w:name="__RefHeading___Toc8792_1736451874"/>
+      <w:bookmarkEnd w:id="94"/>
       <w:r>
         <w:rPr/>
         <w:t xml:space="preserve">CORPO DOCENTE E TÉCNICO ADMINISTRATIVO </w:t>
@@ -23540,8 +23498,8 @@
           <w:shd w:fill="FFFFFF" w:val="clear"/>
         </w:rPr>
       </w:pPr>
-      <w:bookmarkStart w:id="96" w:name="docs-internal-guid-b2efdd94-7fff-c6f5-62"/>
-      <w:bookmarkEnd w:id="96"/>
+      <w:bookmarkStart w:id="95" w:name="docs-internal-guid-b2efdd94-7fff-c6f5-62"/>
+      <w:bookmarkEnd w:id="95"/>
       <w:r>
         <w:rPr>
           <w:rFonts w:ascii="Times New Roman;serif" w:hAnsi="Times New Roman;serif"/>
@@ -23634,8 +23592,8 @@
         <w:spacing w:before="200" w:after="120"/>
         <w:rPr/>
       </w:pPr>
-      <w:bookmarkStart w:id="97" w:name="__RefHeading___Toc8794_1736451874"/>
-      <w:bookmarkEnd w:id="97"/>
+      <w:bookmarkStart w:id="96" w:name="__RefHeading___Toc8794_1736451874"/>
+      <w:bookmarkEnd w:id="96"/>
       <w:r>
         <w:rPr/>
         <w:t>Coordenação do Curso</w:t>
@@ -23700,14 +23658,14 @@
         </w:tblCellMar>
       </w:tblPr>
       <w:tblGrid>
-        <w:gridCol w:w="4402"/>
-        <w:gridCol w:w="5243"/>
+        <w:gridCol w:w="4403"/>
+        <w:gridCol w:w="5242"/>
       </w:tblGrid>
       <w:tr>
         <w:trPr/>
         <w:tc>
           <w:tcPr>
-            <w:tcW w:w="4402" w:type="dxa"/>
+            <w:tcW w:w="4403" w:type="dxa"/>
             <w:tcBorders>
               <w:top w:val="single" w:sz="8" w:space="0" w:color="000000"/>
               <w:start w:val="single" w:sz="8" w:space="0" w:color="000000"/>
@@ -23728,7 +23686,7 @@
         </w:tc>
         <w:tc>
           <w:tcPr>
-            <w:tcW w:w="5243" w:type="dxa"/>
+            <w:tcW w:w="5242" w:type="dxa"/>
             <w:tcBorders>
               <w:top w:val="single" w:sz="8" w:space="0" w:color="000000"/>
               <w:start w:val="single" w:sz="8" w:space="0" w:color="000000"/>
@@ -23752,7 +23710,7 @@
         <w:trPr/>
         <w:tc>
           <w:tcPr>
-            <w:tcW w:w="4402" w:type="dxa"/>
+            <w:tcW w:w="4403" w:type="dxa"/>
             <w:tcBorders>
               <w:start w:val="single" w:sz="8" w:space="0" w:color="000000"/>
               <w:end w:val="single" w:sz="8" w:space="0" w:color="000000"/>
@@ -23786,7 +23744,7 @@
         </w:tc>
         <w:tc>
           <w:tcPr>
-            <w:tcW w:w="5243" w:type="dxa"/>
+            <w:tcW w:w="5242" w:type="dxa"/>
             <w:tcBorders>
               <w:start w:val="single" w:sz="8" w:space="0" w:color="000000"/>
               <w:end w:val="single" w:sz="8" w:space="0" w:color="000000"/>
@@ -23840,7 +23798,7 @@
         <w:trPr/>
         <w:tc>
           <w:tcPr>
-            <w:tcW w:w="4402" w:type="dxa"/>
+            <w:tcW w:w="4403" w:type="dxa"/>
             <w:tcBorders>
               <w:start w:val="single" w:sz="8" w:space="0" w:color="000000"/>
               <w:end w:val="single" w:sz="8" w:space="0" w:color="000000"/>
@@ -23866,7 +23824,7 @@
         </w:tc>
         <w:tc>
           <w:tcPr>
-            <w:tcW w:w="5243" w:type="dxa"/>
+            <w:tcW w:w="5242" w:type="dxa"/>
             <w:tcBorders>
               <w:start w:val="single" w:sz="8" w:space="0" w:color="000000"/>
               <w:end w:val="single" w:sz="8" w:space="0" w:color="000000"/>
@@ -23920,7 +23878,7 @@
         <w:trPr/>
         <w:tc>
           <w:tcPr>
-            <w:tcW w:w="4402" w:type="dxa"/>
+            <w:tcW w:w="4403" w:type="dxa"/>
             <w:tcBorders>
               <w:start w:val="single" w:sz="8" w:space="0" w:color="000000"/>
               <w:end w:val="single" w:sz="8" w:space="0" w:color="000000"/>
@@ -23974,7 +23932,7 @@
         </w:tc>
         <w:tc>
           <w:tcPr>
-            <w:tcW w:w="5243" w:type="dxa"/>
+            <w:tcW w:w="5242" w:type="dxa"/>
             <w:tcBorders>
               <w:start w:val="single" w:sz="8" w:space="0" w:color="000000"/>
               <w:end w:val="single" w:sz="8" w:space="0" w:color="000000"/>
@@ -24028,7 +23986,7 @@
         <w:trPr/>
         <w:tc>
           <w:tcPr>
-            <w:tcW w:w="4402" w:type="dxa"/>
+            <w:tcW w:w="4403" w:type="dxa"/>
             <w:tcBorders>
               <w:start w:val="single" w:sz="8" w:space="0" w:color="000000"/>
               <w:end w:val="single" w:sz="8" w:space="0" w:color="000000"/>
@@ -24082,7 +24040,7 @@
         </w:tc>
         <w:tc>
           <w:tcPr>
-            <w:tcW w:w="5243" w:type="dxa"/>
+            <w:tcW w:w="5242" w:type="dxa"/>
             <w:tcBorders>
               <w:start w:val="single" w:sz="8" w:space="0" w:color="000000"/>
               <w:end w:val="single" w:sz="8" w:space="0" w:color="000000"/>
@@ -24136,7 +24094,7 @@
         <w:trPr/>
         <w:tc>
           <w:tcPr>
-            <w:tcW w:w="4402" w:type="dxa"/>
+            <w:tcW w:w="4403" w:type="dxa"/>
             <w:tcBorders>
               <w:start w:val="single" w:sz="8" w:space="0" w:color="000000"/>
               <w:end w:val="single" w:sz="8" w:space="0" w:color="000000"/>
@@ -24190,7 +24148,7 @@
         </w:tc>
         <w:tc>
           <w:tcPr>
-            <w:tcW w:w="5243" w:type="dxa"/>
+            <w:tcW w:w="5242" w:type="dxa"/>
             <w:tcBorders>
               <w:start w:val="single" w:sz="8" w:space="0" w:color="000000"/>
               <w:end w:val="single" w:sz="8" w:space="0" w:color="000000"/>
@@ -24244,7 +24202,7 @@
         <w:trPr/>
         <w:tc>
           <w:tcPr>
-            <w:tcW w:w="4402" w:type="dxa"/>
+            <w:tcW w:w="4403" w:type="dxa"/>
             <w:tcBorders>
               <w:start w:val="single" w:sz="8" w:space="0" w:color="000000"/>
               <w:end w:val="single" w:sz="8" w:space="0" w:color="000000"/>
@@ -24298,7 +24256,7 @@
         </w:tc>
         <w:tc>
           <w:tcPr>
-            <w:tcW w:w="5243" w:type="dxa"/>
+            <w:tcW w:w="5242" w:type="dxa"/>
             <w:tcBorders>
               <w:start w:val="single" w:sz="8" w:space="0" w:color="000000"/>
               <w:end w:val="single" w:sz="8" w:space="0" w:color="000000"/>
@@ -24352,7 +24310,7 @@
         <w:trPr/>
         <w:tc>
           <w:tcPr>
-            <w:tcW w:w="4402" w:type="dxa"/>
+            <w:tcW w:w="4403" w:type="dxa"/>
             <w:tcBorders>
               <w:start w:val="single" w:sz="8" w:space="0" w:color="000000"/>
               <w:end w:val="single" w:sz="8" w:space="0" w:color="000000"/>
@@ -24406,7 +24364,7 @@
         </w:tc>
         <w:tc>
           <w:tcPr>
-            <w:tcW w:w="5243" w:type="dxa"/>
+            <w:tcW w:w="5242" w:type="dxa"/>
             <w:tcBorders>
               <w:start w:val="single" w:sz="8" w:space="0" w:color="000000"/>
               <w:end w:val="single" w:sz="8" w:space="0" w:color="000000"/>
@@ -24460,7 +24418,7 @@
         <w:trPr/>
         <w:tc>
           <w:tcPr>
-            <w:tcW w:w="4402" w:type="dxa"/>
+            <w:tcW w:w="4403" w:type="dxa"/>
             <w:tcBorders>
               <w:start w:val="single" w:sz="8" w:space="0" w:color="000000"/>
               <w:end w:val="single" w:sz="8" w:space="0" w:color="000000"/>
@@ -24514,7 +24472,7 @@
         </w:tc>
         <w:tc>
           <w:tcPr>
-            <w:tcW w:w="5243" w:type="dxa"/>
+            <w:tcW w:w="5242" w:type="dxa"/>
             <w:tcBorders>
               <w:start w:val="single" w:sz="8" w:space="0" w:color="000000"/>
               <w:end w:val="single" w:sz="8" w:space="0" w:color="000000"/>
@@ -24568,7 +24526,7 @@
         <w:trPr/>
         <w:tc>
           <w:tcPr>
-            <w:tcW w:w="4402" w:type="dxa"/>
+            <w:tcW w:w="4403" w:type="dxa"/>
             <w:tcBorders>
               <w:start w:val="single" w:sz="8" w:space="0" w:color="000000"/>
               <w:end w:val="single" w:sz="8" w:space="0" w:color="000000"/>
@@ -24622,7 +24580,7 @@
         </w:tc>
         <w:tc>
           <w:tcPr>
-            <w:tcW w:w="5243" w:type="dxa"/>
+            <w:tcW w:w="5242" w:type="dxa"/>
             <w:tcBorders>
               <w:start w:val="single" w:sz="8" w:space="0" w:color="000000"/>
               <w:end w:val="single" w:sz="8" w:space="0" w:color="000000"/>
@@ -24676,7 +24634,7 @@
         <w:trPr/>
         <w:tc>
           <w:tcPr>
-            <w:tcW w:w="4402" w:type="dxa"/>
+            <w:tcW w:w="4403" w:type="dxa"/>
             <w:tcBorders>
               <w:start w:val="single" w:sz="8" w:space="0" w:color="000000"/>
               <w:end w:val="single" w:sz="8" w:space="0" w:color="000000"/>
@@ -24730,7 +24688,7 @@
         </w:tc>
         <w:tc>
           <w:tcPr>
-            <w:tcW w:w="5243" w:type="dxa"/>
+            <w:tcW w:w="5242" w:type="dxa"/>
             <w:tcBorders>
               <w:start w:val="single" w:sz="8" w:space="0" w:color="000000"/>
               <w:end w:val="single" w:sz="8" w:space="0" w:color="000000"/>
@@ -24784,7 +24742,7 @@
         <w:trPr/>
         <w:tc>
           <w:tcPr>
-            <w:tcW w:w="4402" w:type="dxa"/>
+            <w:tcW w:w="4403" w:type="dxa"/>
             <w:tcBorders>
               <w:start w:val="single" w:sz="8" w:space="0" w:color="000000"/>
               <w:end w:val="single" w:sz="8" w:space="0" w:color="000000"/>
@@ -24838,7 +24796,7 @@
         </w:tc>
         <w:tc>
           <w:tcPr>
-            <w:tcW w:w="5243" w:type="dxa"/>
+            <w:tcW w:w="5242" w:type="dxa"/>
             <w:tcBorders>
               <w:start w:val="single" w:sz="8" w:space="0" w:color="000000"/>
               <w:end w:val="single" w:sz="8" w:space="0" w:color="000000"/>
@@ -24892,7 +24850,7 @@
         <w:trPr/>
         <w:tc>
           <w:tcPr>
-            <w:tcW w:w="4402" w:type="dxa"/>
+            <w:tcW w:w="4403" w:type="dxa"/>
             <w:tcBorders>
               <w:start w:val="single" w:sz="8" w:space="0" w:color="000000"/>
               <w:end w:val="single" w:sz="8" w:space="0" w:color="000000"/>
@@ -24946,7 +24904,7 @@
         </w:tc>
         <w:tc>
           <w:tcPr>
-            <w:tcW w:w="5243" w:type="dxa"/>
+            <w:tcW w:w="5242" w:type="dxa"/>
             <w:tcBorders>
               <w:start w:val="single" w:sz="8" w:space="0" w:color="000000"/>
               <w:end w:val="single" w:sz="8" w:space="0" w:color="000000"/>
@@ -25030,8 +24988,8 @@
         <w:jc w:val="both"/>
         <w:rPr/>
       </w:pPr>
-      <w:bookmarkStart w:id="98" w:name="docs-internal-guid-87136094-7fff-8bab-7f"/>
-      <w:bookmarkEnd w:id="98"/>
+      <w:bookmarkStart w:id="97" w:name="docs-internal-guid-87136094-7fff-8bab-7f"/>
+      <w:bookmarkEnd w:id="97"/>
       <w:r>
         <w:rPr>
           <w:rFonts w:ascii="Times New Roman;serif" w:hAnsi="Times New Roman;serif"/>
@@ -25162,10 +25120,10 @@
         </w:tblCellMar>
       </w:tblPr>
       <w:tblGrid>
-        <w:gridCol w:w="444"/>
-        <w:gridCol w:w="1476"/>
-        <w:gridCol w:w="1687"/>
-        <w:gridCol w:w="1598"/>
+        <w:gridCol w:w="445"/>
+        <w:gridCol w:w="1475"/>
+        <w:gridCol w:w="1688"/>
+        <w:gridCol w:w="1597"/>
         <w:gridCol w:w="1755"/>
         <w:gridCol w:w="2040"/>
         <w:gridCol w:w="1080"/>
@@ -25174,7 +25132,7 @@
         <w:trPr/>
         <w:tc>
           <w:tcPr>
-            <w:tcW w:w="444" w:type="dxa"/>
+            <w:tcW w:w="445" w:type="dxa"/>
             <w:tcBorders>
               <w:top w:val="single" w:sz="8" w:space="0" w:color="000000"/>
               <w:start w:val="single" w:sz="8" w:space="0" w:color="000000"/>
@@ -25200,7 +25158,7 @@
         </w:tc>
         <w:tc>
           <w:tcPr>
-            <w:tcW w:w="1476" w:type="dxa"/>
+            <w:tcW w:w="1475" w:type="dxa"/>
             <w:tcBorders>
               <w:top w:val="single" w:sz="8" w:space="0" w:color="000000"/>
               <w:start w:val="single" w:sz="8" w:space="0" w:color="000000"/>
@@ -25227,7 +25185,7 @@
         </w:tc>
         <w:tc>
           <w:tcPr>
-            <w:tcW w:w="1687" w:type="dxa"/>
+            <w:tcW w:w="1688" w:type="dxa"/>
             <w:tcBorders>
               <w:top w:val="single" w:sz="8" w:space="0" w:color="000000"/>
               <w:start w:val="single" w:sz="8" w:space="0" w:color="000000"/>
@@ -25253,7 +25211,7 @@
         </w:tc>
         <w:tc>
           <w:tcPr>
-            <w:tcW w:w="1598" w:type="dxa"/>
+            <w:tcW w:w="1597" w:type="dxa"/>
             <w:tcBorders>
               <w:top w:val="single" w:sz="8" w:space="0" w:color="000000"/>
               <w:start w:val="single" w:sz="8" w:space="0" w:color="000000"/>
@@ -25361,7 +25319,7 @@
         <w:trPr/>
         <w:tc>
           <w:tcPr>
-            <w:tcW w:w="444" w:type="dxa"/>
+            <w:tcW w:w="445" w:type="dxa"/>
             <w:tcBorders>
               <w:start w:val="single" w:sz="8" w:space="0" w:color="000000"/>
             </w:tcBorders>
@@ -25379,7 +25337,7 @@
         </w:tc>
         <w:tc>
           <w:tcPr>
-            <w:tcW w:w="1476" w:type="dxa"/>
+            <w:tcW w:w="1475" w:type="dxa"/>
             <w:tcBorders>
               <w:start w:val="single" w:sz="8" w:space="0" w:color="000000"/>
               <w:end w:val="single" w:sz="8" w:space="0" w:color="000000"/>
@@ -25398,7 +25356,7 @@
         </w:tc>
         <w:tc>
           <w:tcPr>
-            <w:tcW w:w="1687" w:type="dxa"/>
+            <w:tcW w:w="1688" w:type="dxa"/>
             <w:tcBorders>
               <w:start w:val="single" w:sz="8" w:space="0" w:color="000000"/>
             </w:tcBorders>
@@ -25416,7 +25374,7 @@
         </w:tc>
         <w:tc>
           <w:tcPr>
-            <w:tcW w:w="1598" w:type="dxa"/>
+            <w:tcW w:w="1597" w:type="dxa"/>
             <w:tcBorders>
               <w:start w:val="single" w:sz="8" w:space="0" w:color="000000"/>
             </w:tcBorders>
@@ -25492,7 +25450,7 @@
         <w:trPr/>
         <w:tc>
           <w:tcPr>
-            <w:tcW w:w="444" w:type="dxa"/>
+            <w:tcW w:w="445" w:type="dxa"/>
             <w:tcBorders>
               <w:start w:val="single" w:sz="8" w:space="0" w:color="000000"/>
             </w:tcBorders>
@@ -25510,7 +25468,7 @@
         </w:tc>
         <w:tc>
           <w:tcPr>
-            <w:tcW w:w="1476" w:type="dxa"/>
+            <w:tcW w:w="1475" w:type="dxa"/>
             <w:tcBorders>
               <w:start w:val="single" w:sz="8" w:space="0" w:color="000000"/>
               <w:end w:val="single" w:sz="8" w:space="0" w:color="000000"/>
@@ -25529,7 +25487,7 @@
         </w:tc>
         <w:tc>
           <w:tcPr>
-            <w:tcW w:w="1687" w:type="dxa"/>
+            <w:tcW w:w="1688" w:type="dxa"/>
             <w:tcBorders>
               <w:start w:val="single" w:sz="8" w:space="0" w:color="000000"/>
             </w:tcBorders>
@@ -25547,7 +25505,7 @@
         </w:tc>
         <w:tc>
           <w:tcPr>
-            <w:tcW w:w="1598" w:type="dxa"/>
+            <w:tcW w:w="1597" w:type="dxa"/>
             <w:tcBorders>
               <w:start w:val="single" w:sz="8" w:space="0" w:color="000000"/>
             </w:tcBorders>
@@ -25685,8 +25643,8 @@
         <w:jc w:val="both"/>
         <w:rPr/>
       </w:pPr>
-      <w:bookmarkStart w:id="99" w:name="docs-internal-guid-0b707fbe-7fff-99ad-37"/>
-      <w:bookmarkEnd w:id="99"/>
+      <w:bookmarkStart w:id="98" w:name="docs-internal-guid-0b707fbe-7fff-99ad-37"/>
+      <w:bookmarkEnd w:id="98"/>
       <w:r>
         <w:rPr>
           <w:rFonts w:ascii="Times New Roman;serif" w:hAnsi="Times New Roman;serif"/>
@@ -25736,12 +25694,12 @@
         </w:tblCellMar>
       </w:tblPr>
       <w:tblGrid>
-        <w:gridCol w:w="787"/>
+        <w:gridCol w:w="788"/>
         <w:gridCol w:w="1410"/>
-        <w:gridCol w:w="1778"/>
+        <w:gridCol w:w="1777"/>
         <w:gridCol w:w="1678"/>
-        <w:gridCol w:w="2426"/>
-        <w:gridCol w:w="1671"/>
+        <w:gridCol w:w="2427"/>
+        <w:gridCol w:w="1670"/>
       </w:tblGrid>
       <w:tr>
         <w:trPr>
@@ -25749,7 +25707,7 @@
         </w:trPr>
         <w:tc>
           <w:tcPr>
-            <w:tcW w:w="787" w:type="dxa"/>
+            <w:tcW w:w="788" w:type="dxa"/>
             <w:tcBorders>
               <w:top w:val="single" w:sz="8" w:space="0" w:color="000000"/>
               <w:start w:val="single" w:sz="8" w:space="0" w:color="000000"/>
@@ -25863,7 +25821,7 @@
         </w:tc>
         <w:tc>
           <w:tcPr>
-            <w:tcW w:w="1778" w:type="dxa"/>
+            <w:tcW w:w="1777" w:type="dxa"/>
             <w:tcBorders>
               <w:top w:val="single" w:sz="8" w:space="0" w:color="000000"/>
               <w:start w:val="single" w:sz="8" w:space="0" w:color="000000"/>
@@ -25977,7 +25935,7 @@
         </w:tc>
         <w:tc>
           <w:tcPr>
-            <w:tcW w:w="2426" w:type="dxa"/>
+            <w:tcW w:w="2427" w:type="dxa"/>
             <w:tcBorders>
               <w:top w:val="single" w:sz="8" w:space="0" w:color="000000"/>
               <w:start w:val="single" w:sz="8" w:space="0" w:color="000000"/>
@@ -26034,7 +25992,7 @@
         </w:tc>
         <w:tc>
           <w:tcPr>
-            <w:tcW w:w="1671" w:type="dxa"/>
+            <w:tcW w:w="1670" w:type="dxa"/>
             <w:tcBorders>
               <w:top w:val="single" w:sz="8" w:space="0" w:color="000000"/>
               <w:start w:val="single" w:sz="8" w:space="0" w:color="000000"/>
@@ -26095,7 +26053,7 @@
         <w:trPr/>
         <w:tc>
           <w:tcPr>
-            <w:tcW w:w="787" w:type="dxa"/>
+            <w:tcW w:w="788" w:type="dxa"/>
             <w:tcBorders>
               <w:top w:val="single" w:sz="8" w:space="0" w:color="000000"/>
               <w:start w:val="single" w:sz="8" w:space="0" w:color="000000"/>
@@ -26135,7 +26093,7 @@
         </w:tc>
         <w:tc>
           <w:tcPr>
-            <w:tcW w:w="1778" w:type="dxa"/>
+            <w:tcW w:w="1777" w:type="dxa"/>
             <w:tcBorders>
               <w:top w:val="single" w:sz="8" w:space="0" w:color="000000"/>
               <w:start w:val="single" w:sz="8" w:space="0" w:color="000000"/>
@@ -26175,27 +26133,27 @@
         </w:tc>
         <w:tc>
           <w:tcPr>
-            <w:tcW w:w="2426" w:type="dxa"/>
-            <w:tcBorders>
-              <w:top w:val="single" w:sz="8" w:space="0" w:color="000000"/>
-              <w:start w:val="single" w:sz="8" w:space="0" w:color="000000"/>
-              <w:bottom w:val="single" w:sz="8" w:space="0" w:color="000000"/>
-            </w:tcBorders>
-            <w:vAlign w:val="center"/>
-          </w:tcPr>
-          <w:p>
-            <w:pPr>
-              <w:pStyle w:val="TableContents"/>
-              <w:rPr/>
-            </w:pPr>
-            <w:r>
-              <w:rPr/>
-            </w:r>
-          </w:p>
-        </w:tc>
-        <w:tc>
-          <w:tcPr>
-            <w:tcW w:w="1671" w:type="dxa"/>
+            <w:tcW w:w="2427" w:type="dxa"/>
+            <w:tcBorders>
+              <w:top w:val="single" w:sz="8" w:space="0" w:color="000000"/>
+              <w:start w:val="single" w:sz="8" w:space="0" w:color="000000"/>
+              <w:bottom w:val="single" w:sz="8" w:space="0" w:color="000000"/>
+            </w:tcBorders>
+            <w:vAlign w:val="center"/>
+          </w:tcPr>
+          <w:p>
+            <w:pPr>
+              <w:pStyle w:val="TableContents"/>
+              <w:rPr/>
+            </w:pPr>
+            <w:r>
+              <w:rPr/>
+            </w:r>
+          </w:p>
+        </w:tc>
+        <w:tc>
+          <w:tcPr>
+            <w:tcW w:w="1670" w:type="dxa"/>
             <w:tcBorders>
               <w:top w:val="single" w:sz="8" w:space="0" w:color="000000"/>
               <w:start w:val="single" w:sz="8" w:space="0" w:color="000000"/>
@@ -26219,7 +26177,7 @@
         <w:trPr/>
         <w:tc>
           <w:tcPr>
-            <w:tcW w:w="787" w:type="dxa"/>
+            <w:tcW w:w="788" w:type="dxa"/>
             <w:tcBorders>
               <w:start w:val="single" w:sz="8" w:space="0" w:color="000000"/>
               <w:bottom w:val="single" w:sz="8" w:space="0" w:color="000000"/>
@@ -26257,7 +26215,7 @@
         </w:tc>
         <w:tc>
           <w:tcPr>
-            <w:tcW w:w="1778" w:type="dxa"/>
+            <w:tcW w:w="1777" w:type="dxa"/>
             <w:tcBorders>
               <w:start w:val="single" w:sz="8" w:space="0" w:color="000000"/>
               <w:bottom w:val="single" w:sz="8" w:space="0" w:color="000000"/>
@@ -26295,26 +26253,26 @@
         </w:tc>
         <w:tc>
           <w:tcPr>
-            <w:tcW w:w="2426" w:type="dxa"/>
-            <w:tcBorders>
-              <w:start w:val="single" w:sz="8" w:space="0" w:color="000000"/>
-              <w:bottom w:val="single" w:sz="8" w:space="0" w:color="000000"/>
-            </w:tcBorders>
-            <w:vAlign w:val="center"/>
-          </w:tcPr>
-          <w:p>
-            <w:pPr>
-              <w:pStyle w:val="TableContents"/>
-              <w:rPr/>
-            </w:pPr>
-            <w:r>
-              <w:rPr/>
-            </w:r>
-          </w:p>
-        </w:tc>
-        <w:tc>
-          <w:tcPr>
-            <w:tcW w:w="1671" w:type="dxa"/>
+            <w:tcW w:w="2427" w:type="dxa"/>
+            <w:tcBorders>
+              <w:start w:val="single" w:sz="8" w:space="0" w:color="000000"/>
+              <w:bottom w:val="single" w:sz="8" w:space="0" w:color="000000"/>
+            </w:tcBorders>
+            <w:vAlign w:val="center"/>
+          </w:tcPr>
+          <w:p>
+            <w:pPr>
+              <w:pStyle w:val="TableContents"/>
+              <w:rPr/>
+            </w:pPr>
+            <w:r>
+              <w:rPr/>
+            </w:r>
+          </w:p>
+        </w:tc>
+        <w:tc>
+          <w:tcPr>
+            <w:tcW w:w="1670" w:type="dxa"/>
             <w:tcBorders>
               <w:start w:val="single" w:sz="8" w:space="0" w:color="000000"/>
               <w:bottom w:val="single" w:sz="8" w:space="0" w:color="000000"/>
@@ -26399,8 +26357,8 @@
       <w:tblGrid>
         <w:gridCol w:w="2156"/>
         <w:gridCol w:w="2138"/>
-        <w:gridCol w:w="2136"/>
-        <w:gridCol w:w="3200"/>
+        <w:gridCol w:w="2137"/>
+        <w:gridCol w:w="3199"/>
       </w:tblGrid>
       <w:tr>
         <w:trPr>
@@ -26520,7 +26478,7 @@
         </w:tc>
         <w:tc>
           <w:tcPr>
-            <w:tcW w:w="2136" w:type="dxa"/>
+            <w:tcW w:w="2137" w:type="dxa"/>
             <w:tcBorders>
               <w:top w:val="single" w:sz="8" w:space="0" w:color="000000"/>
               <w:start w:val="single" w:sz="8" w:space="0" w:color="000000"/>
@@ -26575,7 +26533,7 @@
         </w:tc>
         <w:tc>
           <w:tcPr>
-            <w:tcW w:w="3200" w:type="dxa"/>
+            <w:tcW w:w="3199" w:type="dxa"/>
             <w:tcBorders>
               <w:top w:val="single" w:sz="8" w:space="0" w:color="000000"/>
               <w:start w:val="single" w:sz="8" w:space="0" w:color="000000"/>
@@ -26677,29 +26635,29 @@
         </w:tc>
         <w:tc>
           <w:tcPr>
-            <w:tcW w:w="2136" w:type="dxa"/>
-            <w:tcBorders>
-              <w:top w:val="single" w:sz="8" w:space="0" w:color="000000"/>
-              <w:start w:val="single" w:sz="8" w:space="0" w:color="000000"/>
-              <w:bottom w:val="single" w:sz="8" w:space="0" w:color="000000"/>
-              <w:end w:val="single" w:sz="8" w:space="0" w:color="000000"/>
-            </w:tcBorders>
-            <w:vAlign w:val="center"/>
-          </w:tcPr>
-          <w:p>
-            <w:pPr>
-              <w:pStyle w:val="TableContents"/>
-              <w:ind w:hanging="0" w:start="0" w:end="0"/>
-              <w:rPr/>
-            </w:pPr>
-            <w:r>
-              <w:rPr/>
-            </w:r>
-          </w:p>
-        </w:tc>
-        <w:tc>
-          <w:tcPr>
-            <w:tcW w:w="3200" w:type="dxa"/>
+            <w:tcW w:w="2137" w:type="dxa"/>
+            <w:tcBorders>
+              <w:top w:val="single" w:sz="8" w:space="0" w:color="000000"/>
+              <w:start w:val="single" w:sz="8" w:space="0" w:color="000000"/>
+              <w:bottom w:val="single" w:sz="8" w:space="0" w:color="000000"/>
+              <w:end w:val="single" w:sz="8" w:space="0" w:color="000000"/>
+            </w:tcBorders>
+            <w:vAlign w:val="center"/>
+          </w:tcPr>
+          <w:p>
+            <w:pPr>
+              <w:pStyle w:val="TableContents"/>
+              <w:ind w:hanging="0" w:start="0" w:end="0"/>
+              <w:rPr/>
+            </w:pPr>
+            <w:r>
+              <w:rPr/>
+            </w:r>
+          </w:p>
+        </w:tc>
+        <w:tc>
+          <w:tcPr>
+            <w:tcW w:w="3199" w:type="dxa"/>
             <w:tcBorders>
               <w:top w:val="single" w:sz="8" w:space="0" w:color="000000"/>
               <w:start w:val="single" w:sz="8" w:space="0" w:color="000000"/>
@@ -26768,29 +26726,29 @@
         </w:tc>
         <w:tc>
           <w:tcPr>
-            <w:tcW w:w="2136" w:type="dxa"/>
-            <w:tcBorders>
-              <w:top w:val="single" w:sz="8" w:space="0" w:color="000000"/>
-              <w:start w:val="single" w:sz="8" w:space="0" w:color="000000"/>
-              <w:bottom w:val="single" w:sz="8" w:space="0" w:color="000000"/>
-              <w:end w:val="single" w:sz="8" w:space="0" w:color="000000"/>
-            </w:tcBorders>
-            <w:vAlign w:val="center"/>
-          </w:tcPr>
-          <w:p>
-            <w:pPr>
-              <w:pStyle w:val="TableContents"/>
-              <w:ind w:hanging="0" w:start="0" w:end="0"/>
-              <w:rPr/>
-            </w:pPr>
-            <w:r>
-              <w:rPr/>
-            </w:r>
-          </w:p>
-        </w:tc>
-        <w:tc>
-          <w:tcPr>
-            <w:tcW w:w="3200" w:type="dxa"/>
+            <w:tcW w:w="2137" w:type="dxa"/>
+            <w:tcBorders>
+              <w:top w:val="single" w:sz="8" w:space="0" w:color="000000"/>
+              <w:start w:val="single" w:sz="8" w:space="0" w:color="000000"/>
+              <w:bottom w:val="single" w:sz="8" w:space="0" w:color="000000"/>
+              <w:end w:val="single" w:sz="8" w:space="0" w:color="000000"/>
+            </w:tcBorders>
+            <w:vAlign w:val="center"/>
+          </w:tcPr>
+          <w:p>
+            <w:pPr>
+              <w:pStyle w:val="TableContents"/>
+              <w:ind w:hanging="0" w:start="0" w:end="0"/>
+              <w:rPr/>
+            </w:pPr>
+            <w:r>
+              <w:rPr/>
+            </w:r>
+          </w:p>
+        </w:tc>
+        <w:tc>
+          <w:tcPr>
+            <w:tcW w:w="3199" w:type="dxa"/>
             <w:tcBorders>
               <w:top w:val="single" w:sz="8" w:space="0" w:color="000000"/>
               <w:start w:val="single" w:sz="8" w:space="0" w:color="000000"/>
@@ -26859,29 +26817,29 @@
         </w:tc>
         <w:tc>
           <w:tcPr>
-            <w:tcW w:w="2136" w:type="dxa"/>
-            <w:tcBorders>
-              <w:top w:val="single" w:sz="8" w:space="0" w:color="000000"/>
-              <w:start w:val="single" w:sz="8" w:space="0" w:color="000000"/>
-              <w:bottom w:val="single" w:sz="8" w:space="0" w:color="000000"/>
-              <w:end w:val="single" w:sz="8" w:space="0" w:color="000000"/>
-            </w:tcBorders>
-            <w:vAlign w:val="center"/>
-          </w:tcPr>
-          <w:p>
-            <w:pPr>
-              <w:pStyle w:val="TableContents"/>
-              <w:ind w:hanging="0" w:start="0" w:end="0"/>
-              <w:rPr/>
-            </w:pPr>
-            <w:r>
-              <w:rPr/>
-            </w:r>
-          </w:p>
-        </w:tc>
-        <w:tc>
-          <w:tcPr>
-            <w:tcW w:w="3200" w:type="dxa"/>
+            <w:tcW w:w="2137" w:type="dxa"/>
+            <w:tcBorders>
+              <w:top w:val="single" w:sz="8" w:space="0" w:color="000000"/>
+              <w:start w:val="single" w:sz="8" w:space="0" w:color="000000"/>
+              <w:bottom w:val="single" w:sz="8" w:space="0" w:color="000000"/>
+              <w:end w:val="single" w:sz="8" w:space="0" w:color="000000"/>
+            </w:tcBorders>
+            <w:vAlign w:val="center"/>
+          </w:tcPr>
+          <w:p>
+            <w:pPr>
+              <w:pStyle w:val="TableContents"/>
+              <w:ind w:hanging="0" w:start="0" w:end="0"/>
+              <w:rPr/>
+            </w:pPr>
+            <w:r>
+              <w:rPr/>
+            </w:r>
+          </w:p>
+        </w:tc>
+        <w:tc>
+          <w:tcPr>
+            <w:tcW w:w="3199" w:type="dxa"/>
             <w:tcBorders>
               <w:top w:val="single" w:sz="8" w:space="0" w:color="000000"/>
               <w:start w:val="single" w:sz="8" w:space="0" w:color="000000"/>
@@ -26969,8 +26927,8 @@
         <w:ind w:hanging="0" w:start="0" w:end="121"/>
         <w:rPr/>
       </w:pPr>
-      <w:bookmarkStart w:id="100" w:name="docs-internal-guid-b32a8770-7fff-9117-7c"/>
-      <w:bookmarkEnd w:id="100"/>
+      <w:bookmarkStart w:id="99" w:name="docs-internal-guid-b32a8770-7fff-9117-7c"/>
+      <w:bookmarkEnd w:id="99"/>
       <w:r>
         <w:rPr>
           <w:rFonts w:ascii="Times New Roman;serif" w:hAnsi="Times New Roman;serif"/>
@@ -28179,8 +28137,8 @@
       </w:tblPr>
       <w:tblGrid>
         <w:gridCol w:w="1717"/>
-        <w:gridCol w:w="2319"/>
-        <w:gridCol w:w="2054"/>
+        <w:gridCol w:w="2320"/>
+        <w:gridCol w:w="2053"/>
         <w:gridCol w:w="3540"/>
       </w:tblGrid>
       <w:tr>
@@ -28316,7 +28274,7 @@
         </w:tc>
         <w:tc>
           <w:tcPr>
-            <w:tcW w:w="2319" w:type="dxa"/>
+            <w:tcW w:w="2320" w:type="dxa"/>
             <w:tcBorders>
               <w:top w:val="single" w:sz="8" w:space="0" w:color="000000"/>
               <w:start w:val="single" w:sz="8" w:space="0" w:color="000000"/>
@@ -28338,7 +28296,7 @@
         </w:tc>
         <w:tc>
           <w:tcPr>
-            <w:tcW w:w="2054" w:type="dxa"/>
+            <w:tcW w:w="2053" w:type="dxa"/>
             <w:tcBorders>
               <w:top w:val="single" w:sz="8" w:space="0" w:color="000000"/>
               <w:start w:val="single" w:sz="8" w:space="0" w:color="000000"/>
@@ -28407,29 +28365,29 @@
         </w:tc>
         <w:tc>
           <w:tcPr>
-            <w:tcW w:w="2319" w:type="dxa"/>
-            <w:tcBorders>
-              <w:top w:val="single" w:sz="8" w:space="0" w:color="000000"/>
-              <w:start w:val="single" w:sz="8" w:space="0" w:color="000000"/>
-              <w:bottom w:val="single" w:sz="8" w:space="0" w:color="000000"/>
-              <w:end w:val="single" w:sz="8" w:space="0" w:color="000000"/>
-            </w:tcBorders>
-            <w:vAlign w:val="center"/>
-          </w:tcPr>
-          <w:p>
-            <w:pPr>
-              <w:pStyle w:val="TableContents"/>
-              <w:ind w:hanging="0" w:start="0" w:end="0"/>
-              <w:rPr/>
-            </w:pPr>
-            <w:r>
-              <w:rPr/>
-            </w:r>
-          </w:p>
-        </w:tc>
-        <w:tc>
-          <w:tcPr>
-            <w:tcW w:w="2054" w:type="dxa"/>
+            <w:tcW w:w="2320" w:type="dxa"/>
+            <w:tcBorders>
+              <w:top w:val="single" w:sz="8" w:space="0" w:color="000000"/>
+              <w:start w:val="single" w:sz="8" w:space="0" w:color="000000"/>
+              <w:bottom w:val="single" w:sz="8" w:space="0" w:color="000000"/>
+              <w:end w:val="single" w:sz="8" w:space="0" w:color="000000"/>
+            </w:tcBorders>
+            <w:vAlign w:val="center"/>
+          </w:tcPr>
+          <w:p>
+            <w:pPr>
+              <w:pStyle w:val="TableContents"/>
+              <w:ind w:hanging="0" w:start="0" w:end="0"/>
+              <w:rPr/>
+            </w:pPr>
+            <w:r>
+              <w:rPr/>
+            </w:r>
+          </w:p>
+        </w:tc>
+        <w:tc>
+          <w:tcPr>
+            <w:tcW w:w="2053" w:type="dxa"/>
             <w:tcBorders>
               <w:top w:val="single" w:sz="8" w:space="0" w:color="000000"/>
               <w:start w:val="single" w:sz="8" w:space="0" w:color="000000"/>
@@ -28498,29 +28456,29 @@
         </w:tc>
         <w:tc>
           <w:tcPr>
-            <w:tcW w:w="2319" w:type="dxa"/>
-            <w:tcBorders>
-              <w:top w:val="single" w:sz="8" w:space="0" w:color="000000"/>
-              <w:start w:val="single" w:sz="8" w:space="0" w:color="000000"/>
-              <w:bottom w:val="single" w:sz="8" w:space="0" w:color="000000"/>
-              <w:end w:val="single" w:sz="8" w:space="0" w:color="000000"/>
-            </w:tcBorders>
-            <w:vAlign w:val="center"/>
-          </w:tcPr>
-          <w:p>
-            <w:pPr>
-              <w:pStyle w:val="TableContents"/>
-              <w:ind w:hanging="0" w:start="0" w:end="0"/>
-              <w:rPr/>
-            </w:pPr>
-            <w:r>
-              <w:rPr/>
-            </w:r>
-          </w:p>
-        </w:tc>
-        <w:tc>
-          <w:tcPr>
-            <w:tcW w:w="2054" w:type="dxa"/>
+            <w:tcW w:w="2320" w:type="dxa"/>
+            <w:tcBorders>
+              <w:top w:val="single" w:sz="8" w:space="0" w:color="000000"/>
+              <w:start w:val="single" w:sz="8" w:space="0" w:color="000000"/>
+              <w:bottom w:val="single" w:sz="8" w:space="0" w:color="000000"/>
+              <w:end w:val="single" w:sz="8" w:space="0" w:color="000000"/>
+            </w:tcBorders>
+            <w:vAlign w:val="center"/>
+          </w:tcPr>
+          <w:p>
+            <w:pPr>
+              <w:pStyle w:val="TableContents"/>
+              <w:ind w:hanging="0" w:start="0" w:end="0"/>
+              <w:rPr/>
+            </w:pPr>
+            <w:r>
+              <w:rPr/>
+            </w:r>
+          </w:p>
+        </w:tc>
+        <w:tc>
+          <w:tcPr>
+            <w:tcW w:w="2053" w:type="dxa"/>
             <w:tcBorders>
               <w:top w:val="single" w:sz="8" w:space="0" w:color="000000"/>
               <w:start w:val="single" w:sz="8" w:space="0" w:color="000000"/>
@@ -28667,8 +28625,8 @@
         </w:tblCellMar>
       </w:tblPr>
       <w:tblGrid>
-        <w:gridCol w:w="1775"/>
-        <w:gridCol w:w="2387"/>
+        <w:gridCol w:w="1776"/>
+        <w:gridCol w:w="2386"/>
         <w:gridCol w:w="2032"/>
         <w:gridCol w:w="3436"/>
       </w:tblGrid>
@@ -28705,29 +28663,29 @@
         <w:trPr/>
         <w:tc>
           <w:tcPr>
-            <w:tcW w:w="1775" w:type="dxa"/>
-            <w:tcBorders>
-              <w:top w:val="single" w:sz="8" w:space="0" w:color="000000"/>
-              <w:start w:val="single" w:sz="8" w:space="0" w:color="000000"/>
-              <w:bottom w:val="single" w:sz="8" w:space="0" w:color="000000"/>
-              <w:end w:val="single" w:sz="8" w:space="0" w:color="000000"/>
-            </w:tcBorders>
-            <w:vAlign w:val="center"/>
-          </w:tcPr>
-          <w:p>
-            <w:pPr>
-              <w:pStyle w:val="TableContents"/>
-              <w:ind w:hanging="0" w:start="0" w:end="0"/>
-              <w:rPr/>
-            </w:pPr>
-            <w:r>
-              <w:rPr/>
-            </w:r>
-          </w:p>
-        </w:tc>
-        <w:tc>
-          <w:tcPr>
-            <w:tcW w:w="2387" w:type="dxa"/>
+            <w:tcW w:w="1776" w:type="dxa"/>
+            <w:tcBorders>
+              <w:top w:val="single" w:sz="8" w:space="0" w:color="000000"/>
+              <w:start w:val="single" w:sz="8" w:space="0" w:color="000000"/>
+              <w:bottom w:val="single" w:sz="8" w:space="0" w:color="000000"/>
+              <w:end w:val="single" w:sz="8" w:space="0" w:color="000000"/>
+            </w:tcBorders>
+            <w:vAlign w:val="center"/>
+          </w:tcPr>
+          <w:p>
+            <w:pPr>
+              <w:pStyle w:val="TableContents"/>
+              <w:ind w:hanging="0" w:start="0" w:end="0"/>
+              <w:rPr/>
+            </w:pPr>
+            <w:r>
+              <w:rPr/>
+            </w:r>
+          </w:p>
+        </w:tc>
+        <w:tc>
+          <w:tcPr>
+            <w:tcW w:w="2386" w:type="dxa"/>
             <w:tcBorders>
               <w:top w:val="single" w:sz="8" w:space="0" w:color="000000"/>
               <w:start w:val="single" w:sz="8" w:space="0" w:color="000000"/>
@@ -28796,29 +28754,29 @@
         <w:trPr/>
         <w:tc>
           <w:tcPr>
-            <w:tcW w:w="1775" w:type="dxa"/>
-            <w:tcBorders>
-              <w:top w:val="single" w:sz="8" w:space="0" w:color="000000"/>
-              <w:start w:val="single" w:sz="8" w:space="0" w:color="000000"/>
-              <w:bottom w:val="single" w:sz="8" w:space="0" w:color="000000"/>
-              <w:end w:val="single" w:sz="8" w:space="0" w:color="000000"/>
-            </w:tcBorders>
-            <w:vAlign w:val="center"/>
-          </w:tcPr>
-          <w:p>
-            <w:pPr>
-              <w:pStyle w:val="TableContents"/>
-              <w:ind w:hanging="0" w:start="0" w:end="0"/>
-              <w:rPr/>
-            </w:pPr>
-            <w:r>
-              <w:rPr/>
-            </w:r>
-          </w:p>
-        </w:tc>
-        <w:tc>
-          <w:tcPr>
-            <w:tcW w:w="2387" w:type="dxa"/>
+            <w:tcW w:w="1776" w:type="dxa"/>
+            <w:tcBorders>
+              <w:top w:val="single" w:sz="8" w:space="0" w:color="000000"/>
+              <w:start w:val="single" w:sz="8" w:space="0" w:color="000000"/>
+              <w:bottom w:val="single" w:sz="8" w:space="0" w:color="000000"/>
+              <w:end w:val="single" w:sz="8" w:space="0" w:color="000000"/>
+            </w:tcBorders>
+            <w:vAlign w:val="center"/>
+          </w:tcPr>
+          <w:p>
+            <w:pPr>
+              <w:pStyle w:val="TableContents"/>
+              <w:ind w:hanging="0" w:start="0" w:end="0"/>
+              <w:rPr/>
+            </w:pPr>
+            <w:r>
+              <w:rPr/>
+            </w:r>
+          </w:p>
+        </w:tc>
+        <w:tc>
+          <w:tcPr>
+            <w:tcW w:w="2386" w:type="dxa"/>
             <w:tcBorders>
               <w:top w:val="single" w:sz="8" w:space="0" w:color="000000"/>
               <w:start w:val="single" w:sz="8" w:space="0" w:color="000000"/>
@@ -28973,8 +28931,8 @@
         </w:tblCellMar>
       </w:tblPr>
       <w:tblGrid>
-        <w:gridCol w:w="4534"/>
-        <w:gridCol w:w="5096"/>
+        <w:gridCol w:w="4535"/>
+        <w:gridCol w:w="5095"/>
       </w:tblGrid>
       <w:tr>
         <w:trPr>
@@ -28982,7 +28940,7 @@
         </w:trPr>
         <w:tc>
           <w:tcPr>
-            <w:tcW w:w="4534" w:type="dxa"/>
+            <w:tcW w:w="4535" w:type="dxa"/>
             <w:tcBorders>
               <w:top w:val="single" w:sz="8" w:space="0" w:color="000000"/>
               <w:start w:val="single" w:sz="8" w:space="0" w:color="000000"/>
@@ -29039,7 +28997,7 @@
         </w:tc>
         <w:tc>
           <w:tcPr>
-            <w:tcW w:w="5096" w:type="dxa"/>
+            <w:tcW w:w="5095" w:type="dxa"/>
             <w:tcBorders>
               <w:top w:val="single" w:sz="8" w:space="0" w:color="000000"/>
               <w:start w:val="single" w:sz="8" w:space="0" w:color="000000"/>
@@ -29097,7 +29055,7 @@
         <w:trPr/>
         <w:tc>
           <w:tcPr>
-            <w:tcW w:w="4534" w:type="dxa"/>
+            <w:tcW w:w="4535" w:type="dxa"/>
             <w:tcBorders>
               <w:top w:val="single" w:sz="8" w:space="0" w:color="000000"/>
               <w:start w:val="single" w:sz="8" w:space="0" w:color="000000"/>
@@ -29150,7 +29108,7 @@
         </w:tc>
         <w:tc>
           <w:tcPr>
-            <w:tcW w:w="5096" w:type="dxa"/>
+            <w:tcW w:w="5095" w:type="dxa"/>
             <w:tcBorders>
               <w:top w:val="single" w:sz="8" w:space="0" w:color="000000"/>
               <w:start w:val="single" w:sz="8" w:space="0" w:color="000000"/>
@@ -29175,7 +29133,7 @@
         <w:trPr/>
         <w:tc>
           <w:tcPr>
-            <w:tcW w:w="4534" w:type="dxa"/>
+            <w:tcW w:w="4535" w:type="dxa"/>
             <w:tcBorders>
               <w:top w:val="single" w:sz="8" w:space="0" w:color="000000"/>
               <w:start w:val="single" w:sz="8" w:space="0" w:color="000000"/>
@@ -29228,7 +29186,7 @@
         </w:tc>
         <w:tc>
           <w:tcPr>
-            <w:tcW w:w="5096" w:type="dxa"/>
+            <w:tcW w:w="5095" w:type="dxa"/>
             <w:tcBorders>
               <w:top w:val="single" w:sz="8" w:space="0" w:color="000000"/>
               <w:start w:val="single" w:sz="8" w:space="0" w:color="000000"/>
@@ -29417,8 +29375,8 @@
       </w:tblPr>
       <w:tblGrid>
         <w:gridCol w:w="3329"/>
-        <w:gridCol w:w="2580"/>
-        <w:gridCol w:w="3721"/>
+        <w:gridCol w:w="2581"/>
+        <w:gridCol w:w="3720"/>
       </w:tblGrid>
       <w:tr>
         <w:trPr>
@@ -29483,7 +29441,7 @@
         </w:tc>
         <w:tc>
           <w:tcPr>
-            <w:tcW w:w="2580" w:type="dxa"/>
+            <w:tcW w:w="2581" w:type="dxa"/>
             <w:tcBorders>
               <w:top w:val="single" w:sz="8" w:space="0" w:color="000000"/>
               <w:start w:val="single" w:sz="8" w:space="0" w:color="000000"/>
@@ -29538,7 +29496,7 @@
         </w:tc>
         <w:tc>
           <w:tcPr>
-            <w:tcW w:w="3721" w:type="dxa"/>
+            <w:tcW w:w="3720" w:type="dxa"/>
             <w:tcBorders>
               <w:top w:val="single" w:sz="8" w:space="0" w:color="000000"/>
               <w:start w:val="single" w:sz="8" w:space="0" w:color="000000"/>
@@ -29649,29 +29607,29 @@
         </w:tc>
         <w:tc>
           <w:tcPr>
-            <w:tcW w:w="2580" w:type="dxa"/>
-            <w:tcBorders>
-              <w:top w:val="single" w:sz="8" w:space="0" w:color="000000"/>
-              <w:start w:val="single" w:sz="8" w:space="0" w:color="000000"/>
-              <w:bottom w:val="single" w:sz="8" w:space="0" w:color="000000"/>
-              <w:end w:val="single" w:sz="8" w:space="0" w:color="000000"/>
-            </w:tcBorders>
-            <w:vAlign w:val="center"/>
-          </w:tcPr>
-          <w:p>
-            <w:pPr>
-              <w:pStyle w:val="TableContents"/>
-              <w:ind w:hanging="0" w:start="0" w:end="0"/>
-              <w:rPr/>
-            </w:pPr>
-            <w:r>
-              <w:rPr/>
-            </w:r>
-          </w:p>
-        </w:tc>
-        <w:tc>
-          <w:tcPr>
-            <w:tcW w:w="3721" w:type="dxa"/>
+            <w:tcW w:w="2581" w:type="dxa"/>
+            <w:tcBorders>
+              <w:top w:val="single" w:sz="8" w:space="0" w:color="000000"/>
+              <w:start w:val="single" w:sz="8" w:space="0" w:color="000000"/>
+              <w:bottom w:val="single" w:sz="8" w:space="0" w:color="000000"/>
+              <w:end w:val="single" w:sz="8" w:space="0" w:color="000000"/>
+            </w:tcBorders>
+            <w:vAlign w:val="center"/>
+          </w:tcPr>
+          <w:p>
+            <w:pPr>
+              <w:pStyle w:val="TableContents"/>
+              <w:ind w:hanging="0" w:start="0" w:end="0"/>
+              <w:rPr/>
+            </w:pPr>
+            <w:r>
+              <w:rPr/>
+            </w:r>
+          </w:p>
+        </w:tc>
+        <w:tc>
+          <w:tcPr>
+            <w:tcW w:w="3720" w:type="dxa"/>
             <w:tcBorders>
               <w:top w:val="single" w:sz="8" w:space="0" w:color="000000"/>
               <w:start w:val="single" w:sz="8" w:space="0" w:color="000000"/>
@@ -29749,29 +29707,29 @@
         </w:tc>
         <w:tc>
           <w:tcPr>
-            <w:tcW w:w="2580" w:type="dxa"/>
-            <w:tcBorders>
-              <w:top w:val="single" w:sz="8" w:space="0" w:color="000000"/>
-              <w:start w:val="single" w:sz="8" w:space="0" w:color="000000"/>
-              <w:bottom w:val="single" w:sz="8" w:space="0" w:color="000000"/>
-              <w:end w:val="single" w:sz="8" w:space="0" w:color="000000"/>
-            </w:tcBorders>
-            <w:vAlign w:val="center"/>
-          </w:tcPr>
-          <w:p>
-            <w:pPr>
-              <w:pStyle w:val="TableContents"/>
-              <w:ind w:hanging="0" w:start="0" w:end="0"/>
-              <w:rPr/>
-            </w:pPr>
-            <w:r>
-              <w:rPr/>
-            </w:r>
-          </w:p>
-        </w:tc>
-        <w:tc>
-          <w:tcPr>
-            <w:tcW w:w="3721" w:type="dxa"/>
+            <w:tcW w:w="2581" w:type="dxa"/>
+            <w:tcBorders>
+              <w:top w:val="single" w:sz="8" w:space="0" w:color="000000"/>
+              <w:start w:val="single" w:sz="8" w:space="0" w:color="000000"/>
+              <w:bottom w:val="single" w:sz="8" w:space="0" w:color="000000"/>
+              <w:end w:val="single" w:sz="8" w:space="0" w:color="000000"/>
+            </w:tcBorders>
+            <w:vAlign w:val="center"/>
+          </w:tcPr>
+          <w:p>
+            <w:pPr>
+              <w:pStyle w:val="TableContents"/>
+              <w:ind w:hanging="0" w:start="0" w:end="0"/>
+              <w:rPr/>
+            </w:pPr>
+            <w:r>
+              <w:rPr/>
+            </w:r>
+          </w:p>
+        </w:tc>
+        <w:tc>
+          <w:tcPr>
+            <w:tcW w:w="3720" w:type="dxa"/>
             <w:tcBorders>
               <w:top w:val="single" w:sz="8" w:space="0" w:color="000000"/>
               <w:start w:val="single" w:sz="8" w:space="0" w:color="000000"/>
@@ -29838,8 +29796,8 @@
           <w:shd w:fill="auto" w:val="clear"/>
         </w:rPr>
       </w:pPr>
-      <w:bookmarkStart w:id="101" w:name="docs-internal-guid-4b63a4ab-7fff-0975-36"/>
-      <w:bookmarkEnd w:id="101"/>
+      <w:bookmarkStart w:id="100" w:name="docs-internal-guid-4b63a4ab-7fff-0975-36"/>
+      <w:bookmarkEnd w:id="100"/>
       <w:r>
         <w:rPr>
           <w:rFonts w:ascii="Times New Roman;serif" w:hAnsi="Times New Roman;serif"/>
@@ -29985,8 +29943,8 @@
         </w:tblCellMar>
       </w:tblPr>
       <w:tblGrid>
-        <w:gridCol w:w="2840"/>
-        <w:gridCol w:w="2806"/>
+        <w:gridCol w:w="2841"/>
+        <w:gridCol w:w="2805"/>
         <w:gridCol w:w="3984"/>
       </w:tblGrid>
       <w:tr>
@@ -30022,7 +29980,7 @@
         <w:trPr/>
         <w:tc>
           <w:tcPr>
-            <w:tcW w:w="2840" w:type="dxa"/>
+            <w:tcW w:w="2841" w:type="dxa"/>
             <w:tcBorders>
               <w:top w:val="single" w:sz="8" w:space="0" w:color="000000"/>
               <w:start w:val="single" w:sz="8" w:space="0" w:color="000000"/>
@@ -30076,7 +30034,7 @@
         </w:tc>
         <w:tc>
           <w:tcPr>
-            <w:tcW w:w="2806" w:type="dxa"/>
+            <w:tcW w:w="2805" w:type="dxa"/>
             <w:tcBorders>
               <w:top w:val="single" w:sz="8" w:space="0" w:color="000000"/>
               <w:start w:val="single" w:sz="8" w:space="0" w:color="000000"/>
@@ -30186,29 +30144,29 @@
         <w:trPr/>
         <w:tc>
           <w:tcPr>
-            <w:tcW w:w="2840" w:type="dxa"/>
-            <w:tcBorders>
-              <w:top w:val="single" w:sz="8" w:space="0" w:color="000000"/>
-              <w:start w:val="single" w:sz="8" w:space="0" w:color="000000"/>
-              <w:bottom w:val="single" w:sz="8" w:space="0" w:color="000000"/>
-              <w:end w:val="single" w:sz="8" w:space="0" w:color="000000"/>
-            </w:tcBorders>
-            <w:vAlign w:val="center"/>
-          </w:tcPr>
-          <w:p>
-            <w:pPr>
-              <w:pStyle w:val="TableContents"/>
-              <w:ind w:hanging="0" w:start="0" w:end="0"/>
-              <w:rPr/>
-            </w:pPr>
-            <w:r>
-              <w:rPr/>
-            </w:r>
-          </w:p>
-        </w:tc>
-        <w:tc>
-          <w:tcPr>
-            <w:tcW w:w="2806" w:type="dxa"/>
+            <w:tcW w:w="2841" w:type="dxa"/>
+            <w:tcBorders>
+              <w:top w:val="single" w:sz="8" w:space="0" w:color="000000"/>
+              <w:start w:val="single" w:sz="8" w:space="0" w:color="000000"/>
+              <w:bottom w:val="single" w:sz="8" w:space="0" w:color="000000"/>
+              <w:end w:val="single" w:sz="8" w:space="0" w:color="000000"/>
+            </w:tcBorders>
+            <w:vAlign w:val="center"/>
+          </w:tcPr>
+          <w:p>
+            <w:pPr>
+              <w:pStyle w:val="TableContents"/>
+              <w:ind w:hanging="0" w:start="0" w:end="0"/>
+              <w:rPr/>
+            </w:pPr>
+            <w:r>
+              <w:rPr/>
+            </w:r>
+          </w:p>
+        </w:tc>
+        <w:tc>
+          <w:tcPr>
+            <w:tcW w:w="2805" w:type="dxa"/>
             <w:tcBorders>
               <w:top w:val="single" w:sz="8" w:space="0" w:color="000000"/>
               <w:start w:val="single" w:sz="8" w:space="0" w:color="000000"/>
@@ -30940,8 +30898,8 @@
         </w:tblCellMar>
       </w:tblPr>
       <w:tblGrid>
-        <w:gridCol w:w="4218"/>
-        <w:gridCol w:w="5412"/>
+        <w:gridCol w:w="4219"/>
+        <w:gridCol w:w="5411"/>
       </w:tblGrid>
       <w:tr>
         <w:trPr>
@@ -30976,7 +30934,7 @@
         <w:trPr/>
         <w:tc>
           <w:tcPr>
-            <w:tcW w:w="4218" w:type="dxa"/>
+            <w:tcW w:w="4219" w:type="dxa"/>
             <w:tcBorders>
               <w:top w:val="single" w:sz="8" w:space="0" w:color="000000"/>
               <w:start w:val="single" w:sz="8" w:space="0" w:color="000000"/>
@@ -31030,7 +30988,7 @@
         </w:tc>
         <w:tc>
           <w:tcPr>
-            <w:tcW w:w="5412" w:type="dxa"/>
+            <w:tcW w:w="5411" w:type="dxa"/>
             <w:tcBorders>
               <w:top w:val="single" w:sz="8" w:space="0" w:color="000000"/>
               <w:start w:val="single" w:sz="8" w:space="0" w:color="000000"/>
@@ -31087,29 +31045,29 @@
         <w:trPr/>
         <w:tc>
           <w:tcPr>
-            <w:tcW w:w="4218" w:type="dxa"/>
-            <w:tcBorders>
-              <w:top w:val="single" w:sz="8" w:space="0" w:color="000000"/>
-              <w:start w:val="single" w:sz="8" w:space="0" w:color="000000"/>
-              <w:bottom w:val="single" w:sz="8" w:space="0" w:color="000000"/>
-              <w:end w:val="single" w:sz="8" w:space="0" w:color="000000"/>
-            </w:tcBorders>
-            <w:vAlign w:val="center"/>
-          </w:tcPr>
-          <w:p>
-            <w:pPr>
-              <w:pStyle w:val="TableContents"/>
-              <w:ind w:hanging="0" w:start="0" w:end="0"/>
-              <w:rPr/>
-            </w:pPr>
-            <w:r>
-              <w:rPr/>
-            </w:r>
-          </w:p>
-        </w:tc>
-        <w:tc>
-          <w:tcPr>
-            <w:tcW w:w="5412" w:type="dxa"/>
+            <w:tcW w:w="4219" w:type="dxa"/>
+            <w:tcBorders>
+              <w:top w:val="single" w:sz="8" w:space="0" w:color="000000"/>
+              <w:start w:val="single" w:sz="8" w:space="0" w:color="000000"/>
+              <w:bottom w:val="single" w:sz="8" w:space="0" w:color="000000"/>
+              <w:end w:val="single" w:sz="8" w:space="0" w:color="000000"/>
+            </w:tcBorders>
+            <w:vAlign w:val="center"/>
+          </w:tcPr>
+          <w:p>
+            <w:pPr>
+              <w:pStyle w:val="TableContents"/>
+              <w:ind w:hanging="0" w:start="0" w:end="0"/>
+              <w:rPr/>
+            </w:pPr>
+            <w:r>
+              <w:rPr/>
+            </w:r>
+          </w:p>
+        </w:tc>
+        <w:tc>
+          <w:tcPr>
+            <w:tcW w:w="5411" w:type="dxa"/>
             <w:tcBorders>
               <w:top w:val="single" w:sz="8" w:space="0" w:color="000000"/>
               <w:start w:val="single" w:sz="8" w:space="0" w:color="000000"/>
@@ -31222,8 +31180,8 @@
       <w:tblGrid>
         <w:gridCol w:w="1271"/>
         <w:gridCol w:w="1253"/>
-        <w:gridCol w:w="1253"/>
-        <w:gridCol w:w="1260"/>
+        <w:gridCol w:w="1254"/>
+        <w:gridCol w:w="1259"/>
         <w:gridCol w:w="1256"/>
         <w:gridCol w:w="1254"/>
         <w:gridCol w:w="2083"/>
@@ -31367,7 +31325,7 @@
         </w:tc>
         <w:tc>
           <w:tcPr>
-            <w:tcW w:w="1253" w:type="dxa"/>
+            <w:tcW w:w="1254" w:type="dxa"/>
             <w:tcBorders>
               <w:top w:val="single" w:sz="8" w:space="0" w:color="000000"/>
               <w:start w:val="single" w:sz="8" w:space="0" w:color="000000"/>
@@ -31420,7 +31378,7 @@
         </w:tc>
         <w:tc>
           <w:tcPr>
-            <w:tcW w:w="1260" w:type="dxa"/>
+            <w:tcW w:w="1259" w:type="dxa"/>
             <w:tcBorders>
               <w:top w:val="single" w:sz="8" w:space="0" w:color="000000"/>
               <w:start w:val="single" w:sz="8" w:space="0" w:color="000000"/>
@@ -31679,29 +31637,29 @@
         </w:tc>
         <w:tc>
           <w:tcPr>
-            <w:tcW w:w="1253" w:type="dxa"/>
-            <w:tcBorders>
-              <w:top w:val="single" w:sz="8" w:space="0" w:color="000000"/>
-              <w:start w:val="single" w:sz="8" w:space="0" w:color="000000"/>
-              <w:bottom w:val="single" w:sz="8" w:space="0" w:color="000000"/>
-              <w:end w:val="single" w:sz="8" w:space="0" w:color="000000"/>
-            </w:tcBorders>
-            <w:vAlign w:val="center"/>
-          </w:tcPr>
-          <w:p>
-            <w:pPr>
-              <w:pStyle w:val="TableContents"/>
-              <w:ind w:hanging="0" w:start="0" w:end="0"/>
-              <w:rPr/>
-            </w:pPr>
-            <w:r>
-              <w:rPr/>
-            </w:r>
-          </w:p>
-        </w:tc>
-        <w:tc>
-          <w:tcPr>
-            <w:tcW w:w="1260" w:type="dxa"/>
+            <w:tcW w:w="1254" w:type="dxa"/>
+            <w:tcBorders>
+              <w:top w:val="single" w:sz="8" w:space="0" w:color="000000"/>
+              <w:start w:val="single" w:sz="8" w:space="0" w:color="000000"/>
+              <w:bottom w:val="single" w:sz="8" w:space="0" w:color="000000"/>
+              <w:end w:val="single" w:sz="8" w:space="0" w:color="000000"/>
+            </w:tcBorders>
+            <w:vAlign w:val="center"/>
+          </w:tcPr>
+          <w:p>
+            <w:pPr>
+              <w:pStyle w:val="TableContents"/>
+              <w:ind w:hanging="0" w:start="0" w:end="0"/>
+              <w:rPr/>
+            </w:pPr>
+            <w:r>
+              <w:rPr/>
+            </w:r>
+          </w:p>
+        </w:tc>
+        <w:tc>
+          <w:tcPr>
+            <w:tcW w:w="1259" w:type="dxa"/>
             <w:tcBorders>
               <w:top w:val="single" w:sz="8" w:space="0" w:color="000000"/>
               <w:start w:val="single" w:sz="8" w:space="0" w:color="000000"/>
@@ -31834,8 +31792,8 @@
           <w:shd w:fill="auto" w:val="clear"/>
         </w:rPr>
       </w:pPr>
-      <w:bookmarkStart w:id="102" w:name="docs-internal-guid-458d0a24-7fff-e929-a5"/>
-      <w:bookmarkEnd w:id="102"/>
+      <w:bookmarkStart w:id="101" w:name="docs-internal-guid-458d0a24-7fff-e929-a5"/>
+      <w:bookmarkEnd w:id="101"/>
       <w:r>
         <w:rPr>
           <w:rFonts w:ascii="Times New Roman;serif" w:hAnsi="Times New Roman;serif"/>
@@ -31882,8 +31840,8 @@
         </w:tblCellMar>
       </w:tblPr>
       <w:tblGrid>
-        <w:gridCol w:w="2840"/>
-        <w:gridCol w:w="3458"/>
+        <w:gridCol w:w="2841"/>
+        <w:gridCol w:w="3457"/>
         <w:gridCol w:w="3332"/>
       </w:tblGrid>
       <w:tr>
@@ -31919,7 +31877,7 @@
         <w:trPr/>
         <w:tc>
           <w:tcPr>
-            <w:tcW w:w="2840" w:type="dxa"/>
+            <w:tcW w:w="2841" w:type="dxa"/>
             <w:tcBorders>
               <w:top w:val="single" w:sz="8" w:space="0" w:color="000000"/>
               <w:start w:val="single" w:sz="8" w:space="0" w:color="000000"/>
@@ -31973,7 +31931,7 @@
         </w:tc>
         <w:tc>
           <w:tcPr>
-            <w:tcW w:w="3458" w:type="dxa"/>
+            <w:tcW w:w="3457" w:type="dxa"/>
             <w:tcBorders>
               <w:top w:val="single" w:sz="8" w:space="0" w:color="000000"/>
               <w:start w:val="single" w:sz="8" w:space="0" w:color="000000"/>
@@ -32083,29 +32041,29 @@
         <w:trPr/>
         <w:tc>
           <w:tcPr>
-            <w:tcW w:w="2840" w:type="dxa"/>
-            <w:tcBorders>
-              <w:top w:val="single" w:sz="8" w:space="0" w:color="000000"/>
-              <w:start w:val="single" w:sz="8" w:space="0" w:color="000000"/>
-              <w:bottom w:val="single" w:sz="8" w:space="0" w:color="000000"/>
-              <w:end w:val="single" w:sz="8" w:space="0" w:color="000000"/>
-            </w:tcBorders>
-            <w:vAlign w:val="center"/>
-          </w:tcPr>
-          <w:p>
-            <w:pPr>
-              <w:pStyle w:val="TableContents"/>
-              <w:ind w:hanging="0" w:start="0" w:end="0"/>
-              <w:rPr/>
-            </w:pPr>
-            <w:r>
-              <w:rPr/>
-            </w:r>
-          </w:p>
-        </w:tc>
-        <w:tc>
-          <w:tcPr>
-            <w:tcW w:w="3458" w:type="dxa"/>
+            <w:tcW w:w="2841" w:type="dxa"/>
+            <w:tcBorders>
+              <w:top w:val="single" w:sz="8" w:space="0" w:color="000000"/>
+              <w:start w:val="single" w:sz="8" w:space="0" w:color="000000"/>
+              <w:bottom w:val="single" w:sz="8" w:space="0" w:color="000000"/>
+              <w:end w:val="single" w:sz="8" w:space="0" w:color="000000"/>
+            </w:tcBorders>
+            <w:vAlign w:val="center"/>
+          </w:tcPr>
+          <w:p>
+            <w:pPr>
+              <w:pStyle w:val="TableContents"/>
+              <w:ind w:hanging="0" w:start="0" w:end="0"/>
+              <w:rPr/>
+            </w:pPr>
+            <w:r>
+              <w:rPr/>
+            </w:r>
+          </w:p>
+        </w:tc>
+        <w:tc>
+          <w:tcPr>
+            <w:tcW w:w="3457" w:type="dxa"/>
             <w:tcBorders>
               <w:top w:val="single" w:sz="8" w:space="0" w:color="000000"/>
               <w:start w:val="single" w:sz="8" w:space="0" w:color="000000"/>
@@ -32773,8 +32731,8 @@
         </w:tblCellMar>
       </w:tblPr>
       <w:tblGrid>
-        <w:gridCol w:w="4220"/>
-        <w:gridCol w:w="5410"/>
+        <w:gridCol w:w="4221"/>
+        <w:gridCol w:w="5409"/>
       </w:tblGrid>
       <w:tr>
         <w:trPr>
@@ -32809,7 +32767,7 @@
         <w:trPr/>
         <w:tc>
           <w:tcPr>
-            <w:tcW w:w="4220" w:type="dxa"/>
+            <w:tcW w:w="4221" w:type="dxa"/>
             <w:tcBorders>
               <w:top w:val="single" w:sz="8" w:space="0" w:color="000000"/>
               <w:start w:val="single" w:sz="8" w:space="0" w:color="000000"/>
@@ -32863,7 +32821,7 @@
         </w:tc>
         <w:tc>
           <w:tcPr>
-            <w:tcW w:w="5410" w:type="dxa"/>
+            <w:tcW w:w="5409" w:type="dxa"/>
             <w:tcBorders>
               <w:top w:val="single" w:sz="8" w:space="0" w:color="000000"/>
               <w:start w:val="single" w:sz="8" w:space="0" w:color="000000"/>
@@ -32920,29 +32878,29 @@
         <w:trPr/>
         <w:tc>
           <w:tcPr>
-            <w:tcW w:w="4220" w:type="dxa"/>
-            <w:tcBorders>
-              <w:top w:val="single" w:sz="8" w:space="0" w:color="000000"/>
-              <w:start w:val="single" w:sz="8" w:space="0" w:color="000000"/>
-              <w:bottom w:val="single" w:sz="8" w:space="0" w:color="000000"/>
-              <w:end w:val="single" w:sz="8" w:space="0" w:color="000000"/>
-            </w:tcBorders>
-            <w:vAlign w:val="center"/>
-          </w:tcPr>
-          <w:p>
-            <w:pPr>
-              <w:pStyle w:val="TableContents"/>
-              <w:ind w:hanging="0" w:start="0" w:end="0"/>
-              <w:rPr/>
-            </w:pPr>
-            <w:r>
-              <w:rPr/>
-            </w:r>
-          </w:p>
-        </w:tc>
-        <w:tc>
-          <w:tcPr>
-            <w:tcW w:w="5410" w:type="dxa"/>
+            <w:tcW w:w="4221" w:type="dxa"/>
+            <w:tcBorders>
+              <w:top w:val="single" w:sz="8" w:space="0" w:color="000000"/>
+              <w:start w:val="single" w:sz="8" w:space="0" w:color="000000"/>
+              <w:bottom w:val="single" w:sz="8" w:space="0" w:color="000000"/>
+              <w:end w:val="single" w:sz="8" w:space="0" w:color="000000"/>
+            </w:tcBorders>
+            <w:vAlign w:val="center"/>
+          </w:tcPr>
+          <w:p>
+            <w:pPr>
+              <w:pStyle w:val="TableContents"/>
+              <w:ind w:hanging="0" w:start="0" w:end="0"/>
+              <w:rPr/>
+            </w:pPr>
+            <w:r>
+              <w:rPr/>
+            </w:r>
+          </w:p>
+        </w:tc>
+        <w:tc>
+          <w:tcPr>
+            <w:tcW w:w="5409" w:type="dxa"/>
             <w:tcBorders>
               <w:top w:val="single" w:sz="8" w:space="0" w:color="000000"/>
               <w:start w:val="single" w:sz="8" w:space="0" w:color="000000"/>
@@ -33055,11 +33013,11 @@
       <w:tblGrid>
         <w:gridCol w:w="1299"/>
         <w:gridCol w:w="1242"/>
+        <w:gridCol w:w="1237"/>
+        <w:gridCol w:w="1245"/>
+        <w:gridCol w:w="1242"/>
         <w:gridCol w:w="1236"/>
-        <w:gridCol w:w="1246"/>
-        <w:gridCol w:w="1242"/>
-        <w:gridCol w:w="1235"/>
-        <w:gridCol w:w="2130"/>
+        <w:gridCol w:w="2129"/>
       </w:tblGrid>
       <w:tr>
         <w:trPr>
@@ -33232,7 +33190,7 @@
         </w:tc>
         <w:tc>
           <w:tcPr>
-            <w:tcW w:w="1236" w:type="dxa"/>
+            <w:tcW w:w="1237" w:type="dxa"/>
             <w:tcBorders>
               <w:top w:val="single" w:sz="8" w:space="0" w:color="000000"/>
               <w:start w:val="single" w:sz="8" w:space="0" w:color="000000"/>
@@ -33285,7 +33243,7 @@
         </w:tc>
         <w:tc>
           <w:tcPr>
-            <w:tcW w:w="1246" w:type="dxa"/>
+            <w:tcW w:w="1245" w:type="dxa"/>
             <w:tcBorders>
               <w:top w:val="single" w:sz="8" w:space="0" w:color="000000"/>
               <w:start w:val="single" w:sz="8" w:space="0" w:color="000000"/>
@@ -33391,7 +33349,7 @@
         </w:tc>
         <w:tc>
           <w:tcPr>
-            <w:tcW w:w="1235" w:type="dxa"/>
+            <w:tcW w:w="1236" w:type="dxa"/>
             <w:tcBorders>
               <w:top w:val="single" w:sz="8" w:space="0" w:color="000000"/>
               <w:start w:val="single" w:sz="8" w:space="0" w:color="000000"/>
@@ -33444,7 +33402,7 @@
         </w:tc>
         <w:tc>
           <w:tcPr>
-            <w:tcW w:w="2130" w:type="dxa"/>
+            <w:tcW w:w="2129" w:type="dxa"/>
             <w:tcBorders>
               <w:top w:val="single" w:sz="8" w:space="0" w:color="000000"/>
               <w:start w:val="single" w:sz="8" w:space="0" w:color="000000"/>
@@ -33542,6 +33500,69 @@
         </w:tc>
         <w:tc>
           <w:tcPr>
+            <w:tcW w:w="1237" w:type="dxa"/>
+            <w:tcBorders>
+              <w:top w:val="single" w:sz="8" w:space="0" w:color="000000"/>
+              <w:start w:val="single" w:sz="8" w:space="0" w:color="000000"/>
+              <w:bottom w:val="single" w:sz="8" w:space="0" w:color="000000"/>
+              <w:end w:val="single" w:sz="8" w:space="0" w:color="000000"/>
+            </w:tcBorders>
+            <w:vAlign w:val="center"/>
+          </w:tcPr>
+          <w:p>
+            <w:pPr>
+              <w:pStyle w:val="TableContents"/>
+              <w:rPr/>
+            </w:pPr>
+            <w:r>
+              <w:rPr/>
+            </w:r>
+          </w:p>
+        </w:tc>
+        <w:tc>
+          <w:tcPr>
+            <w:tcW w:w="1245" w:type="dxa"/>
+            <w:tcBorders>
+              <w:top w:val="single" w:sz="8" w:space="0" w:color="000000"/>
+              <w:start w:val="single" w:sz="8" w:space="0" w:color="000000"/>
+              <w:bottom w:val="single" w:sz="8" w:space="0" w:color="000000"/>
+              <w:end w:val="single" w:sz="8" w:space="0" w:color="000000"/>
+            </w:tcBorders>
+            <w:vAlign w:val="center"/>
+          </w:tcPr>
+          <w:p>
+            <w:pPr>
+              <w:pStyle w:val="TableContents"/>
+              <w:rPr/>
+            </w:pPr>
+            <w:r>
+              <w:rPr/>
+            </w:r>
+          </w:p>
+        </w:tc>
+        <w:tc>
+          <w:tcPr>
+            <w:tcW w:w="1242" w:type="dxa"/>
+            <w:tcBorders>
+              <w:top w:val="single" w:sz="8" w:space="0" w:color="000000"/>
+              <w:start w:val="single" w:sz="8" w:space="0" w:color="000000"/>
+              <w:bottom w:val="single" w:sz="8" w:space="0" w:color="000000"/>
+              <w:end w:val="single" w:sz="8" w:space="0" w:color="000000"/>
+            </w:tcBorders>
+            <w:vAlign w:val="center"/>
+          </w:tcPr>
+          <w:p>
+            <w:pPr>
+              <w:pStyle w:val="TableContents"/>
+              <w:rPr/>
+            </w:pPr>
+            <w:r>
+              <w:rPr/>
+            </w:r>
+          </w:p>
+        </w:tc>
+        <w:tc>
+          <w:tcPr>
             <w:tcW w:w="1236" w:type="dxa"/>
             <w:tcBorders>
               <w:top w:val="single" w:sz="8" w:space="0" w:color="000000"/>
@@ -33563,70 +33584,7 @@
         </w:tc>
         <w:tc>
           <w:tcPr>
-            <w:tcW w:w="1246" w:type="dxa"/>
-            <w:tcBorders>
-              <w:top w:val="single" w:sz="8" w:space="0" w:color="000000"/>
-              <w:start w:val="single" w:sz="8" w:space="0" w:color="000000"/>
-              <w:bottom w:val="single" w:sz="8" w:space="0" w:color="000000"/>
-              <w:end w:val="single" w:sz="8" w:space="0" w:color="000000"/>
-            </w:tcBorders>
-            <w:vAlign w:val="center"/>
-          </w:tcPr>
-          <w:p>
-            <w:pPr>
-              <w:pStyle w:val="TableContents"/>
-              <w:rPr/>
-            </w:pPr>
-            <w:r>
-              <w:rPr/>
-            </w:r>
-          </w:p>
-        </w:tc>
-        <w:tc>
-          <w:tcPr>
-            <w:tcW w:w="1242" w:type="dxa"/>
-            <w:tcBorders>
-              <w:top w:val="single" w:sz="8" w:space="0" w:color="000000"/>
-              <w:start w:val="single" w:sz="8" w:space="0" w:color="000000"/>
-              <w:bottom w:val="single" w:sz="8" w:space="0" w:color="000000"/>
-              <w:end w:val="single" w:sz="8" w:space="0" w:color="000000"/>
-            </w:tcBorders>
-            <w:vAlign w:val="center"/>
-          </w:tcPr>
-          <w:p>
-            <w:pPr>
-              <w:pStyle w:val="TableContents"/>
-              <w:rPr/>
-            </w:pPr>
-            <w:r>
-              <w:rPr/>
-            </w:r>
-          </w:p>
-        </w:tc>
-        <w:tc>
-          <w:tcPr>
-            <w:tcW w:w="1235" w:type="dxa"/>
-            <w:tcBorders>
-              <w:top w:val="single" w:sz="8" w:space="0" w:color="000000"/>
-              <w:start w:val="single" w:sz="8" w:space="0" w:color="000000"/>
-              <w:bottom w:val="single" w:sz="8" w:space="0" w:color="000000"/>
-              <w:end w:val="single" w:sz="8" w:space="0" w:color="000000"/>
-            </w:tcBorders>
-            <w:vAlign w:val="center"/>
-          </w:tcPr>
-          <w:p>
-            <w:pPr>
-              <w:pStyle w:val="TableContents"/>
-              <w:rPr/>
-            </w:pPr>
-            <w:r>
-              <w:rPr/>
-            </w:r>
-          </w:p>
-        </w:tc>
-        <w:tc>
-          <w:tcPr>
-            <w:tcW w:w="2130" w:type="dxa"/>
+            <w:tcW w:w="2129" w:type="dxa"/>
             <w:tcBorders>
               <w:top w:val="single" w:sz="8" w:space="0" w:color="000000"/>
               <w:start w:val="single" w:sz="8" w:space="0" w:color="000000"/>
@@ -33675,8 +33633,8 @@
         <w:pStyle w:val="BodyText"/>
         <w:rPr/>
       </w:pPr>
-      <w:bookmarkStart w:id="103" w:name="docs-internal-guid-7e083a9e-7fff-3439-45"/>
-      <w:bookmarkEnd w:id="103"/>
+      <w:bookmarkStart w:id="102" w:name="docs-internal-guid-7e083a9e-7fff-3439-45"/>
+      <w:bookmarkEnd w:id="102"/>
       <w:r>
         <w:rPr>
           <w:rFonts w:eastAsia="Noto Serif CJK SC" w:cs="FreeSans" w:ascii="Times New Roman;serif" w:hAnsi="Times New Roman;serif"/>
@@ -34068,8 +34026,8 @@
           <w:shd w:fill="auto" w:val="clear"/>
         </w:rPr>
       </w:pPr>
-      <w:bookmarkStart w:id="104" w:name="docs-internal-guid-8d680f4f-7fff-fc40-ad"/>
-      <w:bookmarkEnd w:id="104"/>
+      <w:bookmarkStart w:id="103" w:name="docs-internal-guid-8d680f4f-7fff-fc40-ad"/>
+      <w:bookmarkEnd w:id="103"/>
       <w:r>
         <w:rPr>
           <w:rFonts w:ascii="Times New Roman;serif" w:hAnsi="Times New Roman;serif"/>
@@ -38117,8 +38075,8 @@
           <w:shd w:fill="auto" w:val="clear"/>
         </w:rPr>
       </w:pPr>
-      <w:bookmarkStart w:id="105" w:name="docs-internal-guid-e289bde1-7fff-aaaa-77"/>
-      <w:bookmarkEnd w:id="105"/>
+      <w:bookmarkStart w:id="104" w:name="docs-internal-guid-e289bde1-7fff-aaaa-77"/>
+      <w:bookmarkEnd w:id="104"/>
       <w:r>
         <w:rPr>
           <w:rFonts w:ascii="Times New Roman;serif" w:hAnsi="Times New Roman;serif"/>
@@ -38184,8 +38142,8 @@
           <w:shd w:fill="auto" w:val="clear"/>
         </w:rPr>
       </w:pPr>
-      <w:bookmarkStart w:id="106" w:name="docs-internal-guid-c178bbc7-7fff-25d2-4c"/>
-      <w:bookmarkEnd w:id="106"/>
+      <w:bookmarkStart w:id="105" w:name="docs-internal-guid-c178bbc7-7fff-25d2-4c"/>
+      <w:bookmarkEnd w:id="105"/>
       <w:r>
         <w:rPr>
           <w:rFonts w:ascii="Times New Roman;serif" w:hAnsi="Times New Roman;serif"/>
@@ -38314,8 +38272,8 @@
         <w:ind w:hanging="0" w:start="720"/>
         <w:rPr/>
       </w:pPr>
-      <w:bookmarkStart w:id="107" w:name="docs-internal-guid-cb6f7ca0-7fff-8df8-8d"/>
-      <w:bookmarkEnd w:id="107"/>
+      <w:bookmarkStart w:id="106" w:name="docs-internal-guid-cb6f7ca0-7fff-8df8-8d"/>
+      <w:bookmarkEnd w:id="106"/>
       <w:r>
         <w:rPr/>
         <w:t>ANEXOS</w:t>
@@ -39260,8 +39218,8 @@
     <w:qFormat/>
     <w:rPr/>
   </w:style>
-  <w:style w:type="character" w:styleId="Bulletsuser">
-    <w:name w:val="Bullets (user)"/>
+  <w:style w:type="character" w:styleId="Bullets">
+    <w:name w:val="Bullets"/>
     <w:qFormat/>
     <w:rPr>
       <w:rFonts w:ascii="OpenSymbol" w:hAnsi="OpenSymbol" w:eastAsia="OpenSymbol" w:cs="OpenSymbol"/>
@@ -39513,8 +39471,8 @@
     <w:pPr/>
     <w:rPr/>
   </w:style>
-  <w:style w:type="paragraph" w:styleId="TableIndexHeading">
-    <w:name w:val="Table Index Heading"/>
+  <w:style w:type="paragraph" w:styleId="TableIndexHeadinguser">
+    <w:name w:val="Table Index Heading (user)"/>
     <w:basedOn w:val="IndexHeading"/>
     <w:qFormat/>
     <w:pPr>
@@ -39569,8 +39527,8 @@
     </w:pPr>
     <w:rPr/>
   </w:style>
-  <w:style w:type="paragraph" w:styleId="FooterLeftuser">
-    <w:name w:val="Footer Left (user)"/>
+  <w:style w:type="paragraph" w:styleId="FooterLeft">
+    <w:name w:val="Footer Left"/>
     <w:basedOn w:val="Footer"/>
     <w:qFormat/>
     <w:pPr>
@@ -39578,8 +39536,8 @@
     </w:pPr>
     <w:rPr/>
   </w:style>
-  <w:style w:type="paragraph" w:styleId="FooterRightuser">
-    <w:name w:val="Footer Right (user)"/>
+  <w:style w:type="paragraph" w:styleId="FooterRight">
+    <w:name w:val="Footer Right"/>
     <w:basedOn w:val="Footer"/>
     <w:qFormat/>
     <w:pPr>
@@ -39622,8 +39580,8 @@
       <w:bCs/>
     </w:rPr>
   </w:style>
-  <w:style w:type="paragraph" w:styleId="FrameContentsuser">
-    <w:name w:val="Frame Contents (user)"/>
+  <w:style w:type="paragraph" w:styleId="FrameContents">
+    <w:name w:val="Frame Contents"/>
     <w:basedOn w:val="Normal"/>
     <w:qFormat/>
     <w:pPr/>

--- a/ppc.docx
+++ b/ppc.docx
@@ -202,7 +202,7 @@
           <w:b/>
           <w:sz w:val="24"/>
         </w:rPr>
-        <w:t>PROJETO PEDAGÓGICO DO CURSO SUPERIOR DE null</w:t>
+        <w:t>PROJETO PEDAGÓGICO DO CURSO SUPERIOR DE Tecnologia em Agrimensura</w:t>
       </w:r>
     </w:p>
     <w:p>
@@ -5040,7 +5040,7 @@
                 <w:effect w:val="none"/>
                 <w:shd w:fill="FFF2CC" w:val="clear"/>
               </w:rPr>
-              <w:t>null</w:t>
+              <w:t>Tecnologia em Agrimensura</w:t>
             </w:r>
           </w:p>
         </w:tc>
@@ -5258,7 +5258,7 @@
                 <w:effect w:val="none"/>
                 <w:shd w:fill="FFF2CC" w:val="clear"/>
               </w:rPr>
-              <w:t>null</w:t>
+              <w:t>Infraestrutura</w:t>
             </w:r>
           </w:p>
         </w:tc>
@@ -5367,7 +5367,7 @@
                 <w:effect w:val="none"/>
                 <w:shd w:fill="FFFF00" w:val="clear"/>
               </w:rPr>
-              <w:t>Bacharelado</w:t>
+              <w:t>Superior de Tecnologia</w:t>
             </w:r>
           </w:p>
         </w:tc>
@@ -6021,7 +6021,7 @@
                 <w:effect w:val="none"/>
                 <w:shd w:fill="FFF2CC" w:val="clear"/>
               </w:rPr>
-              <w:t/>
+              <w:t>0</w:t>
             </w:r>
           </w:p>
         </w:tc>
@@ -6100,7 +6100,7 @@
             </w:pPr>
             <w:r>
               <w:rPr/>
-              <w:t/>
+              <w:t>0</w:t>
             </w:r>
           </w:p>
         </w:tc>
@@ -6438,7 +6438,7 @@
                 <w:effect w:val="none"/>
                 <w:shd w:fill="FFF2CC" w:val="clear"/>
               </w:rPr>
-              <w:t/>
+              <w:t>0</w:t>
             </w:r>
           </w:p>
         </w:tc>
@@ -6547,7 +6547,7 @@
                 <w:effect w:val="none"/>
                 <w:shd w:fill="FFF2CC" w:val="clear"/>
               </w:rPr>
-              <w:t/>
+              <w:t>0</w:t>
             </w:r>
           </w:p>
         </w:tc>
@@ -7007,7 +7007,7 @@
                 <w:effect w:val="none"/>
                 <w:shd w:fill="FFF2CC" w:val="clear"/>
               </w:rPr>
-              <w:t/>
+              <w:t>0</w:t>
             </w:r>
           </w:p>
         </w:tc>
@@ -7128,7 +7128,7 @@
                 <w:effect w:val="none"/>
                 <w:shd w:fill="FFF2CC" w:val="clear"/>
               </w:rPr>
-              <w:t/>
+              <w:t>0</w:t>
             </w:r>
           </w:p>
         </w:tc>
@@ -7249,7 +7249,7 @@
                 <w:effect w:val="none"/>
                 <w:shd w:fill="FFF2CC" w:val="clear"/>
               </w:rPr>
-              <w:t/>
+              <w:t>0</w:t>
             </w:r>
           </w:p>
         </w:tc>
@@ -7358,7 +7358,7 @@
                 <w:effect w:val="none"/>
                 <w:shd w:fill="FFF2CC" w:val="clear"/>
               </w:rPr>
-              <w:t/>
+              <w:t>0</w:t>
             </w:r>
           </w:p>
         </w:tc>
@@ -7903,7 +7903,7 @@
                 <w:effect w:val="none"/>
                 <w:shd w:fill="FFF2CC" w:val="clear"/>
               </w:rPr>
-              <w:t>null</w:t>
+              <w:t/>
             </w:r>
           </w:p>
         </w:tc>

--- a/ppc.docx
+++ b/ppc.docx
@@ -2144,7 +2144,7 @@
         <w:pStyle w:val="Heading1"/>
         <w:numPr>
           <w:ilvl w:val="0"/>
-          <w:numId w:val="1"/>
+          <w:numId w:val="2"/>
         </w:numPr>
         <w:spacing w:before="0" w:after="120"/>
         <w:rPr/>
@@ -2161,7 +2161,7 @@
         <w:pStyle w:val="Heading1"/>
         <w:numPr>
           <w:ilvl w:val="0"/>
-          <w:numId w:val="1"/>
+          <w:numId w:val="2"/>
         </w:numPr>
         <w:rPr/>
       </w:pPr>
@@ -2177,7 +2177,7 @@
         <w:pStyle w:val="Heading2"/>
         <w:numPr>
           <w:ilvl w:val="1"/>
-          <w:numId w:val="1"/>
+          <w:numId w:val="2"/>
         </w:numPr>
         <w:rPr/>
       </w:pPr>
@@ -3432,7 +3432,7 @@
         <w:pStyle w:val="Heading2"/>
         <w:numPr>
           <w:ilvl w:val="1"/>
-          <w:numId w:val="1"/>
+          <w:numId w:val="2"/>
         </w:numPr>
         <w:rPr/>
       </w:pPr>
@@ -4668,7 +4668,7 @@
                 <w:effect w:val="none"/>
                 <w:shd w:fill="FFFF00" w:val="clear"/>
               </w:rPr>
-              <w:t/>
+              <w:t>dsadsad</w:t>
             </w:r>
           </w:p>
         </w:tc>
@@ -4791,7 +4791,7 @@
         <w:pStyle w:val="Heading2"/>
         <w:numPr>
           <w:ilvl w:val="1"/>
-          <w:numId w:val="1"/>
+          <w:numId w:val="2"/>
         </w:numPr>
         <w:rPr/>
       </w:pPr>
@@ -4872,8 +4872,8 @@
         </w:tblCellMar>
       </w:tblPr>
       <w:tblGrid>
-        <w:gridCol w:w="2643"/>
-        <w:gridCol w:w="7002"/>
+        <w:gridCol w:w="2642"/>
+        <w:gridCol w:w="7003"/>
       </w:tblGrid>
       <w:tr>
         <w:trPr>
@@ -4940,7 +4940,7 @@
         <w:trPr/>
         <w:tc>
           <w:tcPr>
-            <w:tcW w:w="2643" w:type="dxa"/>
+            <w:tcW w:w="2642" w:type="dxa"/>
             <w:tcBorders>
               <w:top w:val="single" w:sz="8" w:space="0" w:color="000000"/>
               <w:start w:val="single" w:sz="8" w:space="0" w:color="000000"/>
@@ -4993,7 +4993,7 @@
         </w:tc>
         <w:tc>
           <w:tcPr>
-            <w:tcW w:w="7002" w:type="dxa"/>
+            <w:tcW w:w="7003" w:type="dxa"/>
             <w:tcBorders>
               <w:top w:val="single" w:sz="8" w:space="0" w:color="000000"/>
               <w:start w:val="single" w:sz="8" w:space="0" w:color="000000"/>
@@ -5049,7 +5049,7 @@
         <w:trPr/>
         <w:tc>
           <w:tcPr>
-            <w:tcW w:w="2643" w:type="dxa"/>
+            <w:tcW w:w="2642" w:type="dxa"/>
             <w:tcBorders>
               <w:top w:val="single" w:sz="8" w:space="0" w:color="000000"/>
               <w:start w:val="single" w:sz="8" w:space="0" w:color="000000"/>
@@ -5102,7 +5102,7 @@
         </w:tc>
         <w:tc>
           <w:tcPr>
-            <w:tcW w:w="7002" w:type="dxa"/>
+            <w:tcW w:w="7003" w:type="dxa"/>
             <w:tcBorders>
               <w:top w:val="single" w:sz="8" w:space="0" w:color="000000"/>
               <w:start w:val="single" w:sz="8" w:space="0" w:color="000000"/>
@@ -5158,7 +5158,7 @@
         <w:trPr/>
         <w:tc>
           <w:tcPr>
-            <w:tcW w:w="2643" w:type="dxa"/>
+            <w:tcW w:w="2642" w:type="dxa"/>
             <w:tcBorders>
               <w:top w:val="single" w:sz="8" w:space="0" w:color="000000"/>
               <w:start w:val="single" w:sz="8" w:space="0" w:color="000000"/>
@@ -5211,7 +5211,7 @@
         </w:tc>
         <w:tc>
           <w:tcPr>
-            <w:tcW w:w="7002" w:type="dxa"/>
+            <w:tcW w:w="7003" w:type="dxa"/>
             <w:tcBorders>
               <w:top w:val="single" w:sz="8" w:space="0" w:color="000000"/>
               <w:start w:val="single" w:sz="8" w:space="0" w:color="000000"/>
@@ -5267,7 +5267,7 @@
         <w:trPr/>
         <w:tc>
           <w:tcPr>
-            <w:tcW w:w="2643" w:type="dxa"/>
+            <w:tcW w:w="2642" w:type="dxa"/>
             <w:tcBorders>
               <w:top w:val="single" w:sz="8" w:space="0" w:color="000000"/>
               <w:start w:val="single" w:sz="8" w:space="0" w:color="000000"/>
@@ -5320,7 +5320,7 @@
         </w:tc>
         <w:tc>
           <w:tcPr>
-            <w:tcW w:w="7002" w:type="dxa"/>
+            <w:tcW w:w="7003" w:type="dxa"/>
             <w:tcBorders>
               <w:top w:val="single" w:sz="8" w:space="0" w:color="000000"/>
               <w:start w:val="single" w:sz="8" w:space="0" w:color="000000"/>
@@ -5376,7 +5376,7 @@
         <w:trPr/>
         <w:tc>
           <w:tcPr>
-            <w:tcW w:w="2643" w:type="dxa"/>
+            <w:tcW w:w="2642" w:type="dxa"/>
             <w:tcBorders>
               <w:top w:val="single" w:sz="8" w:space="0" w:color="000000"/>
               <w:start w:val="single" w:sz="8" w:space="0" w:color="000000"/>
@@ -5429,7 +5429,7 @@
         </w:tc>
         <w:tc>
           <w:tcPr>
-            <w:tcW w:w="7002" w:type="dxa"/>
+            <w:tcW w:w="7003" w:type="dxa"/>
             <w:tcBorders>
               <w:top w:val="single" w:sz="8" w:space="0" w:color="000000"/>
               <w:start w:val="single" w:sz="8" w:space="0" w:color="000000"/>
@@ -5485,7 +5485,7 @@
         <w:trPr/>
         <w:tc>
           <w:tcPr>
-            <w:tcW w:w="2643" w:type="dxa"/>
+            <w:tcW w:w="2642" w:type="dxa"/>
             <w:tcBorders>
               <w:top w:val="single" w:sz="8" w:space="0" w:color="000000"/>
               <w:start w:val="single" w:sz="8" w:space="0" w:color="000000"/>
@@ -5538,7 +5538,7 @@
         </w:tc>
         <w:tc>
           <w:tcPr>
-            <w:tcW w:w="7002" w:type="dxa"/>
+            <w:tcW w:w="7003" w:type="dxa"/>
             <w:tcBorders>
               <w:top w:val="single" w:sz="8" w:space="0" w:color="000000"/>
               <w:start w:val="single" w:sz="8" w:space="0" w:color="000000"/>
@@ -5585,7 +5585,7 @@
                 <w:effect w:val="none"/>
                 <w:shd w:fill="FFF2CC" w:val="clear"/>
               </w:rPr>
-              <w:t/>
+              <w:t>dsadsadsad</w:t>
             </w:r>
           </w:p>
         </w:tc>
@@ -5594,7 +5594,7 @@
         <w:trPr/>
         <w:tc>
           <w:tcPr>
-            <w:tcW w:w="2643" w:type="dxa"/>
+            <w:tcW w:w="2642" w:type="dxa"/>
             <w:tcBorders>
               <w:top w:val="single" w:sz="8" w:space="0" w:color="000000"/>
               <w:start w:val="single" w:sz="8" w:space="0" w:color="000000"/>
@@ -5647,7 +5647,7 @@
         </w:tc>
         <w:tc>
           <w:tcPr>
-            <w:tcW w:w="7002" w:type="dxa"/>
+            <w:tcW w:w="7003" w:type="dxa"/>
             <w:tcBorders>
               <w:top w:val="single" w:sz="8" w:space="0" w:color="000000"/>
               <w:start w:val="single" w:sz="8" w:space="0" w:color="000000"/>
@@ -5703,7 +5703,7 @@
         <w:trPr/>
         <w:tc>
           <w:tcPr>
-            <w:tcW w:w="2643" w:type="dxa"/>
+            <w:tcW w:w="2642" w:type="dxa"/>
             <w:tcBorders>
               <w:top w:val="single" w:sz="8" w:space="0" w:color="000000"/>
               <w:start w:val="single" w:sz="8" w:space="0" w:color="000000"/>
@@ -5756,7 +5756,7 @@
         </w:tc>
         <w:tc>
           <w:tcPr>
-            <w:tcW w:w="7002" w:type="dxa"/>
+            <w:tcW w:w="7003" w:type="dxa"/>
             <w:tcBorders>
               <w:top w:val="single" w:sz="8" w:space="0" w:color="000000"/>
               <w:start w:val="single" w:sz="8" w:space="0" w:color="000000"/>
@@ -5812,7 +5812,7 @@
         <w:trPr/>
         <w:tc>
           <w:tcPr>
-            <w:tcW w:w="2643" w:type="dxa"/>
+            <w:tcW w:w="2642" w:type="dxa"/>
             <w:tcBorders>
               <w:top w:val="single" w:sz="8" w:space="0" w:color="000000"/>
               <w:start w:val="single" w:sz="8" w:space="0" w:color="000000"/>
@@ -5865,7 +5865,7 @@
         </w:tc>
         <w:tc>
           <w:tcPr>
-            <w:tcW w:w="7002" w:type="dxa"/>
+            <w:tcW w:w="7003" w:type="dxa"/>
             <w:tcBorders>
               <w:top w:val="single" w:sz="8" w:space="0" w:color="000000"/>
               <w:start w:val="single" w:sz="8" w:space="0" w:color="000000"/>
@@ -5921,7 +5921,7 @@
         <w:trPr/>
         <w:tc>
           <w:tcPr>
-            <w:tcW w:w="2643" w:type="dxa"/>
+            <w:tcW w:w="2642" w:type="dxa"/>
             <w:tcBorders>
               <w:top w:val="single" w:sz="8" w:space="0" w:color="000000"/>
               <w:start w:val="single" w:sz="8" w:space="0" w:color="000000"/>
@@ -5974,7 +5974,7 @@
         </w:tc>
         <w:tc>
           <w:tcPr>
-            <w:tcW w:w="7002" w:type="dxa"/>
+            <w:tcW w:w="7003" w:type="dxa"/>
             <w:tcBorders>
               <w:top w:val="single" w:sz="8" w:space="0" w:color="000000"/>
               <w:start w:val="single" w:sz="8" w:space="0" w:color="000000"/>
@@ -6030,7 +6030,7 @@
         <w:trPr/>
         <w:tc>
           <w:tcPr>
-            <w:tcW w:w="2643" w:type="dxa"/>
+            <w:tcW w:w="2642" w:type="dxa"/>
             <w:tcBorders>
               <w:top w:val="single" w:sz="8" w:space="0" w:color="000000"/>
               <w:start w:val="single" w:sz="8" w:space="0" w:color="000000"/>
@@ -6083,7 +6083,7 @@
         </w:tc>
         <w:tc>
           <w:tcPr>
-            <w:tcW w:w="7002" w:type="dxa"/>
+            <w:tcW w:w="7003" w:type="dxa"/>
             <w:tcBorders>
               <w:top w:val="single" w:sz="8" w:space="0" w:color="000000"/>
               <w:start w:val="single" w:sz="8" w:space="0" w:color="000000"/>
@@ -6109,7 +6109,7 @@
         <w:trPr/>
         <w:tc>
           <w:tcPr>
-            <w:tcW w:w="2643" w:type="dxa"/>
+            <w:tcW w:w="2642" w:type="dxa"/>
             <w:tcBorders>
               <w:top w:val="single" w:sz="8" w:space="0" w:color="000000"/>
               <w:start w:val="single" w:sz="8" w:space="0" w:color="000000"/>
@@ -6162,7 +6162,7 @@
         </w:tc>
         <w:tc>
           <w:tcPr>
-            <w:tcW w:w="7002" w:type="dxa"/>
+            <w:tcW w:w="7003" w:type="dxa"/>
             <w:tcBorders>
               <w:top w:val="single" w:sz="8" w:space="0" w:color="000000"/>
               <w:start w:val="single" w:sz="8" w:space="0" w:color="000000"/>
@@ -6218,7 +6218,7 @@
         <w:trPr/>
         <w:tc>
           <w:tcPr>
-            <w:tcW w:w="2643" w:type="dxa"/>
+            <w:tcW w:w="2642" w:type="dxa"/>
             <w:tcBorders>
               <w:top w:val="single" w:sz="8" w:space="0" w:color="000000"/>
               <w:start w:val="single" w:sz="8" w:space="0" w:color="000000"/>
@@ -6271,7 +6271,7 @@
         </w:tc>
         <w:tc>
           <w:tcPr>
-            <w:tcW w:w="7002" w:type="dxa"/>
+            <w:tcW w:w="7003" w:type="dxa"/>
             <w:tcBorders>
               <w:top w:val="single" w:sz="8" w:space="0" w:color="000000"/>
               <w:start w:val="single" w:sz="8" w:space="0" w:color="000000"/>
@@ -6297,7 +6297,7 @@
         <w:trPr/>
         <w:tc>
           <w:tcPr>
-            <w:tcW w:w="2643" w:type="dxa"/>
+            <w:tcW w:w="2642" w:type="dxa"/>
             <w:tcBorders>
               <w:top w:val="single" w:sz="8" w:space="0" w:color="000000"/>
               <w:start w:val="single" w:sz="8" w:space="0" w:color="000000"/>
@@ -6391,7 +6391,7 @@
         </w:tc>
         <w:tc>
           <w:tcPr>
-            <w:tcW w:w="7002" w:type="dxa"/>
+            <w:tcW w:w="7003" w:type="dxa"/>
             <w:tcBorders>
               <w:top w:val="single" w:sz="8" w:space="0" w:color="000000"/>
               <w:start w:val="single" w:sz="8" w:space="0" w:color="000000"/>
@@ -6447,7 +6447,7 @@
         <w:trPr/>
         <w:tc>
           <w:tcPr>
-            <w:tcW w:w="2643" w:type="dxa"/>
+            <w:tcW w:w="2642" w:type="dxa"/>
             <w:tcBorders>
               <w:top w:val="single" w:sz="8" w:space="0" w:color="000000"/>
               <w:start w:val="single" w:sz="8" w:space="0" w:color="000000"/>
@@ -6500,7 +6500,7 @@
         </w:tc>
         <w:tc>
           <w:tcPr>
-            <w:tcW w:w="7002" w:type="dxa"/>
+            <w:tcW w:w="7003" w:type="dxa"/>
             <w:tcBorders>
               <w:top w:val="single" w:sz="8" w:space="0" w:color="000000"/>
               <w:start w:val="single" w:sz="8" w:space="0" w:color="000000"/>
@@ -6556,7 +6556,7 @@
         <w:trPr/>
         <w:tc>
           <w:tcPr>
-            <w:tcW w:w="2643" w:type="dxa"/>
+            <w:tcW w:w="2642" w:type="dxa"/>
             <w:tcBorders>
               <w:top w:val="single" w:sz="8" w:space="0" w:color="000000"/>
               <w:start w:val="single" w:sz="8" w:space="0" w:color="000000"/>
@@ -6609,7 +6609,7 @@
         </w:tc>
         <w:tc>
           <w:tcPr>
-            <w:tcW w:w="7002" w:type="dxa"/>
+            <w:tcW w:w="7003" w:type="dxa"/>
             <w:tcBorders>
               <w:top w:val="single" w:sz="8" w:space="0" w:color="000000"/>
               <w:start w:val="single" w:sz="8" w:space="0" w:color="000000"/>
@@ -6656,7 +6656,7 @@
                 <w:effect w:val="none"/>
                 <w:shd w:fill="FFF2CC" w:val="clear"/>
               </w:rPr>
-              <w:t>{{forma_de_acesso}}</w:t>
+              <w:t>dasdsa</w:t>
             </w:r>
           </w:p>
         </w:tc>
@@ -6665,7 +6665,7 @@
         <w:trPr/>
         <w:tc>
           <w:tcPr>
-            <w:tcW w:w="2643" w:type="dxa"/>
+            <w:tcW w:w="2642" w:type="dxa"/>
             <w:tcBorders>
               <w:top w:val="single" w:sz="8" w:space="0" w:color="000000"/>
               <w:start w:val="single" w:sz="8" w:space="0" w:color="000000"/>
@@ -6730,7 +6730,7 @@
         </w:tc>
         <w:tc>
           <w:tcPr>
-            <w:tcW w:w="7002" w:type="dxa"/>
+            <w:tcW w:w="7003" w:type="dxa"/>
             <w:tcBorders>
               <w:top w:val="single" w:sz="8" w:space="0" w:color="000000"/>
               <w:start w:val="single" w:sz="8" w:space="0" w:color="000000"/>
@@ -6777,7 +6777,7 @@
                 <w:effect w:val="none"/>
                 <w:shd w:fill="FFF2CC" w:val="clear"/>
               </w:rPr>
-              <w:t/>
+              <w:t>adsdasdasd</w:t>
             </w:r>
           </w:p>
         </w:tc>
@@ -6786,7 +6786,7 @@
         <w:trPr/>
         <w:tc>
           <w:tcPr>
-            <w:tcW w:w="2643" w:type="dxa"/>
+            <w:tcW w:w="2642" w:type="dxa"/>
             <w:tcBorders>
               <w:top w:val="single" w:sz="8" w:space="0" w:color="000000"/>
               <w:start w:val="single" w:sz="8" w:space="0" w:color="000000"/>
@@ -6839,7 +6839,7 @@
         </w:tc>
         <w:tc>
           <w:tcPr>
-            <w:tcW w:w="7002" w:type="dxa"/>
+            <w:tcW w:w="7003" w:type="dxa"/>
             <w:tcBorders>
               <w:top w:val="single" w:sz="8" w:space="0" w:color="000000"/>
               <w:start w:val="single" w:sz="8" w:space="0" w:color="000000"/>
@@ -6895,7 +6895,7 @@
         <w:trPr/>
         <w:tc>
           <w:tcPr>
-            <w:tcW w:w="2643" w:type="dxa"/>
+            <w:tcW w:w="2642" w:type="dxa"/>
             <w:tcBorders>
               <w:top w:val="single" w:sz="8" w:space="0" w:color="000000"/>
               <w:start w:val="single" w:sz="8" w:space="0" w:color="000000"/>
@@ -6960,7 +6960,7 @@
         </w:tc>
         <w:tc>
           <w:tcPr>
-            <w:tcW w:w="7002" w:type="dxa"/>
+            <w:tcW w:w="7003" w:type="dxa"/>
             <w:tcBorders>
               <w:top w:val="single" w:sz="8" w:space="0" w:color="000000"/>
               <w:start w:val="single" w:sz="8" w:space="0" w:color="000000"/>
@@ -7016,7 +7016,7 @@
         <w:trPr/>
         <w:tc>
           <w:tcPr>
-            <w:tcW w:w="2643" w:type="dxa"/>
+            <w:tcW w:w="2642" w:type="dxa"/>
             <w:tcBorders>
               <w:top w:val="single" w:sz="8" w:space="0" w:color="000000"/>
               <w:start w:val="single" w:sz="8" w:space="0" w:color="000000"/>
@@ -7081,7 +7081,7 @@
         </w:tc>
         <w:tc>
           <w:tcPr>
-            <w:tcW w:w="7002" w:type="dxa"/>
+            <w:tcW w:w="7003" w:type="dxa"/>
             <w:tcBorders>
               <w:top w:val="single" w:sz="8" w:space="0" w:color="000000"/>
               <w:start w:val="single" w:sz="8" w:space="0" w:color="000000"/>
@@ -7137,7 +7137,7 @@
         <w:trPr/>
         <w:tc>
           <w:tcPr>
-            <w:tcW w:w="2643" w:type="dxa"/>
+            <w:tcW w:w="2642" w:type="dxa"/>
             <w:tcBorders>
               <w:top w:val="single" w:sz="8" w:space="0" w:color="000000"/>
               <w:start w:val="single" w:sz="8" w:space="0" w:color="000000"/>
@@ -7202,7 +7202,7 @@
         </w:tc>
         <w:tc>
           <w:tcPr>
-            <w:tcW w:w="7002" w:type="dxa"/>
+            <w:tcW w:w="7003" w:type="dxa"/>
             <w:tcBorders>
               <w:top w:val="single" w:sz="8" w:space="0" w:color="000000"/>
               <w:start w:val="single" w:sz="8" w:space="0" w:color="000000"/>
@@ -7258,7 +7258,7 @@
         <w:trPr/>
         <w:tc>
           <w:tcPr>
-            <w:tcW w:w="2643" w:type="dxa"/>
+            <w:tcW w:w="2642" w:type="dxa"/>
             <w:tcBorders>
               <w:top w:val="single" w:sz="8" w:space="0" w:color="000000"/>
               <w:start w:val="single" w:sz="8" w:space="0" w:color="000000"/>
@@ -7311,7 +7311,7 @@
         </w:tc>
         <w:tc>
           <w:tcPr>
-            <w:tcW w:w="7002" w:type="dxa"/>
+            <w:tcW w:w="7003" w:type="dxa"/>
             <w:tcBorders>
               <w:top w:val="single" w:sz="8" w:space="0" w:color="000000"/>
               <w:start w:val="single" w:sz="8" w:space="0" w:color="000000"/>
@@ -7367,7 +7367,7 @@
         <w:trPr/>
         <w:tc>
           <w:tcPr>
-            <w:tcW w:w="2643" w:type="dxa"/>
+            <w:tcW w:w="2642" w:type="dxa"/>
             <w:tcBorders>
               <w:top w:val="single" w:sz="8" w:space="0" w:color="000000"/>
               <w:start w:val="single" w:sz="8" w:space="0" w:color="000000"/>
@@ -7420,7 +7420,7 @@
         </w:tc>
         <w:tc>
           <w:tcPr>
-            <w:tcW w:w="7002" w:type="dxa"/>
+            <w:tcW w:w="7003" w:type="dxa"/>
             <w:tcBorders>
               <w:top w:val="single" w:sz="8" w:space="0" w:color="000000"/>
               <w:start w:val="single" w:sz="8" w:space="0" w:color="000000"/>
@@ -7467,7 +7467,7 @@
                 <w:effect w:val="none"/>
                 <w:shd w:fill="FFF2CC" w:val="clear"/>
               </w:rPr>
-              <w:t>100</w:t>
+              <w:t>0</w:t>
             </w:r>
           </w:p>
         </w:tc>
@@ -7476,7 +7476,7 @@
         <w:trPr/>
         <w:tc>
           <w:tcPr>
-            <w:tcW w:w="2643" w:type="dxa"/>
+            <w:tcW w:w="2642" w:type="dxa"/>
             <w:tcBorders>
               <w:top w:val="single" w:sz="8" w:space="0" w:color="000000"/>
               <w:start w:val="single" w:sz="8" w:space="0" w:color="000000"/>
@@ -7529,7 +7529,7 @@
         </w:tc>
         <w:tc>
           <w:tcPr>
-            <w:tcW w:w="7002" w:type="dxa"/>
+            <w:tcW w:w="7003" w:type="dxa"/>
             <w:tcBorders>
               <w:top w:val="single" w:sz="8" w:space="0" w:color="000000"/>
               <w:start w:val="single" w:sz="8" w:space="0" w:color="000000"/>
@@ -7576,7 +7576,7 @@
                 <w:effect w:val="none"/>
                 <w:shd w:fill="FFF2CC" w:val="clear"/>
               </w:rPr>
-              <w:t>200</w:t>
+              <w:t>0</w:t>
             </w:r>
           </w:p>
         </w:tc>
@@ -7585,7 +7585,7 @@
         <w:trPr/>
         <w:tc>
           <w:tcPr>
-            <w:tcW w:w="2643" w:type="dxa"/>
+            <w:tcW w:w="2642" w:type="dxa"/>
             <w:tcBorders>
               <w:top w:val="single" w:sz="8" w:space="0" w:color="000000"/>
               <w:start w:val="single" w:sz="8" w:space="0" w:color="000000"/>
@@ -7638,7 +7638,7 @@
         </w:tc>
         <w:tc>
           <w:tcPr>
-            <w:tcW w:w="7002" w:type="dxa"/>
+            <w:tcW w:w="7003" w:type="dxa"/>
             <w:tcBorders>
               <w:top w:val="single" w:sz="8" w:space="0" w:color="000000"/>
               <w:start w:val="single" w:sz="8" w:space="0" w:color="000000"/>
@@ -7685,7 +7685,7 @@
                 <w:effect w:val="none"/>
                 <w:shd w:fill="FFF2CC" w:val="clear"/>
               </w:rPr>
-              <w:t>{{duracao}}</w:t>
+              <w:t>0</w:t>
             </w:r>
           </w:p>
         </w:tc>
@@ -7694,7 +7694,7 @@
         <w:trPr/>
         <w:tc>
           <w:tcPr>
-            <w:tcW w:w="2643" w:type="dxa"/>
+            <w:tcW w:w="2642" w:type="dxa"/>
             <w:tcBorders>
               <w:top w:val="single" w:sz="8" w:space="0" w:color="000000"/>
               <w:start w:val="single" w:sz="8" w:space="0" w:color="000000"/>
@@ -7747,7 +7747,7 @@
         </w:tc>
         <w:tc>
           <w:tcPr>
-            <w:tcW w:w="7002" w:type="dxa"/>
+            <w:tcW w:w="7003" w:type="dxa"/>
             <w:tcBorders>
               <w:top w:val="single" w:sz="8" w:space="0" w:color="000000"/>
               <w:start w:val="single" w:sz="8" w:space="0" w:color="000000"/>
@@ -7803,7 +7803,7 @@
         <w:trPr/>
         <w:tc>
           <w:tcPr>
-            <w:tcW w:w="2643" w:type="dxa"/>
+            <w:tcW w:w="2642" w:type="dxa"/>
             <w:tcBorders>
               <w:top w:val="single" w:sz="8" w:space="0" w:color="000000"/>
               <w:start w:val="single" w:sz="8" w:space="0" w:color="000000"/>
@@ -7856,7 +7856,7 @@
         </w:tc>
         <w:tc>
           <w:tcPr>
-            <w:tcW w:w="7002" w:type="dxa"/>
+            <w:tcW w:w="7003" w:type="dxa"/>
             <w:tcBorders>
               <w:top w:val="single" w:sz="8" w:space="0" w:color="000000"/>
               <w:start w:val="single" w:sz="8" w:space="0" w:color="000000"/>
@@ -7903,7 +7903,7 @@
                 <w:effect w:val="none"/>
                 <w:shd w:fill="FFF2CC" w:val="clear"/>
               </w:rPr>
-              <w:t/>
+              <w:t>asdsadasd</w:t>
             </w:r>
           </w:p>
         </w:tc>
@@ -7912,7 +7912,7 @@
         <w:trPr/>
         <w:tc>
           <w:tcPr>
-            <w:tcW w:w="2643" w:type="dxa"/>
+            <w:tcW w:w="2642" w:type="dxa"/>
             <w:tcBorders>
               <w:top w:val="single" w:sz="8" w:space="0" w:color="000000"/>
               <w:start w:val="single" w:sz="8" w:space="0" w:color="000000"/>
@@ -7965,7 +7965,7 @@
         </w:tc>
         <w:tc>
           <w:tcPr>
-            <w:tcW w:w="7002" w:type="dxa"/>
+            <w:tcW w:w="7003" w:type="dxa"/>
             <w:tcBorders>
               <w:top w:val="single" w:sz="8" w:space="0" w:color="000000"/>
               <w:start w:val="single" w:sz="8" w:space="0" w:color="000000"/>
@@ -8186,7 +8186,7 @@
             </w:pPr>
             <w:r>
               <w:rPr/>
-              <w:t>{{cc}}</w:t>
+              <w:t>11</w:t>
             </w:r>
           </w:p>
         </w:tc>
@@ -8265,7 +8265,7 @@
             </w:pPr>
             <w:r>
               <w:rPr/>
-              <w:t>{{cpc}}</w:t>
+              <w:t>11</w:t>
             </w:r>
           </w:p>
         </w:tc>
@@ -8344,7 +8344,7 @@
             </w:pPr>
             <w:r>
               <w:rPr/>
-              <w:t>{{enade}}</w:t>
+              <w:t>22</w:t>
             </w:r>
           </w:p>
         </w:tc>
@@ -8408,7 +8408,7 @@
             </w:pPr>
             <w:r>
               <w:rPr/>
-              <w:t>{{igc}}</w:t>
+              <w:t>33</w:t>
             </w:r>
           </w:p>
         </w:tc>
@@ -8980,14 +8980,14 @@
         </w:tblCellMar>
       </w:tblPr>
       <w:tblGrid>
-        <w:gridCol w:w="4431"/>
-        <w:gridCol w:w="5214"/>
+        <w:gridCol w:w="4430"/>
+        <w:gridCol w:w="5215"/>
       </w:tblGrid>
       <w:tr>
         <w:trPr/>
         <w:tc>
           <w:tcPr>
-            <w:tcW w:w="4431" w:type="dxa"/>
+            <w:tcW w:w="4430" w:type="dxa"/>
             <w:tcBorders>
               <w:top w:val="single" w:sz="8" w:space="0" w:color="000000"/>
               <w:start w:val="single" w:sz="8" w:space="0" w:color="000000"/>
@@ -9040,7 +9040,7 @@
         </w:tc>
         <w:tc>
           <w:tcPr>
-            <w:tcW w:w="5214" w:type="dxa"/>
+            <w:tcW w:w="5215" w:type="dxa"/>
             <w:tcBorders>
               <w:top w:val="single" w:sz="8" w:space="0" w:color="000000"/>
               <w:start w:val="single" w:sz="8" w:space="0" w:color="000000"/>
@@ -9096,7 +9096,7 @@
         <w:trPr/>
         <w:tc>
           <w:tcPr>
-            <w:tcW w:w="4431" w:type="dxa"/>
+            <w:tcW w:w="4430" w:type="dxa"/>
             <w:tcBorders>
               <w:top w:val="single" w:sz="8" w:space="0" w:color="000000"/>
               <w:start w:val="single" w:sz="8" w:space="0" w:color="000000"/>
@@ -9149,7 +9149,7 @@
         </w:tc>
         <w:tc>
           <w:tcPr>
-            <w:tcW w:w="5214" w:type="dxa"/>
+            <w:tcW w:w="5215" w:type="dxa"/>
             <w:tcBorders>
               <w:top w:val="single" w:sz="8" w:space="0" w:color="000000"/>
               <w:start w:val="single" w:sz="8" w:space="0" w:color="000000"/>
@@ -9205,7 +9205,7 @@
         <w:trPr/>
         <w:tc>
           <w:tcPr>
-            <w:tcW w:w="4431" w:type="dxa"/>
+            <w:tcW w:w="4430" w:type="dxa"/>
             <w:tcBorders>
               <w:top w:val="single" w:sz="8" w:space="0" w:color="000000"/>
               <w:start w:val="single" w:sz="8" w:space="0" w:color="000000"/>
@@ -9258,7 +9258,7 @@
         </w:tc>
         <w:tc>
           <w:tcPr>
-            <w:tcW w:w="5214" w:type="dxa"/>
+            <w:tcW w:w="5215" w:type="dxa"/>
             <w:tcBorders>
               <w:top w:val="single" w:sz="8" w:space="0" w:color="000000"/>
               <w:start w:val="single" w:sz="8" w:space="0" w:color="000000"/>
@@ -9314,7 +9314,7 @@
         <w:trPr/>
         <w:tc>
           <w:tcPr>
-            <w:tcW w:w="4431" w:type="dxa"/>
+            <w:tcW w:w="4430" w:type="dxa"/>
             <w:tcBorders>
               <w:top w:val="single" w:sz="8" w:space="0" w:color="000000"/>
               <w:start w:val="single" w:sz="8" w:space="0" w:color="000000"/>
@@ -9367,7 +9367,7 @@
         </w:tc>
         <w:tc>
           <w:tcPr>
-            <w:tcW w:w="5214" w:type="dxa"/>
+            <w:tcW w:w="5215" w:type="dxa"/>
             <w:tcBorders>
               <w:top w:val="single" w:sz="8" w:space="0" w:color="000000"/>
               <w:start w:val="single" w:sz="8" w:space="0" w:color="000000"/>
@@ -9423,7 +9423,7 @@
         <w:trPr/>
         <w:tc>
           <w:tcPr>
-            <w:tcW w:w="4431" w:type="dxa"/>
+            <w:tcW w:w="4430" w:type="dxa"/>
             <w:tcBorders>
               <w:top w:val="single" w:sz="8" w:space="0" w:color="000000"/>
               <w:start w:val="single" w:sz="8" w:space="0" w:color="000000"/>
@@ -9476,7 +9476,7 @@
         </w:tc>
         <w:tc>
           <w:tcPr>
-            <w:tcW w:w="5214" w:type="dxa"/>
+            <w:tcW w:w="5215" w:type="dxa"/>
             <w:tcBorders>
               <w:top w:val="single" w:sz="8" w:space="0" w:color="000000"/>
               <w:start w:val="single" w:sz="8" w:space="0" w:color="000000"/>
@@ -9947,14 +9947,14 @@
         </w:tblCellMar>
       </w:tblPr>
       <w:tblGrid>
-        <w:gridCol w:w="3831"/>
-        <w:gridCol w:w="5814"/>
+        <w:gridCol w:w="3830"/>
+        <w:gridCol w:w="5815"/>
       </w:tblGrid>
       <w:tr>
         <w:trPr/>
         <w:tc>
           <w:tcPr>
-            <w:tcW w:w="3831" w:type="dxa"/>
+            <w:tcW w:w="3830" w:type="dxa"/>
             <w:tcBorders>
               <w:top w:val="single" w:sz="8" w:space="0" w:color="000000"/>
               <w:start w:val="single" w:sz="8" w:space="0" w:color="000000"/>
@@ -10010,7 +10010,7 @@
         </w:tc>
         <w:tc>
           <w:tcPr>
-            <w:tcW w:w="5814" w:type="dxa"/>
+            <w:tcW w:w="5815" w:type="dxa"/>
             <w:tcBorders>
               <w:top w:val="single" w:sz="8" w:space="0" w:color="000000"/>
               <w:start w:val="single" w:sz="8" w:space="0" w:color="000000"/>
@@ -10066,7 +10066,7 @@
         <w:trPr/>
         <w:tc>
           <w:tcPr>
-            <w:tcW w:w="3831" w:type="dxa"/>
+            <w:tcW w:w="3830" w:type="dxa"/>
             <w:tcBorders>
               <w:top w:val="single" w:sz="8" w:space="0" w:color="000000"/>
               <w:start w:val="single" w:sz="8" w:space="0" w:color="000000"/>
@@ -10119,7 +10119,7 @@
         </w:tc>
         <w:tc>
           <w:tcPr>
-            <w:tcW w:w="5814" w:type="dxa"/>
+            <w:tcW w:w="5815" w:type="dxa"/>
             <w:tcBorders>
               <w:top w:val="single" w:sz="8" w:space="0" w:color="000000"/>
               <w:start w:val="single" w:sz="8" w:space="0" w:color="000000"/>
@@ -10175,7 +10175,7 @@
         <w:trPr/>
         <w:tc>
           <w:tcPr>
-            <w:tcW w:w="3831" w:type="dxa"/>
+            <w:tcW w:w="3830" w:type="dxa"/>
             <w:tcBorders>
               <w:top w:val="single" w:sz="8" w:space="0" w:color="000000"/>
               <w:start w:val="single" w:sz="8" w:space="0" w:color="000000"/>
@@ -10228,7 +10228,7 @@
         </w:tc>
         <w:tc>
           <w:tcPr>
-            <w:tcW w:w="5814" w:type="dxa"/>
+            <w:tcW w:w="5815" w:type="dxa"/>
             <w:tcBorders>
               <w:top w:val="single" w:sz="8" w:space="0" w:color="000000"/>
               <w:start w:val="single" w:sz="8" w:space="0" w:color="000000"/>
@@ -10284,7 +10284,7 @@
         <w:trPr/>
         <w:tc>
           <w:tcPr>
-            <w:tcW w:w="3831" w:type="dxa"/>
+            <w:tcW w:w="3830" w:type="dxa"/>
             <w:tcBorders>
               <w:top w:val="single" w:sz="8" w:space="0" w:color="000000"/>
               <w:start w:val="single" w:sz="8" w:space="0" w:color="000000"/>
@@ -10340,7 +10340,7 @@
         </w:tc>
         <w:tc>
           <w:tcPr>
-            <w:tcW w:w="5814" w:type="dxa"/>
+            <w:tcW w:w="5815" w:type="dxa"/>
             <w:tcBorders>
               <w:top w:val="single" w:sz="8" w:space="0" w:color="000000"/>
               <w:start w:val="single" w:sz="8" w:space="0" w:color="000000"/>
@@ -10396,7 +10396,7 @@
         <w:trPr/>
         <w:tc>
           <w:tcPr>
-            <w:tcW w:w="3831" w:type="dxa"/>
+            <w:tcW w:w="3830" w:type="dxa"/>
             <w:tcBorders>
               <w:top w:val="single" w:sz="8" w:space="0" w:color="000000"/>
               <w:start w:val="single" w:sz="8" w:space="0" w:color="000000"/>
@@ -10452,7 +10452,7 @@
         </w:tc>
         <w:tc>
           <w:tcPr>
-            <w:tcW w:w="5814" w:type="dxa"/>
+            <w:tcW w:w="5815" w:type="dxa"/>
             <w:tcBorders>
               <w:top w:val="single" w:sz="8" w:space="0" w:color="000000"/>
               <w:start w:val="single" w:sz="8" w:space="0" w:color="000000"/>
@@ -10531,7 +10531,7 @@
         <w:pStyle w:val="Heading1"/>
         <w:numPr>
           <w:ilvl w:val="0"/>
-          <w:numId w:val="1"/>
+          <w:numId w:val="2"/>
         </w:numPr>
         <w:ind w:hanging="0" w:start="0"/>
         <w:rPr/>
@@ -10803,7 +10803,7 @@
         <w:pStyle w:val="Heading1"/>
         <w:numPr>
           <w:ilvl w:val="0"/>
-          <w:numId w:val="1"/>
+          <w:numId w:val="2"/>
         </w:numPr>
         <w:ind w:hanging="0" w:start="0"/>
         <w:rPr/>
@@ -10848,7 +10848,7 @@
         <w:pStyle w:val="Heading1"/>
         <w:numPr>
           <w:ilvl w:val="0"/>
-          <w:numId w:val="1"/>
+          <w:numId w:val="2"/>
         </w:numPr>
         <w:ind w:hanging="0" w:start="0"/>
         <w:rPr/>
@@ -10953,7 +10953,7 @@
         <w:pStyle w:val="Heading1"/>
         <w:numPr>
           <w:ilvl w:val="0"/>
-          <w:numId w:val="1"/>
+          <w:numId w:val="2"/>
         </w:numPr>
         <w:ind w:hanging="0" w:start="0"/>
         <w:rPr/>
@@ -11054,7 +11054,7 @@
         <w:pStyle w:val="Heading2"/>
         <w:numPr>
           <w:ilvl w:val="1"/>
-          <w:numId w:val="1"/>
+          <w:numId w:val="2"/>
         </w:numPr>
         <w:rPr/>
       </w:pPr>
@@ -11145,7 +11145,7 @@
         <w:pStyle w:val="Heading3"/>
         <w:numPr>
           <w:ilvl w:val="2"/>
-          <w:numId w:val="1"/>
+          <w:numId w:val="2"/>
         </w:numPr>
         <w:rPr>
           <w:b w:val="false"/>
@@ -11214,7 +11214,7 @@
         <w:pStyle w:val="Heading3"/>
         <w:numPr>
           <w:ilvl w:val="2"/>
-          <w:numId w:val="1"/>
+          <w:numId w:val="2"/>
         </w:numPr>
         <w:rPr>
           <w:b w:val="false"/>
@@ -11372,7 +11372,7 @@
         <w:pStyle w:val="Heading3"/>
         <w:numPr>
           <w:ilvl w:val="2"/>
-          <w:numId w:val="1"/>
+          <w:numId w:val="2"/>
         </w:numPr>
         <w:rPr>
           <w:b w:val="false"/>
@@ -11445,7 +11445,7 @@
         <w:pStyle w:val="Heading3"/>
         <w:numPr>
           <w:ilvl w:val="2"/>
-          <w:numId w:val="1"/>
+          <w:numId w:val="2"/>
         </w:numPr>
         <w:rPr>
           <w:b w:val="false"/>
@@ -11482,7 +11482,7 @@
         <w:pStyle w:val="Heading1"/>
         <w:numPr>
           <w:ilvl w:val="0"/>
-          <w:numId w:val="1"/>
+          <w:numId w:val="2"/>
         </w:numPr>
         <w:rPr/>
       </w:pPr>
@@ -11588,7 +11588,7 @@
         <w:pStyle w:val="Heading2"/>
         <w:numPr>
           <w:ilvl w:val="1"/>
-          <w:numId w:val="1"/>
+          <w:numId w:val="2"/>
         </w:numPr>
         <w:ind w:hanging="0" w:start="0"/>
         <w:rPr/>
@@ -11711,7 +11711,7 @@
         <w:pStyle w:val="Heading2"/>
         <w:numPr>
           <w:ilvl w:val="1"/>
-          <w:numId w:val="1"/>
+          <w:numId w:val="2"/>
         </w:numPr>
         <w:ind w:hanging="0" w:start="0"/>
         <w:rPr/>
@@ -11840,7 +11840,7 @@
         <w:pStyle w:val="Heading1"/>
         <w:numPr>
           <w:ilvl w:val="0"/>
-          <w:numId w:val="1"/>
+          <w:numId w:val="2"/>
         </w:numPr>
         <w:rPr/>
       </w:pPr>
@@ -11856,7 +11856,7 @@
         <w:pStyle w:val="Heading2"/>
         <w:numPr>
           <w:ilvl w:val="1"/>
-          <w:numId w:val="1"/>
+          <w:numId w:val="2"/>
         </w:numPr>
         <w:rPr/>
       </w:pPr>
@@ -12531,7 +12531,7 @@
         <w:pStyle w:val="Heading2"/>
         <w:numPr>
           <w:ilvl w:val="1"/>
-          <w:numId w:val="1"/>
+          <w:numId w:val="2"/>
         </w:numPr>
         <w:rPr/>
       </w:pPr>
@@ -12926,7 +12926,7 @@
         <w:pStyle w:val="Heading2"/>
         <w:numPr>
           <w:ilvl w:val="1"/>
-          <w:numId w:val="1"/>
+          <w:numId w:val="2"/>
         </w:numPr>
         <w:rPr/>
       </w:pPr>
@@ -13281,7 +13281,7 @@
         <w:pStyle w:val="Heading2"/>
         <w:numPr>
           <w:ilvl w:val="1"/>
-          <w:numId w:val="1"/>
+          <w:numId w:val="2"/>
         </w:numPr>
         <w:rPr/>
       </w:pPr>
@@ -13484,7 +13484,7 @@
         <w:pStyle w:val="Heading2"/>
         <w:numPr>
           <w:ilvl w:val="1"/>
-          <w:numId w:val="1"/>
+          <w:numId w:val="2"/>
         </w:numPr>
         <w:rPr/>
       </w:pPr>
@@ -14087,7 +14087,7 @@
         <w:pStyle w:val="Heading2"/>
         <w:numPr>
           <w:ilvl w:val="1"/>
-          <w:numId w:val="1"/>
+          <w:numId w:val="2"/>
         </w:numPr>
         <w:rPr/>
       </w:pPr>
@@ -14645,7 +14645,7 @@
         <w:pStyle w:val="Heading2"/>
         <w:numPr>
           <w:ilvl w:val="1"/>
-          <w:numId w:val="1"/>
+          <w:numId w:val="2"/>
         </w:numPr>
         <w:rPr/>
       </w:pPr>
@@ -14951,7 +14951,7 @@
         <w:pStyle w:val="Heading1"/>
         <w:numPr>
           <w:ilvl w:val="0"/>
-          <w:numId w:val="1"/>
+          <w:numId w:val="2"/>
         </w:numPr>
         <w:rPr/>
       </w:pPr>
@@ -15336,7 +15336,7 @@
         <w:pStyle w:val="Heading1"/>
         <w:numPr>
           <w:ilvl w:val="0"/>
-          <w:numId w:val="1"/>
+          <w:numId w:val="2"/>
         </w:numPr>
         <w:rPr/>
       </w:pPr>
@@ -15486,7 +15486,7 @@
         <w:pStyle w:val="Heading1"/>
         <w:numPr>
           <w:ilvl w:val="0"/>
-          <w:numId w:val="1"/>
+          <w:numId w:val="2"/>
         </w:numPr>
         <w:rPr/>
       </w:pPr>
@@ -15502,7 +15502,7 @@
         <w:pStyle w:val="Heading2"/>
         <w:numPr>
           <w:ilvl w:val="1"/>
-          <w:numId w:val="1"/>
+          <w:numId w:val="2"/>
         </w:numPr>
         <w:rPr/>
       </w:pPr>
@@ -15705,7 +15705,7 @@
         <w:pStyle w:val="Heading1"/>
         <w:numPr>
           <w:ilvl w:val="0"/>
-          <w:numId w:val="1"/>
+          <w:numId w:val="2"/>
         </w:numPr>
         <w:rPr/>
       </w:pPr>
@@ -15813,7 +15813,7 @@
         <w:pStyle w:val="Heading2"/>
         <w:numPr>
           <w:ilvl w:val="1"/>
-          <w:numId w:val="1"/>
+          <w:numId w:val="2"/>
         </w:numPr>
         <w:rPr/>
       </w:pPr>
@@ -15938,7 +15938,7 @@
         <w:pStyle w:val="Heading2"/>
         <w:numPr>
           <w:ilvl w:val="1"/>
-          <w:numId w:val="1"/>
+          <w:numId w:val="2"/>
         </w:numPr>
         <w:rPr/>
       </w:pPr>
@@ -16112,7 +16112,7 @@
           <w:effect w:val="none"/>
           <w:shd w:fill="auto" w:val="clear"/>
         </w:rPr>
-        <w:t>Os 10 (dez) períodos semestrais são sequenciais, sem terminalidade, devendo o (a) estudante concluí-los juntamente com o estágio curricular, a fim de integralizar sua formação profissional e receber o diploma de .  O curso oferece {{vagas_por_ano}} vagas por ano e funciona em horário integral.</w:t>
+        <w:t>Os 10 (dez) períodos semestrais são sequenciais, sem terminalidade, devendo o (a) estudante concluí-los juntamente com o estágio curricular, a fim de integralizar sua formação profissional e receber o diploma de dsadsadsad.  O curso oferece {{vagas_por_ano}} vagas por ano e funciona em horário integral.</w:t>
       </w:r>
     </w:p>
     <w:p>
@@ -16160,7 +16160,7 @@
         <w:pStyle w:val="Heading2"/>
         <w:numPr>
           <w:ilvl w:val="1"/>
-          <w:numId w:val="1"/>
+          <w:numId w:val="2"/>
         </w:numPr>
         <w:rPr/>
       </w:pPr>
@@ -16298,17 +16298,17 @@
         </w:tblCellMar>
       </w:tblPr>
       <w:tblGrid>
-        <w:gridCol w:w="1743"/>
+        <w:gridCol w:w="1742"/>
         <w:gridCol w:w="1739"/>
         <w:gridCol w:w="1736"/>
-        <w:gridCol w:w="1737"/>
+        <w:gridCol w:w="1738"/>
         <w:gridCol w:w="2690"/>
       </w:tblGrid>
       <w:tr>
         <w:trPr/>
         <w:tc>
           <w:tcPr>
-            <w:tcW w:w="1743" w:type="dxa"/>
+            <w:tcW w:w="1742" w:type="dxa"/>
             <w:tcBorders>
               <w:top w:val="single" w:sz="8" w:space="0" w:color="000000"/>
               <w:start w:val="single" w:sz="8" w:space="0" w:color="000000"/>
@@ -16371,7 +16371,7 @@
         </w:tc>
         <w:tc>
           <w:tcPr>
-            <w:tcW w:w="1737" w:type="dxa"/>
+            <w:tcW w:w="1738" w:type="dxa"/>
             <w:tcBorders>
               <w:top w:val="single" w:sz="8" w:space="0" w:color="000000"/>
               <w:start w:val="single" w:sz="8" w:space="0" w:color="000000"/>
@@ -16456,7 +16456,7 @@
         <w:pStyle w:val="Heading2"/>
         <w:numPr>
           <w:ilvl w:val="1"/>
-          <w:numId w:val="1"/>
+          <w:numId w:val="2"/>
         </w:numPr>
         <w:rPr/>
       </w:pPr>
@@ -16570,7 +16570,7 @@
         <w:pStyle w:val="Heading2"/>
         <w:numPr>
           <w:ilvl w:val="1"/>
-          <w:numId w:val="1"/>
+          <w:numId w:val="2"/>
         </w:numPr>
         <w:rPr/>
       </w:pPr>
@@ -16685,7 +16685,7 @@
         <w:pStyle w:val="Heading3"/>
         <w:numPr>
           <w:ilvl w:val="2"/>
-          <w:numId w:val="1"/>
+          <w:numId w:val="2"/>
         </w:numPr>
         <w:rPr>
           <w:b w:val="false"/>
@@ -16901,9 +16901,9 @@
         <w:gridCol w:w="1605"/>
         <w:gridCol w:w="1277"/>
         <w:gridCol w:w="717"/>
-        <w:gridCol w:w="552"/>
-        <w:gridCol w:w="1649"/>
-        <w:gridCol w:w="2391"/>
+        <w:gridCol w:w="551"/>
+        <w:gridCol w:w="1716"/>
+        <w:gridCol w:w="2325"/>
       </w:tblGrid>
       <w:tr>
         <w:trPr/>
@@ -17100,7 +17100,7 @@
         </w:tc>
         <w:tc>
           <w:tcPr>
-            <w:tcW w:w="1269" w:type="dxa"/>
+            <w:tcW w:w="1268" w:type="dxa"/>
             <w:gridSpan w:val="2"/>
             <w:tcBorders>
               <w:top w:val="single" w:sz="8" w:space="0" w:color="000000"/>
@@ -17122,7 +17122,7 @@
         </w:tc>
         <w:tc>
           <w:tcPr>
-            <w:tcW w:w="1649" w:type="dxa"/>
+            <w:tcW w:w="1716" w:type="dxa"/>
             <w:vMerge w:val="restart"/>
             <w:tcBorders>
               <w:top w:val="single" w:sz="8" w:space="0" w:color="000000"/>
@@ -17184,7 +17184,7 @@
         </w:tc>
         <w:tc>
           <w:tcPr>
-            <w:tcW w:w="2391" w:type="dxa"/>
+            <w:tcW w:w="2325" w:type="dxa"/>
             <w:vMerge w:val="restart"/>
             <w:tcBorders>
               <w:top w:val="single" w:sz="8" w:space="0" w:color="000000"/>
@@ -17387,7 +17387,7 @@
         </w:tc>
         <w:tc>
           <w:tcPr>
-            <w:tcW w:w="552" w:type="dxa"/>
+            <w:tcW w:w="551" w:type="dxa"/>
             <w:tcBorders>
               <w:start w:val="single" w:sz="8" w:space="0" w:color="000000"/>
               <w:end w:val="single" w:sz="8" w:space="0" w:color="000000"/>
@@ -17407,7 +17407,7 @@
         </w:tc>
         <w:tc>
           <w:tcPr>
-            <w:tcW w:w="1649" w:type="dxa"/>
+            <w:tcW w:w="1716" w:type="dxa"/>
             <w:vMerge w:val="continue"/>
             <w:tcBorders>
               <w:top w:val="single" w:sz="8" w:space="0" w:color="000000"/>
@@ -17459,7 +17459,7 @@
         </w:tc>
         <w:tc>
           <w:tcPr>
-            <w:tcW w:w="2391" w:type="dxa"/>
+            <w:tcW w:w="2325" w:type="dxa"/>
             <w:vMerge w:val="continue"/>
             <w:tcBorders>
               <w:top w:val="single" w:sz="8" w:space="0" w:color="000000"/>
@@ -17528,7 +17528,7 @@
         <w:pStyle w:val="Heading3"/>
         <w:numPr>
           <w:ilvl w:val="2"/>
-          <w:numId w:val="1"/>
+          <w:numId w:val="2"/>
         </w:numPr>
         <w:rPr>
           <w:b w:val="false"/>
@@ -17607,7 +17607,7 @@
         <w:pStyle w:val="Heading3"/>
         <w:numPr>
           <w:ilvl w:val="2"/>
-          <w:numId w:val="1"/>
+          <w:numId w:val="2"/>
         </w:numPr>
         <w:rPr>
           <w:b w:val="false"/>
@@ -17688,7 +17688,7 @@
         <w:pStyle w:val="Heading1"/>
         <w:numPr>
           <w:ilvl w:val="0"/>
-          <w:numId w:val="1"/>
+          <w:numId w:val="2"/>
         </w:numPr>
         <w:rPr/>
       </w:pPr>
@@ -17771,7 +17771,7 @@
         <w:pStyle w:val="Heading2"/>
         <w:numPr>
           <w:ilvl w:val="1"/>
-          <w:numId w:val="1"/>
+          <w:numId w:val="2"/>
         </w:numPr>
         <w:rPr/>
       </w:pPr>
@@ -17840,15 +17840,15 @@
         </w:tblCellMar>
       </w:tblPr>
       <w:tblGrid>
-        <w:gridCol w:w="4297"/>
-        <w:gridCol w:w="2332"/>
+        <w:gridCol w:w="4296"/>
+        <w:gridCol w:w="2333"/>
         <w:gridCol w:w="3016"/>
       </w:tblGrid>
       <w:tr>
         <w:trPr/>
         <w:tc>
           <w:tcPr>
-            <w:tcW w:w="4297" w:type="dxa"/>
+            <w:tcW w:w="4296" w:type="dxa"/>
             <w:tcBorders>
               <w:top w:val="single" w:sz="8" w:space="0" w:color="000000"/>
               <w:start w:val="single" w:sz="8" w:space="0" w:color="000000"/>
@@ -17883,7 +17883,7 @@
         </w:tc>
         <w:tc>
           <w:tcPr>
-            <w:tcW w:w="2332" w:type="dxa"/>
+            <w:tcW w:w="2333" w:type="dxa"/>
             <w:tcBorders>
               <w:top w:val="single" w:sz="8" w:space="0" w:color="000000"/>
               <w:start w:val="single" w:sz="8" w:space="0" w:color="000000"/>
@@ -17956,7 +17956,7 @@
         <w:trPr/>
         <w:tc>
           <w:tcPr>
-            <w:tcW w:w="4297" w:type="dxa"/>
+            <w:tcW w:w="4296" w:type="dxa"/>
             <w:tcBorders>
               <w:start w:val="single" w:sz="8" w:space="0" w:color="000000"/>
               <w:end w:val="single" w:sz="8" w:space="0" w:color="000000"/>
@@ -18010,7 +18010,7 @@
         </w:tc>
         <w:tc>
           <w:tcPr>
-            <w:tcW w:w="2332" w:type="dxa"/>
+            <w:tcW w:w="2333" w:type="dxa"/>
             <w:tcBorders>
               <w:start w:val="single" w:sz="8" w:space="0" w:color="000000"/>
               <w:end w:val="single" w:sz="8" w:space="0" w:color="000000"/>
@@ -18115,7 +18115,7 @@
         <w:trPr/>
         <w:tc>
           <w:tcPr>
-            <w:tcW w:w="4297" w:type="dxa"/>
+            <w:tcW w:w="4296" w:type="dxa"/>
             <w:tcBorders>
               <w:start w:val="single" w:sz="8" w:space="0" w:color="000000"/>
               <w:end w:val="single" w:sz="8" w:space="0" w:color="000000"/>
@@ -18169,7 +18169,7 @@
         </w:tc>
         <w:tc>
           <w:tcPr>
-            <w:tcW w:w="2332" w:type="dxa"/>
+            <w:tcW w:w="2333" w:type="dxa"/>
             <w:tcBorders>
               <w:start w:val="single" w:sz="8" w:space="0" w:color="000000"/>
               <w:end w:val="single" w:sz="8" w:space="0" w:color="000000"/>
@@ -18274,7 +18274,7 @@
         <w:trPr/>
         <w:tc>
           <w:tcPr>
-            <w:tcW w:w="4297" w:type="dxa"/>
+            <w:tcW w:w="4296" w:type="dxa"/>
             <w:tcBorders>
               <w:start w:val="single" w:sz="8" w:space="0" w:color="000000"/>
               <w:end w:val="single" w:sz="8" w:space="0" w:color="000000"/>
@@ -18328,7 +18328,7 @@
         </w:tc>
         <w:tc>
           <w:tcPr>
-            <w:tcW w:w="2332" w:type="dxa"/>
+            <w:tcW w:w="2333" w:type="dxa"/>
             <w:tcBorders>
               <w:start w:val="single" w:sz="8" w:space="0" w:color="000000"/>
               <w:end w:val="single" w:sz="8" w:space="0" w:color="000000"/>
@@ -18433,7 +18433,7 @@
         <w:trPr/>
         <w:tc>
           <w:tcPr>
-            <w:tcW w:w="4297" w:type="dxa"/>
+            <w:tcW w:w="4296" w:type="dxa"/>
             <w:tcBorders>
               <w:start w:val="single" w:sz="8" w:space="0" w:color="000000"/>
               <w:end w:val="single" w:sz="8" w:space="0" w:color="000000"/>
@@ -18487,7 +18487,7 @@
         </w:tc>
         <w:tc>
           <w:tcPr>
-            <w:tcW w:w="2332" w:type="dxa"/>
+            <w:tcW w:w="2333" w:type="dxa"/>
             <w:tcBorders>
               <w:start w:val="single" w:sz="8" w:space="0" w:color="000000"/>
               <w:end w:val="single" w:sz="8" w:space="0" w:color="000000"/>
@@ -18592,7 +18592,7 @@
         <w:trPr/>
         <w:tc>
           <w:tcPr>
-            <w:tcW w:w="4297" w:type="dxa"/>
+            <w:tcW w:w="4296" w:type="dxa"/>
             <w:tcBorders>
               <w:start w:val="single" w:sz="8" w:space="0" w:color="000000"/>
               <w:end w:val="single" w:sz="8" w:space="0" w:color="000000"/>
@@ -18646,7 +18646,7 @@
         </w:tc>
         <w:tc>
           <w:tcPr>
-            <w:tcW w:w="2332" w:type="dxa"/>
+            <w:tcW w:w="2333" w:type="dxa"/>
             <w:tcBorders>
               <w:start w:val="single" w:sz="8" w:space="0" w:color="000000"/>
               <w:end w:val="single" w:sz="8" w:space="0" w:color="000000"/>
@@ -18775,7 +18775,7 @@
         <w:pStyle w:val="Heading1"/>
         <w:numPr>
           <w:ilvl w:val="0"/>
-          <w:numId w:val="1"/>
+          <w:numId w:val="2"/>
         </w:numPr>
         <w:rPr/>
       </w:pPr>
@@ -18865,7 +18865,7 @@
         <w:pStyle w:val="Heading1"/>
         <w:numPr>
           <w:ilvl w:val="0"/>
-          <w:numId w:val="1"/>
+          <w:numId w:val="2"/>
         </w:numPr>
         <w:rPr/>
       </w:pPr>
@@ -18909,7 +18909,7 @@
         <w:pStyle w:val="Heading2"/>
         <w:numPr>
           <w:ilvl w:val="1"/>
-          <w:numId w:val="1"/>
+          <w:numId w:val="2"/>
         </w:numPr>
         <w:rPr/>
       </w:pPr>
@@ -19454,8 +19454,8 @@
       <w:tblGrid>
         <w:gridCol w:w="2141"/>
         <w:gridCol w:w="2123"/>
-        <w:gridCol w:w="2124"/>
-        <w:gridCol w:w="3257"/>
+        <w:gridCol w:w="2123"/>
+        <w:gridCol w:w="3258"/>
       </w:tblGrid>
       <w:tr>
         <w:trPr/>
@@ -19533,7 +19533,7 @@
         </w:tc>
         <w:tc>
           <w:tcPr>
-            <w:tcW w:w="2124" w:type="dxa"/>
+            <w:tcW w:w="2123" w:type="dxa"/>
             <w:tcBorders>
               <w:top w:val="single" w:sz="8" w:space="0" w:color="000000"/>
               <w:start w:val="single" w:sz="8" w:space="0" w:color="000000"/>
@@ -19569,7 +19569,7 @@
         </w:tc>
         <w:tc>
           <w:tcPr>
-            <w:tcW w:w="3257" w:type="dxa"/>
+            <w:tcW w:w="3258" w:type="dxa"/>
             <w:tcBorders>
               <w:top w:val="single" w:sz="8" w:space="0" w:color="000000"/>
               <w:start w:val="single" w:sz="8" w:space="0" w:color="000000"/>
@@ -19683,29 +19683,29 @@
         </w:tc>
         <w:tc>
           <w:tcPr>
-            <w:tcW w:w="2124" w:type="dxa"/>
-            <w:tcBorders>
-              <w:top w:val="single" w:sz="8" w:space="0" w:color="000000"/>
-              <w:start w:val="single" w:sz="8" w:space="0" w:color="000000"/>
-              <w:bottom w:val="single" w:sz="8" w:space="0" w:color="000000"/>
-              <w:end w:val="single" w:sz="8" w:space="0" w:color="000000"/>
-            </w:tcBorders>
-            <w:vAlign w:val="center"/>
-          </w:tcPr>
-          <w:p>
-            <w:pPr>
-              <w:pStyle w:val="TableContents"/>
-              <w:ind w:hanging="0" w:start="0" w:end="0"/>
-              <w:rPr/>
-            </w:pPr>
-            <w:r>
-              <w:rPr/>
-            </w:r>
-          </w:p>
-        </w:tc>
-        <w:tc>
-          <w:tcPr>
-            <w:tcW w:w="3257" w:type="dxa"/>
+            <w:tcW w:w="2123" w:type="dxa"/>
+            <w:tcBorders>
+              <w:top w:val="single" w:sz="8" w:space="0" w:color="000000"/>
+              <w:start w:val="single" w:sz="8" w:space="0" w:color="000000"/>
+              <w:bottom w:val="single" w:sz="8" w:space="0" w:color="000000"/>
+              <w:end w:val="single" w:sz="8" w:space="0" w:color="000000"/>
+            </w:tcBorders>
+            <w:vAlign w:val="center"/>
+          </w:tcPr>
+          <w:p>
+            <w:pPr>
+              <w:pStyle w:val="TableContents"/>
+              <w:ind w:hanging="0" w:start="0" w:end="0"/>
+              <w:rPr/>
+            </w:pPr>
+            <w:r>
+              <w:rPr/>
+            </w:r>
+          </w:p>
+        </w:tc>
+        <w:tc>
+          <w:tcPr>
+            <w:tcW w:w="3258" w:type="dxa"/>
             <w:tcBorders>
               <w:top w:val="single" w:sz="8" w:space="0" w:color="000000"/>
               <w:start w:val="single" w:sz="8" w:space="0" w:color="000000"/>
@@ -19805,29 +19805,29 @@
         </w:tc>
         <w:tc>
           <w:tcPr>
-            <w:tcW w:w="2124" w:type="dxa"/>
-            <w:tcBorders>
-              <w:top w:val="single" w:sz="8" w:space="0" w:color="000000"/>
-              <w:start w:val="single" w:sz="8" w:space="0" w:color="000000"/>
-              <w:bottom w:val="single" w:sz="8" w:space="0" w:color="000000"/>
-              <w:end w:val="single" w:sz="8" w:space="0" w:color="000000"/>
-            </w:tcBorders>
-            <w:vAlign w:val="center"/>
-          </w:tcPr>
-          <w:p>
-            <w:pPr>
-              <w:pStyle w:val="TableContents"/>
-              <w:ind w:hanging="0" w:start="0" w:end="0"/>
-              <w:rPr/>
-            </w:pPr>
-            <w:r>
-              <w:rPr/>
-            </w:r>
-          </w:p>
-        </w:tc>
-        <w:tc>
-          <w:tcPr>
-            <w:tcW w:w="3257" w:type="dxa"/>
+            <w:tcW w:w="2123" w:type="dxa"/>
+            <w:tcBorders>
+              <w:top w:val="single" w:sz="8" w:space="0" w:color="000000"/>
+              <w:start w:val="single" w:sz="8" w:space="0" w:color="000000"/>
+              <w:bottom w:val="single" w:sz="8" w:space="0" w:color="000000"/>
+              <w:end w:val="single" w:sz="8" w:space="0" w:color="000000"/>
+            </w:tcBorders>
+            <w:vAlign w:val="center"/>
+          </w:tcPr>
+          <w:p>
+            <w:pPr>
+              <w:pStyle w:val="TableContents"/>
+              <w:ind w:hanging="0" w:start="0" w:end="0"/>
+              <w:rPr/>
+            </w:pPr>
+            <w:r>
+              <w:rPr/>
+            </w:r>
+          </w:p>
+        </w:tc>
+        <w:tc>
+          <w:tcPr>
+            <w:tcW w:w="3258" w:type="dxa"/>
             <w:tcBorders>
               <w:top w:val="single" w:sz="8" w:space="0" w:color="000000"/>
               <w:start w:val="single" w:sz="8" w:space="0" w:color="000000"/>
@@ -19927,29 +19927,29 @@
         </w:tc>
         <w:tc>
           <w:tcPr>
-            <w:tcW w:w="2124" w:type="dxa"/>
-            <w:tcBorders>
-              <w:top w:val="single" w:sz="8" w:space="0" w:color="000000"/>
-              <w:start w:val="single" w:sz="8" w:space="0" w:color="000000"/>
-              <w:bottom w:val="single" w:sz="8" w:space="0" w:color="000000"/>
-              <w:end w:val="single" w:sz="8" w:space="0" w:color="000000"/>
-            </w:tcBorders>
-            <w:vAlign w:val="center"/>
-          </w:tcPr>
-          <w:p>
-            <w:pPr>
-              <w:pStyle w:val="TableContents"/>
-              <w:ind w:hanging="0" w:start="0" w:end="0"/>
-              <w:rPr/>
-            </w:pPr>
-            <w:r>
-              <w:rPr/>
-            </w:r>
-          </w:p>
-        </w:tc>
-        <w:tc>
-          <w:tcPr>
-            <w:tcW w:w="3257" w:type="dxa"/>
+            <w:tcW w:w="2123" w:type="dxa"/>
+            <w:tcBorders>
+              <w:top w:val="single" w:sz="8" w:space="0" w:color="000000"/>
+              <w:start w:val="single" w:sz="8" w:space="0" w:color="000000"/>
+              <w:bottom w:val="single" w:sz="8" w:space="0" w:color="000000"/>
+              <w:end w:val="single" w:sz="8" w:space="0" w:color="000000"/>
+            </w:tcBorders>
+            <w:vAlign w:val="center"/>
+          </w:tcPr>
+          <w:p>
+            <w:pPr>
+              <w:pStyle w:val="TableContents"/>
+              <w:ind w:hanging="0" w:start="0" w:end="0"/>
+              <w:rPr/>
+            </w:pPr>
+            <w:r>
+              <w:rPr/>
+            </w:r>
+          </w:p>
+        </w:tc>
+        <w:tc>
+          <w:tcPr>
+            <w:tcW w:w="3258" w:type="dxa"/>
             <w:tcBorders>
               <w:top w:val="single" w:sz="8" w:space="0" w:color="000000"/>
               <w:start w:val="single" w:sz="8" w:space="0" w:color="000000"/>
@@ -20049,29 +20049,29 @@
         </w:tc>
         <w:tc>
           <w:tcPr>
-            <w:tcW w:w="2124" w:type="dxa"/>
-            <w:tcBorders>
-              <w:top w:val="single" w:sz="8" w:space="0" w:color="000000"/>
-              <w:start w:val="single" w:sz="8" w:space="0" w:color="000000"/>
-              <w:bottom w:val="single" w:sz="8" w:space="0" w:color="000000"/>
-              <w:end w:val="single" w:sz="8" w:space="0" w:color="000000"/>
-            </w:tcBorders>
-            <w:vAlign w:val="center"/>
-          </w:tcPr>
-          <w:p>
-            <w:pPr>
-              <w:pStyle w:val="TableContents"/>
-              <w:ind w:hanging="0" w:start="0" w:end="0"/>
-              <w:rPr/>
-            </w:pPr>
-            <w:r>
-              <w:rPr/>
-            </w:r>
-          </w:p>
-        </w:tc>
-        <w:tc>
-          <w:tcPr>
-            <w:tcW w:w="3257" w:type="dxa"/>
+            <w:tcW w:w="2123" w:type="dxa"/>
+            <w:tcBorders>
+              <w:top w:val="single" w:sz="8" w:space="0" w:color="000000"/>
+              <w:start w:val="single" w:sz="8" w:space="0" w:color="000000"/>
+              <w:bottom w:val="single" w:sz="8" w:space="0" w:color="000000"/>
+              <w:end w:val="single" w:sz="8" w:space="0" w:color="000000"/>
+            </w:tcBorders>
+            <w:vAlign w:val="center"/>
+          </w:tcPr>
+          <w:p>
+            <w:pPr>
+              <w:pStyle w:val="TableContents"/>
+              <w:ind w:hanging="0" w:start="0" w:end="0"/>
+              <w:rPr/>
+            </w:pPr>
+            <w:r>
+              <w:rPr/>
+            </w:r>
+          </w:p>
+        </w:tc>
+        <w:tc>
+          <w:tcPr>
+            <w:tcW w:w="3258" w:type="dxa"/>
             <w:tcBorders>
               <w:top w:val="single" w:sz="8" w:space="0" w:color="000000"/>
               <w:start w:val="single" w:sz="8" w:space="0" w:color="000000"/>
@@ -20171,29 +20171,29 @@
         </w:tc>
         <w:tc>
           <w:tcPr>
-            <w:tcW w:w="2124" w:type="dxa"/>
-            <w:tcBorders>
-              <w:top w:val="single" w:sz="8" w:space="0" w:color="000000"/>
-              <w:start w:val="single" w:sz="8" w:space="0" w:color="000000"/>
-              <w:bottom w:val="single" w:sz="8" w:space="0" w:color="000000"/>
-              <w:end w:val="single" w:sz="8" w:space="0" w:color="000000"/>
-            </w:tcBorders>
-            <w:vAlign w:val="center"/>
-          </w:tcPr>
-          <w:p>
-            <w:pPr>
-              <w:pStyle w:val="TableContents"/>
-              <w:ind w:hanging="0" w:start="0" w:end="0"/>
-              <w:rPr/>
-            </w:pPr>
-            <w:r>
-              <w:rPr/>
-            </w:r>
-          </w:p>
-        </w:tc>
-        <w:tc>
-          <w:tcPr>
-            <w:tcW w:w="3257" w:type="dxa"/>
+            <w:tcW w:w="2123" w:type="dxa"/>
+            <w:tcBorders>
+              <w:top w:val="single" w:sz="8" w:space="0" w:color="000000"/>
+              <w:start w:val="single" w:sz="8" w:space="0" w:color="000000"/>
+              <w:bottom w:val="single" w:sz="8" w:space="0" w:color="000000"/>
+              <w:end w:val="single" w:sz="8" w:space="0" w:color="000000"/>
+            </w:tcBorders>
+            <w:vAlign w:val="center"/>
+          </w:tcPr>
+          <w:p>
+            <w:pPr>
+              <w:pStyle w:val="TableContents"/>
+              <w:ind w:hanging="0" w:start="0" w:end="0"/>
+              <w:rPr/>
+            </w:pPr>
+            <w:r>
+              <w:rPr/>
+            </w:r>
+          </w:p>
+        </w:tc>
+        <w:tc>
+          <w:tcPr>
+            <w:tcW w:w="3258" w:type="dxa"/>
             <w:tcBorders>
               <w:top w:val="single" w:sz="8" w:space="0" w:color="000000"/>
               <w:start w:val="single" w:sz="8" w:space="0" w:color="000000"/>
@@ -20293,29 +20293,29 @@
         </w:tc>
         <w:tc>
           <w:tcPr>
-            <w:tcW w:w="2124" w:type="dxa"/>
-            <w:tcBorders>
-              <w:top w:val="single" w:sz="8" w:space="0" w:color="000000"/>
-              <w:start w:val="single" w:sz="8" w:space="0" w:color="000000"/>
-              <w:bottom w:val="single" w:sz="8" w:space="0" w:color="000000"/>
-              <w:end w:val="single" w:sz="8" w:space="0" w:color="000000"/>
-            </w:tcBorders>
-            <w:vAlign w:val="center"/>
-          </w:tcPr>
-          <w:p>
-            <w:pPr>
-              <w:pStyle w:val="TableContents"/>
-              <w:ind w:hanging="0" w:start="0" w:end="0"/>
-              <w:rPr/>
-            </w:pPr>
-            <w:r>
-              <w:rPr/>
-            </w:r>
-          </w:p>
-        </w:tc>
-        <w:tc>
-          <w:tcPr>
-            <w:tcW w:w="3257" w:type="dxa"/>
+            <w:tcW w:w="2123" w:type="dxa"/>
+            <w:tcBorders>
+              <w:top w:val="single" w:sz="8" w:space="0" w:color="000000"/>
+              <w:start w:val="single" w:sz="8" w:space="0" w:color="000000"/>
+              <w:bottom w:val="single" w:sz="8" w:space="0" w:color="000000"/>
+              <w:end w:val="single" w:sz="8" w:space="0" w:color="000000"/>
+            </w:tcBorders>
+            <w:vAlign w:val="center"/>
+          </w:tcPr>
+          <w:p>
+            <w:pPr>
+              <w:pStyle w:val="TableContents"/>
+              <w:ind w:hanging="0" w:start="0" w:end="0"/>
+              <w:rPr/>
+            </w:pPr>
+            <w:r>
+              <w:rPr/>
+            </w:r>
+          </w:p>
+        </w:tc>
+        <w:tc>
+          <w:tcPr>
+            <w:tcW w:w="3258" w:type="dxa"/>
             <w:tcBorders>
               <w:top w:val="single" w:sz="8" w:space="0" w:color="000000"/>
               <w:start w:val="single" w:sz="8" w:space="0" w:color="000000"/>
@@ -20415,29 +20415,29 @@
         </w:tc>
         <w:tc>
           <w:tcPr>
-            <w:tcW w:w="2124" w:type="dxa"/>
-            <w:tcBorders>
-              <w:top w:val="single" w:sz="8" w:space="0" w:color="000000"/>
-              <w:start w:val="single" w:sz="8" w:space="0" w:color="000000"/>
-              <w:bottom w:val="single" w:sz="8" w:space="0" w:color="000000"/>
-              <w:end w:val="single" w:sz="8" w:space="0" w:color="000000"/>
-            </w:tcBorders>
-            <w:vAlign w:val="center"/>
-          </w:tcPr>
-          <w:p>
-            <w:pPr>
-              <w:pStyle w:val="TableContents"/>
-              <w:ind w:hanging="0" w:start="0" w:end="0"/>
-              <w:rPr/>
-            </w:pPr>
-            <w:r>
-              <w:rPr/>
-            </w:r>
-          </w:p>
-        </w:tc>
-        <w:tc>
-          <w:tcPr>
-            <w:tcW w:w="3257" w:type="dxa"/>
+            <w:tcW w:w="2123" w:type="dxa"/>
+            <w:tcBorders>
+              <w:top w:val="single" w:sz="8" w:space="0" w:color="000000"/>
+              <w:start w:val="single" w:sz="8" w:space="0" w:color="000000"/>
+              <w:bottom w:val="single" w:sz="8" w:space="0" w:color="000000"/>
+              <w:end w:val="single" w:sz="8" w:space="0" w:color="000000"/>
+            </w:tcBorders>
+            <w:vAlign w:val="center"/>
+          </w:tcPr>
+          <w:p>
+            <w:pPr>
+              <w:pStyle w:val="TableContents"/>
+              <w:ind w:hanging="0" w:start="0" w:end="0"/>
+              <w:rPr/>
+            </w:pPr>
+            <w:r>
+              <w:rPr/>
+            </w:r>
+          </w:p>
+        </w:tc>
+        <w:tc>
+          <w:tcPr>
+            <w:tcW w:w="3258" w:type="dxa"/>
             <w:tcBorders>
               <w:top w:val="single" w:sz="8" w:space="0" w:color="000000"/>
               <w:start w:val="single" w:sz="8" w:space="0" w:color="000000"/>
@@ -20993,7 +20993,7 @@
         <w:pStyle w:val="Heading1"/>
         <w:numPr>
           <w:ilvl w:val="0"/>
-          <w:numId w:val="1"/>
+          <w:numId w:val="2"/>
         </w:numPr>
         <w:rPr/>
       </w:pPr>
@@ -21061,7 +21061,7 @@
         <w:pStyle w:val="Heading1"/>
         <w:numPr>
           <w:ilvl w:val="0"/>
-          <w:numId w:val="1"/>
+          <w:numId w:val="2"/>
         </w:numPr>
         <w:rPr/>
       </w:pPr>
@@ -21343,7 +21343,7 @@
         <w:pStyle w:val="Heading1"/>
         <w:numPr>
           <w:ilvl w:val="0"/>
-          <w:numId w:val="1"/>
+          <w:numId w:val="2"/>
         </w:numPr>
         <w:rPr/>
       </w:pPr>
@@ -21550,7 +21550,7 @@
         <w:pStyle w:val="Heading1"/>
         <w:numPr>
           <w:ilvl w:val="0"/>
-          <w:numId w:val="1"/>
+          <w:numId w:val="2"/>
         </w:numPr>
         <w:rPr/>
       </w:pPr>
@@ -21749,7 +21749,7 @@
         <w:pStyle w:val="Heading1"/>
         <w:numPr>
           <w:ilvl w:val="0"/>
-          <w:numId w:val="1"/>
+          <w:numId w:val="2"/>
         </w:numPr>
         <w:rPr/>
       </w:pPr>
@@ -21875,7 +21875,7 @@
         <w:pStyle w:val="Heading1"/>
         <w:numPr>
           <w:ilvl w:val="0"/>
-          <w:numId w:val="1"/>
+          <w:numId w:val="2"/>
         </w:numPr>
         <w:rPr/>
       </w:pPr>
@@ -22078,7 +22078,7 @@
         <w:pStyle w:val="Heading1"/>
         <w:numPr>
           <w:ilvl w:val="0"/>
-          <w:numId w:val="1"/>
+          <w:numId w:val="2"/>
         </w:numPr>
         <w:rPr/>
       </w:pPr>
@@ -22094,7 +22094,7 @@
         <w:pStyle w:val="Heading2"/>
         <w:numPr>
           <w:ilvl w:val="1"/>
-          <w:numId w:val="1"/>
+          <w:numId w:val="2"/>
         </w:numPr>
         <w:rPr/>
       </w:pPr>
@@ -22342,7 +22342,7 @@
         <w:pStyle w:val="Heading2"/>
         <w:numPr>
           <w:ilvl w:val="1"/>
-          <w:numId w:val="1"/>
+          <w:numId w:val="2"/>
         </w:numPr>
         <w:rPr/>
       </w:pPr>
@@ -22391,7 +22391,7 @@
         <w:pStyle w:val="Heading2"/>
         <w:numPr>
           <w:ilvl w:val="1"/>
-          <w:numId w:val="1"/>
+          <w:numId w:val="2"/>
         </w:numPr>
         <w:rPr/>
       </w:pPr>
@@ -22659,7 +22659,7 @@
         <w:pStyle w:val="Heading2"/>
         <w:numPr>
           <w:ilvl w:val="1"/>
-          <w:numId w:val="1"/>
+          <w:numId w:val="2"/>
         </w:numPr>
         <w:rPr/>
       </w:pPr>
@@ -23073,7 +23073,7 @@
         <w:pStyle w:val="Heading1"/>
         <w:numPr>
           <w:ilvl w:val="0"/>
-          <w:numId w:val="1"/>
+          <w:numId w:val="2"/>
         </w:numPr>
         <w:rPr/>
       </w:pPr>
@@ -23257,7 +23257,7 @@
         <w:pStyle w:val="Heading1"/>
         <w:numPr>
           <w:ilvl w:val="0"/>
-          <w:numId w:val="1"/>
+          <w:numId w:val="2"/>
         </w:numPr>
         <w:rPr/>
       </w:pPr>
@@ -23460,7 +23460,7 @@
         <w:pStyle w:val="Heading1"/>
         <w:numPr>
           <w:ilvl w:val="0"/>
-          <w:numId w:val="1"/>
+          <w:numId w:val="2"/>
         </w:numPr>
         <w:rPr/>
       </w:pPr>
@@ -23587,7 +23587,7 @@
         <w:pStyle w:val="Heading2"/>
         <w:numPr>
           <w:ilvl w:val="1"/>
-          <w:numId w:val="1"/>
+          <w:numId w:val="2"/>
         </w:numPr>
         <w:spacing w:before="200" w:after="120"/>
         <w:rPr/>
@@ -23658,14 +23658,14 @@
         </w:tblCellMar>
       </w:tblPr>
       <w:tblGrid>
-        <w:gridCol w:w="4403"/>
-        <w:gridCol w:w="5242"/>
+        <w:gridCol w:w="4402"/>
+        <w:gridCol w:w="5243"/>
       </w:tblGrid>
       <w:tr>
         <w:trPr/>
         <w:tc>
           <w:tcPr>
-            <w:tcW w:w="4403" w:type="dxa"/>
+            <w:tcW w:w="4402" w:type="dxa"/>
             <w:tcBorders>
               <w:top w:val="single" w:sz="8" w:space="0" w:color="000000"/>
               <w:start w:val="single" w:sz="8" w:space="0" w:color="000000"/>
@@ -23686,7 +23686,7 @@
         </w:tc>
         <w:tc>
           <w:tcPr>
-            <w:tcW w:w="5242" w:type="dxa"/>
+            <w:tcW w:w="5243" w:type="dxa"/>
             <w:tcBorders>
               <w:top w:val="single" w:sz="8" w:space="0" w:color="000000"/>
               <w:start w:val="single" w:sz="8" w:space="0" w:color="000000"/>
@@ -23710,7 +23710,7 @@
         <w:trPr/>
         <w:tc>
           <w:tcPr>
-            <w:tcW w:w="4403" w:type="dxa"/>
+            <w:tcW w:w="4402" w:type="dxa"/>
             <w:tcBorders>
               <w:start w:val="single" w:sz="8" w:space="0" w:color="000000"/>
               <w:end w:val="single" w:sz="8" w:space="0" w:color="000000"/>
@@ -23744,7 +23744,7 @@
         </w:tc>
         <w:tc>
           <w:tcPr>
-            <w:tcW w:w="5242" w:type="dxa"/>
+            <w:tcW w:w="5243" w:type="dxa"/>
             <w:tcBorders>
               <w:start w:val="single" w:sz="8" w:space="0" w:color="000000"/>
               <w:end w:val="single" w:sz="8" w:space="0" w:color="000000"/>
@@ -23798,7 +23798,7 @@
         <w:trPr/>
         <w:tc>
           <w:tcPr>
-            <w:tcW w:w="4403" w:type="dxa"/>
+            <w:tcW w:w="4402" w:type="dxa"/>
             <w:tcBorders>
               <w:start w:val="single" w:sz="8" w:space="0" w:color="000000"/>
               <w:end w:val="single" w:sz="8" w:space="0" w:color="000000"/>
@@ -23824,7 +23824,7 @@
         </w:tc>
         <w:tc>
           <w:tcPr>
-            <w:tcW w:w="5242" w:type="dxa"/>
+            <w:tcW w:w="5243" w:type="dxa"/>
             <w:tcBorders>
               <w:start w:val="single" w:sz="8" w:space="0" w:color="000000"/>
               <w:end w:val="single" w:sz="8" w:space="0" w:color="000000"/>
@@ -23878,7 +23878,7 @@
         <w:trPr/>
         <w:tc>
           <w:tcPr>
-            <w:tcW w:w="4403" w:type="dxa"/>
+            <w:tcW w:w="4402" w:type="dxa"/>
             <w:tcBorders>
               <w:start w:val="single" w:sz="8" w:space="0" w:color="000000"/>
               <w:end w:val="single" w:sz="8" w:space="0" w:color="000000"/>
@@ -23932,7 +23932,7 @@
         </w:tc>
         <w:tc>
           <w:tcPr>
-            <w:tcW w:w="5242" w:type="dxa"/>
+            <w:tcW w:w="5243" w:type="dxa"/>
             <w:tcBorders>
               <w:start w:val="single" w:sz="8" w:space="0" w:color="000000"/>
               <w:end w:val="single" w:sz="8" w:space="0" w:color="000000"/>
@@ -23986,7 +23986,7 @@
         <w:trPr/>
         <w:tc>
           <w:tcPr>
-            <w:tcW w:w="4403" w:type="dxa"/>
+            <w:tcW w:w="4402" w:type="dxa"/>
             <w:tcBorders>
               <w:start w:val="single" w:sz="8" w:space="0" w:color="000000"/>
               <w:end w:val="single" w:sz="8" w:space="0" w:color="000000"/>
@@ -24040,7 +24040,7 @@
         </w:tc>
         <w:tc>
           <w:tcPr>
-            <w:tcW w:w="5242" w:type="dxa"/>
+            <w:tcW w:w="5243" w:type="dxa"/>
             <w:tcBorders>
               <w:start w:val="single" w:sz="8" w:space="0" w:color="000000"/>
               <w:end w:val="single" w:sz="8" w:space="0" w:color="000000"/>
@@ -24094,7 +24094,7 @@
         <w:trPr/>
         <w:tc>
           <w:tcPr>
-            <w:tcW w:w="4403" w:type="dxa"/>
+            <w:tcW w:w="4402" w:type="dxa"/>
             <w:tcBorders>
               <w:start w:val="single" w:sz="8" w:space="0" w:color="000000"/>
               <w:end w:val="single" w:sz="8" w:space="0" w:color="000000"/>
@@ -24148,7 +24148,7 @@
         </w:tc>
         <w:tc>
           <w:tcPr>
-            <w:tcW w:w="5242" w:type="dxa"/>
+            <w:tcW w:w="5243" w:type="dxa"/>
             <w:tcBorders>
               <w:start w:val="single" w:sz="8" w:space="0" w:color="000000"/>
               <w:end w:val="single" w:sz="8" w:space="0" w:color="000000"/>
@@ -24202,7 +24202,7 @@
         <w:trPr/>
         <w:tc>
           <w:tcPr>
-            <w:tcW w:w="4403" w:type="dxa"/>
+            <w:tcW w:w="4402" w:type="dxa"/>
             <w:tcBorders>
               <w:start w:val="single" w:sz="8" w:space="0" w:color="000000"/>
               <w:end w:val="single" w:sz="8" w:space="0" w:color="000000"/>
@@ -24256,7 +24256,7 @@
         </w:tc>
         <w:tc>
           <w:tcPr>
-            <w:tcW w:w="5242" w:type="dxa"/>
+            <w:tcW w:w="5243" w:type="dxa"/>
             <w:tcBorders>
               <w:start w:val="single" w:sz="8" w:space="0" w:color="000000"/>
               <w:end w:val="single" w:sz="8" w:space="0" w:color="000000"/>
@@ -24310,7 +24310,7 @@
         <w:trPr/>
         <w:tc>
           <w:tcPr>
-            <w:tcW w:w="4403" w:type="dxa"/>
+            <w:tcW w:w="4402" w:type="dxa"/>
             <w:tcBorders>
               <w:start w:val="single" w:sz="8" w:space="0" w:color="000000"/>
               <w:end w:val="single" w:sz="8" w:space="0" w:color="000000"/>
@@ -24364,7 +24364,7 @@
         </w:tc>
         <w:tc>
           <w:tcPr>
-            <w:tcW w:w="5242" w:type="dxa"/>
+            <w:tcW w:w="5243" w:type="dxa"/>
             <w:tcBorders>
               <w:start w:val="single" w:sz="8" w:space="0" w:color="000000"/>
               <w:end w:val="single" w:sz="8" w:space="0" w:color="000000"/>
@@ -24418,7 +24418,7 @@
         <w:trPr/>
         <w:tc>
           <w:tcPr>
-            <w:tcW w:w="4403" w:type="dxa"/>
+            <w:tcW w:w="4402" w:type="dxa"/>
             <w:tcBorders>
               <w:start w:val="single" w:sz="8" w:space="0" w:color="000000"/>
               <w:end w:val="single" w:sz="8" w:space="0" w:color="000000"/>
@@ -24472,7 +24472,7 @@
         </w:tc>
         <w:tc>
           <w:tcPr>
-            <w:tcW w:w="5242" w:type="dxa"/>
+            <w:tcW w:w="5243" w:type="dxa"/>
             <w:tcBorders>
               <w:start w:val="single" w:sz="8" w:space="0" w:color="000000"/>
               <w:end w:val="single" w:sz="8" w:space="0" w:color="000000"/>
@@ -24526,7 +24526,7 @@
         <w:trPr/>
         <w:tc>
           <w:tcPr>
-            <w:tcW w:w="4403" w:type="dxa"/>
+            <w:tcW w:w="4402" w:type="dxa"/>
             <w:tcBorders>
               <w:start w:val="single" w:sz="8" w:space="0" w:color="000000"/>
               <w:end w:val="single" w:sz="8" w:space="0" w:color="000000"/>
@@ -24580,7 +24580,7 @@
         </w:tc>
         <w:tc>
           <w:tcPr>
-            <w:tcW w:w="5242" w:type="dxa"/>
+            <w:tcW w:w="5243" w:type="dxa"/>
             <w:tcBorders>
               <w:start w:val="single" w:sz="8" w:space="0" w:color="000000"/>
               <w:end w:val="single" w:sz="8" w:space="0" w:color="000000"/>
@@ -24634,7 +24634,7 @@
         <w:trPr/>
         <w:tc>
           <w:tcPr>
-            <w:tcW w:w="4403" w:type="dxa"/>
+            <w:tcW w:w="4402" w:type="dxa"/>
             <w:tcBorders>
               <w:start w:val="single" w:sz="8" w:space="0" w:color="000000"/>
               <w:end w:val="single" w:sz="8" w:space="0" w:color="000000"/>
@@ -24688,7 +24688,7 @@
         </w:tc>
         <w:tc>
           <w:tcPr>
-            <w:tcW w:w="5242" w:type="dxa"/>
+            <w:tcW w:w="5243" w:type="dxa"/>
             <w:tcBorders>
               <w:start w:val="single" w:sz="8" w:space="0" w:color="000000"/>
               <w:end w:val="single" w:sz="8" w:space="0" w:color="000000"/>
@@ -24742,7 +24742,7 @@
         <w:trPr/>
         <w:tc>
           <w:tcPr>
-            <w:tcW w:w="4403" w:type="dxa"/>
+            <w:tcW w:w="4402" w:type="dxa"/>
             <w:tcBorders>
               <w:start w:val="single" w:sz="8" w:space="0" w:color="000000"/>
               <w:end w:val="single" w:sz="8" w:space="0" w:color="000000"/>
@@ -24796,7 +24796,7 @@
         </w:tc>
         <w:tc>
           <w:tcPr>
-            <w:tcW w:w="5242" w:type="dxa"/>
+            <w:tcW w:w="5243" w:type="dxa"/>
             <w:tcBorders>
               <w:start w:val="single" w:sz="8" w:space="0" w:color="000000"/>
               <w:end w:val="single" w:sz="8" w:space="0" w:color="000000"/>
@@ -24850,7 +24850,7 @@
         <w:trPr/>
         <w:tc>
           <w:tcPr>
-            <w:tcW w:w="4403" w:type="dxa"/>
+            <w:tcW w:w="4402" w:type="dxa"/>
             <w:tcBorders>
               <w:start w:val="single" w:sz="8" w:space="0" w:color="000000"/>
               <w:end w:val="single" w:sz="8" w:space="0" w:color="000000"/>
@@ -24904,7 +24904,7 @@
         </w:tc>
         <w:tc>
           <w:tcPr>
-            <w:tcW w:w="5242" w:type="dxa"/>
+            <w:tcW w:w="5243" w:type="dxa"/>
             <w:tcBorders>
               <w:start w:val="single" w:sz="8" w:space="0" w:color="000000"/>
               <w:end w:val="single" w:sz="8" w:space="0" w:color="000000"/>
@@ -24970,7 +24970,7 @@
         <w:pStyle w:val="Heading2"/>
         <w:numPr>
           <w:ilvl w:val="1"/>
-          <w:numId w:val="1"/>
+          <w:numId w:val="2"/>
         </w:numPr>
         <w:rPr/>
       </w:pPr>
@@ -25097,7 +25097,7 @@
         <w:pStyle w:val="Heading1"/>
         <w:numPr>
           <w:ilvl w:val="0"/>
-          <w:numId w:val="1"/>
+          <w:numId w:val="2"/>
         </w:numPr>
         <w:rPr/>
       </w:pPr>
@@ -25108,9 +25108,9 @@
     </w:p>
     <w:tbl>
       <w:tblPr>
-        <w:tblW w:w="10080" w:type="dxa"/>
+        <w:tblW w:w="9690" w:type="dxa"/>
         <w:jc w:val="start"/>
-        <w:tblInd w:w="-469" w:type="dxa"/>
+        <w:tblInd w:w="11" w:type="dxa"/>
         <w:tblLayout w:type="fixed"/>
         <w:tblCellMar>
           <w:top w:w="100" w:type="dxa"/>
@@ -25120,19 +25120,19 @@
         </w:tblCellMar>
       </w:tblPr>
       <w:tblGrid>
-        <w:gridCol w:w="445"/>
-        <w:gridCol w:w="1475"/>
-        <w:gridCol w:w="1688"/>
-        <w:gridCol w:w="1597"/>
-        <w:gridCol w:w="1755"/>
-        <w:gridCol w:w="2040"/>
+        <w:gridCol w:w="390"/>
+        <w:gridCol w:w="1410"/>
+        <w:gridCol w:w="1710"/>
+        <w:gridCol w:w="1590"/>
+        <w:gridCol w:w="1530"/>
+        <w:gridCol w:w="1980"/>
         <w:gridCol w:w="1080"/>
       </w:tblGrid>
       <w:tr>
         <w:trPr/>
         <w:tc>
           <w:tcPr>
-            <w:tcW w:w="445" w:type="dxa"/>
+            <w:tcW w:w="390" w:type="dxa"/>
             <w:tcBorders>
               <w:top w:val="single" w:sz="8" w:space="0" w:color="000000"/>
               <w:start w:val="single" w:sz="8" w:space="0" w:color="000000"/>
@@ -25158,7 +25158,7 @@
         </w:tc>
         <w:tc>
           <w:tcPr>
-            <w:tcW w:w="1475" w:type="dxa"/>
+            <w:tcW w:w="1410" w:type="dxa"/>
             <w:tcBorders>
               <w:top w:val="single" w:sz="8" w:space="0" w:color="000000"/>
               <w:start w:val="single" w:sz="8" w:space="0" w:color="000000"/>
@@ -25185,7 +25185,7 @@
         </w:tc>
         <w:tc>
           <w:tcPr>
-            <w:tcW w:w="1688" w:type="dxa"/>
+            <w:tcW w:w="1710" w:type="dxa"/>
             <w:tcBorders>
               <w:top w:val="single" w:sz="8" w:space="0" w:color="000000"/>
               <w:start w:val="single" w:sz="8" w:space="0" w:color="000000"/>
@@ -25211,7 +25211,7 @@
         </w:tc>
         <w:tc>
           <w:tcPr>
-            <w:tcW w:w="1597" w:type="dxa"/>
+            <w:tcW w:w="1590" w:type="dxa"/>
             <w:tcBorders>
               <w:top w:val="single" w:sz="8" w:space="0" w:color="000000"/>
               <w:start w:val="single" w:sz="8" w:space="0" w:color="000000"/>
@@ -25237,7 +25237,7 @@
         </w:tc>
         <w:tc>
           <w:tcPr>
-            <w:tcW w:w="1755" w:type="dxa"/>
+            <w:tcW w:w="1530" w:type="dxa"/>
             <w:tcBorders>
               <w:top w:val="single" w:sz="8" w:space="0" w:color="000000"/>
               <w:start w:val="single" w:sz="8" w:space="0" w:color="000000"/>
@@ -25263,7 +25263,7 @@
         </w:tc>
         <w:tc>
           <w:tcPr>
-            <w:tcW w:w="2040" w:type="dxa"/>
+            <w:tcW w:w="1980" w:type="dxa"/>
             <w:tcBorders>
               <w:top w:val="single" w:sz="8" w:space="0" w:color="000000"/>
               <w:start w:val="single" w:sz="8" w:space="0" w:color="000000"/>
@@ -25319,7 +25319,7 @@
         <w:trPr/>
         <w:tc>
           <w:tcPr>
-            <w:tcW w:w="445" w:type="dxa"/>
+            <w:tcW w:w="390" w:type="dxa"/>
             <w:tcBorders>
               <w:start w:val="single" w:sz="8" w:space="0" w:color="000000"/>
             </w:tcBorders>
@@ -25337,7 +25337,7 @@
         </w:tc>
         <w:tc>
           <w:tcPr>
-            <w:tcW w:w="1475" w:type="dxa"/>
+            <w:tcW w:w="1410" w:type="dxa"/>
             <w:tcBorders>
               <w:start w:val="single" w:sz="8" w:space="0" w:color="000000"/>
               <w:end w:val="single" w:sz="8" w:space="0" w:color="000000"/>
@@ -25356,7 +25356,7 @@
         </w:tc>
         <w:tc>
           <w:tcPr>
-            <w:tcW w:w="1688" w:type="dxa"/>
+            <w:tcW w:w="1710" w:type="dxa"/>
             <w:tcBorders>
               <w:start w:val="single" w:sz="8" w:space="0" w:color="000000"/>
             </w:tcBorders>
@@ -25374,7 +25374,7 @@
         </w:tc>
         <w:tc>
           <w:tcPr>
-            <w:tcW w:w="1597" w:type="dxa"/>
+            <w:tcW w:w="1590" w:type="dxa"/>
             <w:tcBorders>
               <w:start w:val="single" w:sz="8" w:space="0" w:color="000000"/>
             </w:tcBorders>
@@ -25392,7 +25392,7 @@
         </w:tc>
         <w:tc>
           <w:tcPr>
-            <w:tcW w:w="1755" w:type="dxa"/>
+            <w:tcW w:w="1530" w:type="dxa"/>
             <w:tcBorders>
               <w:start w:val="single" w:sz="8" w:space="0" w:color="000000"/>
             </w:tcBorders>
@@ -25410,7 +25410,7 @@
         </w:tc>
         <w:tc>
           <w:tcPr>
-            <w:tcW w:w="2040" w:type="dxa"/>
+            <w:tcW w:w="1980" w:type="dxa"/>
             <w:tcBorders>
               <w:start w:val="single" w:sz="8" w:space="0" w:color="000000"/>
             </w:tcBorders>
@@ -25450,7 +25450,7 @@
         <w:trPr/>
         <w:tc>
           <w:tcPr>
-            <w:tcW w:w="445" w:type="dxa"/>
+            <w:tcW w:w="390" w:type="dxa"/>
             <w:tcBorders>
               <w:start w:val="single" w:sz="8" w:space="0" w:color="000000"/>
             </w:tcBorders>
@@ -25468,7 +25468,7 @@
         </w:tc>
         <w:tc>
           <w:tcPr>
-            <w:tcW w:w="1475" w:type="dxa"/>
+            <w:tcW w:w="1410" w:type="dxa"/>
             <w:tcBorders>
               <w:start w:val="single" w:sz="8" w:space="0" w:color="000000"/>
               <w:end w:val="single" w:sz="8" w:space="0" w:color="000000"/>
@@ -25487,7 +25487,7 @@
         </w:tc>
         <w:tc>
           <w:tcPr>
-            <w:tcW w:w="1688" w:type="dxa"/>
+            <w:tcW w:w="1710" w:type="dxa"/>
             <w:tcBorders>
               <w:start w:val="single" w:sz="8" w:space="0" w:color="000000"/>
             </w:tcBorders>
@@ -25505,7 +25505,7 @@
         </w:tc>
         <w:tc>
           <w:tcPr>
-            <w:tcW w:w="1597" w:type="dxa"/>
+            <w:tcW w:w="1590" w:type="dxa"/>
             <w:tcBorders>
               <w:start w:val="single" w:sz="8" w:space="0" w:color="000000"/>
             </w:tcBorders>
@@ -25523,7 +25523,7 @@
         </w:tc>
         <w:tc>
           <w:tcPr>
-            <w:tcW w:w="1755" w:type="dxa"/>
+            <w:tcW w:w="1530" w:type="dxa"/>
             <w:tcBorders>
               <w:start w:val="single" w:sz="8" w:space="0" w:color="000000"/>
             </w:tcBorders>
@@ -25541,7 +25541,7 @@
         </w:tc>
         <w:tc>
           <w:tcPr>
-            <w:tcW w:w="2040" w:type="dxa"/>
+            <w:tcW w:w="1980" w:type="dxa"/>
             <w:tcBorders>
               <w:start w:val="single" w:sz="8" w:space="0" w:color="000000"/>
             </w:tcBorders>
@@ -25601,7 +25601,7 @@
         <w:pStyle w:val="Heading1"/>
         <w:numPr>
           <w:ilvl w:val="0"/>
-          <w:numId w:val="1"/>
+          <w:numId w:val="2"/>
         </w:numPr>
         <w:rPr/>
       </w:pPr>
@@ -25625,7 +25625,7 @@
         <w:pStyle w:val="Heading1"/>
         <w:numPr>
           <w:ilvl w:val="0"/>
-          <w:numId w:val="1"/>
+          <w:numId w:val="2"/>
         </w:numPr>
         <w:rPr/>
       </w:pPr>
@@ -25694,12 +25694,12 @@
         </w:tblCellMar>
       </w:tblPr>
       <w:tblGrid>
-        <w:gridCol w:w="788"/>
+        <w:gridCol w:w="787"/>
         <w:gridCol w:w="1410"/>
-        <w:gridCol w:w="1777"/>
+        <w:gridCol w:w="1778"/>
         <w:gridCol w:w="1678"/>
-        <w:gridCol w:w="2427"/>
-        <w:gridCol w:w="1670"/>
+        <w:gridCol w:w="2426"/>
+        <w:gridCol w:w="1671"/>
       </w:tblGrid>
       <w:tr>
         <w:trPr>
@@ -25707,7 +25707,7 @@
         </w:trPr>
         <w:tc>
           <w:tcPr>
-            <w:tcW w:w="788" w:type="dxa"/>
+            <w:tcW w:w="787" w:type="dxa"/>
             <w:tcBorders>
               <w:top w:val="single" w:sz="8" w:space="0" w:color="000000"/>
               <w:start w:val="single" w:sz="8" w:space="0" w:color="000000"/>
@@ -25821,7 +25821,7 @@
         </w:tc>
         <w:tc>
           <w:tcPr>
-            <w:tcW w:w="1777" w:type="dxa"/>
+            <w:tcW w:w="1778" w:type="dxa"/>
             <w:tcBorders>
               <w:top w:val="single" w:sz="8" w:space="0" w:color="000000"/>
               <w:start w:val="single" w:sz="8" w:space="0" w:color="000000"/>
@@ -25935,7 +25935,7 @@
         </w:tc>
         <w:tc>
           <w:tcPr>
-            <w:tcW w:w="2427" w:type="dxa"/>
+            <w:tcW w:w="2426" w:type="dxa"/>
             <w:tcBorders>
               <w:top w:val="single" w:sz="8" w:space="0" w:color="000000"/>
               <w:start w:val="single" w:sz="8" w:space="0" w:color="000000"/>
@@ -25992,7 +25992,7 @@
         </w:tc>
         <w:tc>
           <w:tcPr>
-            <w:tcW w:w="1670" w:type="dxa"/>
+            <w:tcW w:w="1671" w:type="dxa"/>
             <w:tcBorders>
               <w:top w:val="single" w:sz="8" w:space="0" w:color="000000"/>
               <w:start w:val="single" w:sz="8" w:space="0" w:color="000000"/>
@@ -26053,7 +26053,7 @@
         <w:trPr/>
         <w:tc>
           <w:tcPr>
-            <w:tcW w:w="788" w:type="dxa"/>
+            <w:tcW w:w="787" w:type="dxa"/>
             <w:tcBorders>
               <w:top w:val="single" w:sz="8" w:space="0" w:color="000000"/>
               <w:start w:val="single" w:sz="8" w:space="0" w:color="000000"/>
@@ -26093,7 +26093,7 @@
         </w:tc>
         <w:tc>
           <w:tcPr>
-            <w:tcW w:w="1777" w:type="dxa"/>
+            <w:tcW w:w="1778" w:type="dxa"/>
             <w:tcBorders>
               <w:top w:val="single" w:sz="8" w:space="0" w:color="000000"/>
               <w:start w:val="single" w:sz="8" w:space="0" w:color="000000"/>
@@ -26133,27 +26133,27 @@
         </w:tc>
         <w:tc>
           <w:tcPr>
-            <w:tcW w:w="2427" w:type="dxa"/>
-            <w:tcBorders>
-              <w:top w:val="single" w:sz="8" w:space="0" w:color="000000"/>
-              <w:start w:val="single" w:sz="8" w:space="0" w:color="000000"/>
-              <w:bottom w:val="single" w:sz="8" w:space="0" w:color="000000"/>
-            </w:tcBorders>
-            <w:vAlign w:val="center"/>
-          </w:tcPr>
-          <w:p>
-            <w:pPr>
-              <w:pStyle w:val="TableContents"/>
-              <w:rPr/>
-            </w:pPr>
-            <w:r>
-              <w:rPr/>
-            </w:r>
-          </w:p>
-        </w:tc>
-        <w:tc>
-          <w:tcPr>
-            <w:tcW w:w="1670" w:type="dxa"/>
+            <w:tcW w:w="2426" w:type="dxa"/>
+            <w:tcBorders>
+              <w:top w:val="single" w:sz="8" w:space="0" w:color="000000"/>
+              <w:start w:val="single" w:sz="8" w:space="0" w:color="000000"/>
+              <w:bottom w:val="single" w:sz="8" w:space="0" w:color="000000"/>
+            </w:tcBorders>
+            <w:vAlign w:val="center"/>
+          </w:tcPr>
+          <w:p>
+            <w:pPr>
+              <w:pStyle w:val="TableContents"/>
+              <w:rPr/>
+            </w:pPr>
+            <w:r>
+              <w:rPr/>
+            </w:r>
+          </w:p>
+        </w:tc>
+        <w:tc>
+          <w:tcPr>
+            <w:tcW w:w="1671" w:type="dxa"/>
             <w:tcBorders>
               <w:top w:val="single" w:sz="8" w:space="0" w:color="000000"/>
               <w:start w:val="single" w:sz="8" w:space="0" w:color="000000"/>
@@ -26177,7 +26177,7 @@
         <w:trPr/>
         <w:tc>
           <w:tcPr>
-            <w:tcW w:w="788" w:type="dxa"/>
+            <w:tcW w:w="787" w:type="dxa"/>
             <w:tcBorders>
               <w:start w:val="single" w:sz="8" w:space="0" w:color="000000"/>
               <w:bottom w:val="single" w:sz="8" w:space="0" w:color="000000"/>
@@ -26215,7 +26215,7 @@
         </w:tc>
         <w:tc>
           <w:tcPr>
-            <w:tcW w:w="1777" w:type="dxa"/>
+            <w:tcW w:w="1778" w:type="dxa"/>
             <w:tcBorders>
               <w:start w:val="single" w:sz="8" w:space="0" w:color="000000"/>
               <w:bottom w:val="single" w:sz="8" w:space="0" w:color="000000"/>
@@ -26253,26 +26253,26 @@
         </w:tc>
         <w:tc>
           <w:tcPr>
-            <w:tcW w:w="2427" w:type="dxa"/>
-            <w:tcBorders>
-              <w:start w:val="single" w:sz="8" w:space="0" w:color="000000"/>
-              <w:bottom w:val="single" w:sz="8" w:space="0" w:color="000000"/>
-            </w:tcBorders>
-            <w:vAlign w:val="center"/>
-          </w:tcPr>
-          <w:p>
-            <w:pPr>
-              <w:pStyle w:val="TableContents"/>
-              <w:rPr/>
-            </w:pPr>
-            <w:r>
-              <w:rPr/>
-            </w:r>
-          </w:p>
-        </w:tc>
-        <w:tc>
-          <w:tcPr>
-            <w:tcW w:w="1670" w:type="dxa"/>
+            <w:tcW w:w="2426" w:type="dxa"/>
+            <w:tcBorders>
+              <w:start w:val="single" w:sz="8" w:space="0" w:color="000000"/>
+              <w:bottom w:val="single" w:sz="8" w:space="0" w:color="000000"/>
+            </w:tcBorders>
+            <w:vAlign w:val="center"/>
+          </w:tcPr>
+          <w:p>
+            <w:pPr>
+              <w:pStyle w:val="TableContents"/>
+              <w:rPr/>
+            </w:pPr>
+            <w:r>
+              <w:rPr/>
+            </w:r>
+          </w:p>
+        </w:tc>
+        <w:tc>
+          <w:tcPr>
+            <w:tcW w:w="1671" w:type="dxa"/>
             <w:tcBorders>
               <w:start w:val="single" w:sz="8" w:space="0" w:color="000000"/>
               <w:bottom w:val="single" w:sz="8" w:space="0" w:color="000000"/>
@@ -26310,7 +26310,7 @@
         <w:pStyle w:val="Heading2"/>
         <w:numPr>
           <w:ilvl w:val="1"/>
-          <w:numId w:val="1"/>
+          <w:numId w:val="2"/>
         </w:numPr>
         <w:rPr/>
       </w:pPr>
@@ -26357,8 +26357,8 @@
       <w:tblGrid>
         <w:gridCol w:w="2156"/>
         <w:gridCol w:w="2138"/>
-        <w:gridCol w:w="2137"/>
-        <w:gridCol w:w="3199"/>
+        <w:gridCol w:w="2136"/>
+        <w:gridCol w:w="3200"/>
       </w:tblGrid>
       <w:tr>
         <w:trPr>
@@ -26478,7 +26478,7 @@
         </w:tc>
         <w:tc>
           <w:tcPr>
-            <w:tcW w:w="2137" w:type="dxa"/>
+            <w:tcW w:w="2136" w:type="dxa"/>
             <w:tcBorders>
               <w:top w:val="single" w:sz="8" w:space="0" w:color="000000"/>
               <w:start w:val="single" w:sz="8" w:space="0" w:color="000000"/>
@@ -26533,7 +26533,7 @@
         </w:tc>
         <w:tc>
           <w:tcPr>
-            <w:tcW w:w="3199" w:type="dxa"/>
+            <w:tcW w:w="3200" w:type="dxa"/>
             <w:tcBorders>
               <w:top w:val="single" w:sz="8" w:space="0" w:color="000000"/>
               <w:start w:val="single" w:sz="8" w:space="0" w:color="000000"/>
@@ -26635,29 +26635,29 @@
         </w:tc>
         <w:tc>
           <w:tcPr>
-            <w:tcW w:w="2137" w:type="dxa"/>
-            <w:tcBorders>
-              <w:top w:val="single" w:sz="8" w:space="0" w:color="000000"/>
-              <w:start w:val="single" w:sz="8" w:space="0" w:color="000000"/>
-              <w:bottom w:val="single" w:sz="8" w:space="0" w:color="000000"/>
-              <w:end w:val="single" w:sz="8" w:space="0" w:color="000000"/>
-            </w:tcBorders>
-            <w:vAlign w:val="center"/>
-          </w:tcPr>
-          <w:p>
-            <w:pPr>
-              <w:pStyle w:val="TableContents"/>
-              <w:ind w:hanging="0" w:start="0" w:end="0"/>
-              <w:rPr/>
-            </w:pPr>
-            <w:r>
-              <w:rPr/>
-            </w:r>
-          </w:p>
-        </w:tc>
-        <w:tc>
-          <w:tcPr>
-            <w:tcW w:w="3199" w:type="dxa"/>
+            <w:tcW w:w="2136" w:type="dxa"/>
+            <w:tcBorders>
+              <w:top w:val="single" w:sz="8" w:space="0" w:color="000000"/>
+              <w:start w:val="single" w:sz="8" w:space="0" w:color="000000"/>
+              <w:bottom w:val="single" w:sz="8" w:space="0" w:color="000000"/>
+              <w:end w:val="single" w:sz="8" w:space="0" w:color="000000"/>
+            </w:tcBorders>
+            <w:vAlign w:val="center"/>
+          </w:tcPr>
+          <w:p>
+            <w:pPr>
+              <w:pStyle w:val="TableContents"/>
+              <w:ind w:hanging="0" w:start="0" w:end="0"/>
+              <w:rPr/>
+            </w:pPr>
+            <w:r>
+              <w:rPr/>
+            </w:r>
+          </w:p>
+        </w:tc>
+        <w:tc>
+          <w:tcPr>
+            <w:tcW w:w="3200" w:type="dxa"/>
             <w:tcBorders>
               <w:top w:val="single" w:sz="8" w:space="0" w:color="000000"/>
               <w:start w:val="single" w:sz="8" w:space="0" w:color="000000"/>
@@ -26726,29 +26726,29 @@
         </w:tc>
         <w:tc>
           <w:tcPr>
-            <w:tcW w:w="2137" w:type="dxa"/>
-            <w:tcBorders>
-              <w:top w:val="single" w:sz="8" w:space="0" w:color="000000"/>
-              <w:start w:val="single" w:sz="8" w:space="0" w:color="000000"/>
-              <w:bottom w:val="single" w:sz="8" w:space="0" w:color="000000"/>
-              <w:end w:val="single" w:sz="8" w:space="0" w:color="000000"/>
-            </w:tcBorders>
-            <w:vAlign w:val="center"/>
-          </w:tcPr>
-          <w:p>
-            <w:pPr>
-              <w:pStyle w:val="TableContents"/>
-              <w:ind w:hanging="0" w:start="0" w:end="0"/>
-              <w:rPr/>
-            </w:pPr>
-            <w:r>
-              <w:rPr/>
-            </w:r>
-          </w:p>
-        </w:tc>
-        <w:tc>
-          <w:tcPr>
-            <w:tcW w:w="3199" w:type="dxa"/>
+            <w:tcW w:w="2136" w:type="dxa"/>
+            <w:tcBorders>
+              <w:top w:val="single" w:sz="8" w:space="0" w:color="000000"/>
+              <w:start w:val="single" w:sz="8" w:space="0" w:color="000000"/>
+              <w:bottom w:val="single" w:sz="8" w:space="0" w:color="000000"/>
+              <w:end w:val="single" w:sz="8" w:space="0" w:color="000000"/>
+            </w:tcBorders>
+            <w:vAlign w:val="center"/>
+          </w:tcPr>
+          <w:p>
+            <w:pPr>
+              <w:pStyle w:val="TableContents"/>
+              <w:ind w:hanging="0" w:start="0" w:end="0"/>
+              <w:rPr/>
+            </w:pPr>
+            <w:r>
+              <w:rPr/>
+            </w:r>
+          </w:p>
+        </w:tc>
+        <w:tc>
+          <w:tcPr>
+            <w:tcW w:w="3200" w:type="dxa"/>
             <w:tcBorders>
               <w:top w:val="single" w:sz="8" w:space="0" w:color="000000"/>
               <w:start w:val="single" w:sz="8" w:space="0" w:color="000000"/>
@@ -26817,29 +26817,29 @@
         </w:tc>
         <w:tc>
           <w:tcPr>
-            <w:tcW w:w="2137" w:type="dxa"/>
-            <w:tcBorders>
-              <w:top w:val="single" w:sz="8" w:space="0" w:color="000000"/>
-              <w:start w:val="single" w:sz="8" w:space="0" w:color="000000"/>
-              <w:bottom w:val="single" w:sz="8" w:space="0" w:color="000000"/>
-              <w:end w:val="single" w:sz="8" w:space="0" w:color="000000"/>
-            </w:tcBorders>
-            <w:vAlign w:val="center"/>
-          </w:tcPr>
-          <w:p>
-            <w:pPr>
-              <w:pStyle w:val="TableContents"/>
-              <w:ind w:hanging="0" w:start="0" w:end="0"/>
-              <w:rPr/>
-            </w:pPr>
-            <w:r>
-              <w:rPr/>
-            </w:r>
-          </w:p>
-        </w:tc>
-        <w:tc>
-          <w:tcPr>
-            <w:tcW w:w="3199" w:type="dxa"/>
+            <w:tcW w:w="2136" w:type="dxa"/>
+            <w:tcBorders>
+              <w:top w:val="single" w:sz="8" w:space="0" w:color="000000"/>
+              <w:start w:val="single" w:sz="8" w:space="0" w:color="000000"/>
+              <w:bottom w:val="single" w:sz="8" w:space="0" w:color="000000"/>
+              <w:end w:val="single" w:sz="8" w:space="0" w:color="000000"/>
+            </w:tcBorders>
+            <w:vAlign w:val="center"/>
+          </w:tcPr>
+          <w:p>
+            <w:pPr>
+              <w:pStyle w:val="TableContents"/>
+              <w:ind w:hanging="0" w:start="0" w:end="0"/>
+              <w:rPr/>
+            </w:pPr>
+            <w:r>
+              <w:rPr/>
+            </w:r>
+          </w:p>
+        </w:tc>
+        <w:tc>
+          <w:tcPr>
+            <w:tcW w:w="3200" w:type="dxa"/>
             <w:tcBorders>
               <w:top w:val="single" w:sz="8" w:space="0" w:color="000000"/>
               <w:start w:val="single" w:sz="8" w:space="0" w:color="000000"/>
@@ -26886,7 +26886,7 @@
         <w:pStyle w:val="Heading1"/>
         <w:numPr>
           <w:ilvl w:val="0"/>
-          <w:numId w:val="1"/>
+          <w:numId w:val="2"/>
         </w:numPr>
         <w:rPr/>
       </w:pPr>
@@ -26910,7 +26910,7 @@
         <w:pStyle w:val="Heading2"/>
         <w:numPr>
           <w:ilvl w:val="1"/>
-          <w:numId w:val="1"/>
+          <w:numId w:val="2"/>
         </w:numPr>
         <w:rPr/>
       </w:pPr>
@@ -28137,8 +28137,8 @@
       </w:tblPr>
       <w:tblGrid>
         <w:gridCol w:w="1717"/>
-        <w:gridCol w:w="2320"/>
-        <w:gridCol w:w="2053"/>
+        <w:gridCol w:w="2319"/>
+        <w:gridCol w:w="2054"/>
         <w:gridCol w:w="3540"/>
       </w:tblGrid>
       <w:tr>
@@ -28274,7 +28274,7 @@
         </w:tc>
         <w:tc>
           <w:tcPr>
-            <w:tcW w:w="2320" w:type="dxa"/>
+            <w:tcW w:w="2319" w:type="dxa"/>
             <w:tcBorders>
               <w:top w:val="single" w:sz="8" w:space="0" w:color="000000"/>
               <w:start w:val="single" w:sz="8" w:space="0" w:color="000000"/>
@@ -28296,7 +28296,7 @@
         </w:tc>
         <w:tc>
           <w:tcPr>
-            <w:tcW w:w="2053" w:type="dxa"/>
+            <w:tcW w:w="2054" w:type="dxa"/>
             <w:tcBorders>
               <w:top w:val="single" w:sz="8" w:space="0" w:color="000000"/>
               <w:start w:val="single" w:sz="8" w:space="0" w:color="000000"/>
@@ -28365,29 +28365,29 @@
         </w:tc>
         <w:tc>
           <w:tcPr>
-            <w:tcW w:w="2320" w:type="dxa"/>
-            <w:tcBorders>
-              <w:top w:val="single" w:sz="8" w:space="0" w:color="000000"/>
-              <w:start w:val="single" w:sz="8" w:space="0" w:color="000000"/>
-              <w:bottom w:val="single" w:sz="8" w:space="0" w:color="000000"/>
-              <w:end w:val="single" w:sz="8" w:space="0" w:color="000000"/>
-            </w:tcBorders>
-            <w:vAlign w:val="center"/>
-          </w:tcPr>
-          <w:p>
-            <w:pPr>
-              <w:pStyle w:val="TableContents"/>
-              <w:ind w:hanging="0" w:start="0" w:end="0"/>
-              <w:rPr/>
-            </w:pPr>
-            <w:r>
-              <w:rPr/>
-            </w:r>
-          </w:p>
-        </w:tc>
-        <w:tc>
-          <w:tcPr>
-            <w:tcW w:w="2053" w:type="dxa"/>
+            <w:tcW w:w="2319" w:type="dxa"/>
+            <w:tcBorders>
+              <w:top w:val="single" w:sz="8" w:space="0" w:color="000000"/>
+              <w:start w:val="single" w:sz="8" w:space="0" w:color="000000"/>
+              <w:bottom w:val="single" w:sz="8" w:space="0" w:color="000000"/>
+              <w:end w:val="single" w:sz="8" w:space="0" w:color="000000"/>
+            </w:tcBorders>
+            <w:vAlign w:val="center"/>
+          </w:tcPr>
+          <w:p>
+            <w:pPr>
+              <w:pStyle w:val="TableContents"/>
+              <w:ind w:hanging="0" w:start="0" w:end="0"/>
+              <w:rPr/>
+            </w:pPr>
+            <w:r>
+              <w:rPr/>
+            </w:r>
+          </w:p>
+        </w:tc>
+        <w:tc>
+          <w:tcPr>
+            <w:tcW w:w="2054" w:type="dxa"/>
             <w:tcBorders>
               <w:top w:val="single" w:sz="8" w:space="0" w:color="000000"/>
               <w:start w:val="single" w:sz="8" w:space="0" w:color="000000"/>
@@ -28456,29 +28456,29 @@
         </w:tc>
         <w:tc>
           <w:tcPr>
-            <w:tcW w:w="2320" w:type="dxa"/>
-            <w:tcBorders>
-              <w:top w:val="single" w:sz="8" w:space="0" w:color="000000"/>
-              <w:start w:val="single" w:sz="8" w:space="0" w:color="000000"/>
-              <w:bottom w:val="single" w:sz="8" w:space="0" w:color="000000"/>
-              <w:end w:val="single" w:sz="8" w:space="0" w:color="000000"/>
-            </w:tcBorders>
-            <w:vAlign w:val="center"/>
-          </w:tcPr>
-          <w:p>
-            <w:pPr>
-              <w:pStyle w:val="TableContents"/>
-              <w:ind w:hanging="0" w:start="0" w:end="0"/>
-              <w:rPr/>
-            </w:pPr>
-            <w:r>
-              <w:rPr/>
-            </w:r>
-          </w:p>
-        </w:tc>
-        <w:tc>
-          <w:tcPr>
-            <w:tcW w:w="2053" w:type="dxa"/>
+            <w:tcW w:w="2319" w:type="dxa"/>
+            <w:tcBorders>
+              <w:top w:val="single" w:sz="8" w:space="0" w:color="000000"/>
+              <w:start w:val="single" w:sz="8" w:space="0" w:color="000000"/>
+              <w:bottom w:val="single" w:sz="8" w:space="0" w:color="000000"/>
+              <w:end w:val="single" w:sz="8" w:space="0" w:color="000000"/>
+            </w:tcBorders>
+            <w:vAlign w:val="center"/>
+          </w:tcPr>
+          <w:p>
+            <w:pPr>
+              <w:pStyle w:val="TableContents"/>
+              <w:ind w:hanging="0" w:start="0" w:end="0"/>
+              <w:rPr/>
+            </w:pPr>
+            <w:r>
+              <w:rPr/>
+            </w:r>
+          </w:p>
+        </w:tc>
+        <w:tc>
+          <w:tcPr>
+            <w:tcW w:w="2054" w:type="dxa"/>
             <w:tcBorders>
               <w:top w:val="single" w:sz="8" w:space="0" w:color="000000"/>
               <w:start w:val="single" w:sz="8" w:space="0" w:color="000000"/>
@@ -28625,8 +28625,8 @@
         </w:tblCellMar>
       </w:tblPr>
       <w:tblGrid>
-        <w:gridCol w:w="1776"/>
-        <w:gridCol w:w="2386"/>
+        <w:gridCol w:w="1775"/>
+        <w:gridCol w:w="2387"/>
         <w:gridCol w:w="2032"/>
         <w:gridCol w:w="3436"/>
       </w:tblGrid>
@@ -28663,29 +28663,29 @@
         <w:trPr/>
         <w:tc>
           <w:tcPr>
-            <w:tcW w:w="1776" w:type="dxa"/>
-            <w:tcBorders>
-              <w:top w:val="single" w:sz="8" w:space="0" w:color="000000"/>
-              <w:start w:val="single" w:sz="8" w:space="0" w:color="000000"/>
-              <w:bottom w:val="single" w:sz="8" w:space="0" w:color="000000"/>
-              <w:end w:val="single" w:sz="8" w:space="0" w:color="000000"/>
-            </w:tcBorders>
-            <w:vAlign w:val="center"/>
-          </w:tcPr>
-          <w:p>
-            <w:pPr>
-              <w:pStyle w:val="TableContents"/>
-              <w:ind w:hanging="0" w:start="0" w:end="0"/>
-              <w:rPr/>
-            </w:pPr>
-            <w:r>
-              <w:rPr/>
-            </w:r>
-          </w:p>
-        </w:tc>
-        <w:tc>
-          <w:tcPr>
-            <w:tcW w:w="2386" w:type="dxa"/>
+            <w:tcW w:w="1775" w:type="dxa"/>
+            <w:tcBorders>
+              <w:top w:val="single" w:sz="8" w:space="0" w:color="000000"/>
+              <w:start w:val="single" w:sz="8" w:space="0" w:color="000000"/>
+              <w:bottom w:val="single" w:sz="8" w:space="0" w:color="000000"/>
+              <w:end w:val="single" w:sz="8" w:space="0" w:color="000000"/>
+            </w:tcBorders>
+            <w:vAlign w:val="center"/>
+          </w:tcPr>
+          <w:p>
+            <w:pPr>
+              <w:pStyle w:val="TableContents"/>
+              <w:ind w:hanging="0" w:start="0" w:end="0"/>
+              <w:rPr/>
+            </w:pPr>
+            <w:r>
+              <w:rPr/>
+            </w:r>
+          </w:p>
+        </w:tc>
+        <w:tc>
+          <w:tcPr>
+            <w:tcW w:w="2387" w:type="dxa"/>
             <w:tcBorders>
               <w:top w:val="single" w:sz="8" w:space="0" w:color="000000"/>
               <w:start w:val="single" w:sz="8" w:space="0" w:color="000000"/>
@@ -28754,29 +28754,29 @@
         <w:trPr/>
         <w:tc>
           <w:tcPr>
-            <w:tcW w:w="1776" w:type="dxa"/>
-            <w:tcBorders>
-              <w:top w:val="single" w:sz="8" w:space="0" w:color="000000"/>
-              <w:start w:val="single" w:sz="8" w:space="0" w:color="000000"/>
-              <w:bottom w:val="single" w:sz="8" w:space="0" w:color="000000"/>
-              <w:end w:val="single" w:sz="8" w:space="0" w:color="000000"/>
-            </w:tcBorders>
-            <w:vAlign w:val="center"/>
-          </w:tcPr>
-          <w:p>
-            <w:pPr>
-              <w:pStyle w:val="TableContents"/>
-              <w:ind w:hanging="0" w:start="0" w:end="0"/>
-              <w:rPr/>
-            </w:pPr>
-            <w:r>
-              <w:rPr/>
-            </w:r>
-          </w:p>
-        </w:tc>
-        <w:tc>
-          <w:tcPr>
-            <w:tcW w:w="2386" w:type="dxa"/>
+            <w:tcW w:w="1775" w:type="dxa"/>
+            <w:tcBorders>
+              <w:top w:val="single" w:sz="8" w:space="0" w:color="000000"/>
+              <w:start w:val="single" w:sz="8" w:space="0" w:color="000000"/>
+              <w:bottom w:val="single" w:sz="8" w:space="0" w:color="000000"/>
+              <w:end w:val="single" w:sz="8" w:space="0" w:color="000000"/>
+            </w:tcBorders>
+            <w:vAlign w:val="center"/>
+          </w:tcPr>
+          <w:p>
+            <w:pPr>
+              <w:pStyle w:val="TableContents"/>
+              <w:ind w:hanging="0" w:start="0" w:end="0"/>
+              <w:rPr/>
+            </w:pPr>
+            <w:r>
+              <w:rPr/>
+            </w:r>
+          </w:p>
+        </w:tc>
+        <w:tc>
+          <w:tcPr>
+            <w:tcW w:w="2387" w:type="dxa"/>
             <w:tcBorders>
               <w:top w:val="single" w:sz="8" w:space="0" w:color="000000"/>
               <w:start w:val="single" w:sz="8" w:space="0" w:color="000000"/>
@@ -28931,8 +28931,8 @@
         </w:tblCellMar>
       </w:tblPr>
       <w:tblGrid>
-        <w:gridCol w:w="4535"/>
-        <w:gridCol w:w="5095"/>
+        <w:gridCol w:w="4534"/>
+        <w:gridCol w:w="5096"/>
       </w:tblGrid>
       <w:tr>
         <w:trPr>
@@ -28940,7 +28940,7 @@
         </w:trPr>
         <w:tc>
           <w:tcPr>
-            <w:tcW w:w="4535" w:type="dxa"/>
+            <w:tcW w:w="4534" w:type="dxa"/>
             <w:tcBorders>
               <w:top w:val="single" w:sz="8" w:space="0" w:color="000000"/>
               <w:start w:val="single" w:sz="8" w:space="0" w:color="000000"/>
@@ -28997,7 +28997,7 @@
         </w:tc>
         <w:tc>
           <w:tcPr>
-            <w:tcW w:w="5095" w:type="dxa"/>
+            <w:tcW w:w="5096" w:type="dxa"/>
             <w:tcBorders>
               <w:top w:val="single" w:sz="8" w:space="0" w:color="000000"/>
               <w:start w:val="single" w:sz="8" w:space="0" w:color="000000"/>
@@ -29055,7 +29055,7 @@
         <w:trPr/>
         <w:tc>
           <w:tcPr>
-            <w:tcW w:w="4535" w:type="dxa"/>
+            <w:tcW w:w="4534" w:type="dxa"/>
             <w:tcBorders>
               <w:top w:val="single" w:sz="8" w:space="0" w:color="000000"/>
               <w:start w:val="single" w:sz="8" w:space="0" w:color="000000"/>
@@ -29108,7 +29108,7 @@
         </w:tc>
         <w:tc>
           <w:tcPr>
-            <w:tcW w:w="5095" w:type="dxa"/>
+            <w:tcW w:w="5096" w:type="dxa"/>
             <w:tcBorders>
               <w:top w:val="single" w:sz="8" w:space="0" w:color="000000"/>
               <w:start w:val="single" w:sz="8" w:space="0" w:color="000000"/>
@@ -29133,7 +29133,7 @@
         <w:trPr/>
         <w:tc>
           <w:tcPr>
-            <w:tcW w:w="4535" w:type="dxa"/>
+            <w:tcW w:w="4534" w:type="dxa"/>
             <w:tcBorders>
               <w:top w:val="single" w:sz="8" w:space="0" w:color="000000"/>
               <w:start w:val="single" w:sz="8" w:space="0" w:color="000000"/>
@@ -29186,7 +29186,7 @@
         </w:tc>
         <w:tc>
           <w:tcPr>
-            <w:tcW w:w="5095" w:type="dxa"/>
+            <w:tcW w:w="5096" w:type="dxa"/>
             <w:tcBorders>
               <w:top w:val="single" w:sz="8" w:space="0" w:color="000000"/>
               <w:start w:val="single" w:sz="8" w:space="0" w:color="000000"/>
@@ -29375,8 +29375,8 @@
       </w:tblPr>
       <w:tblGrid>
         <w:gridCol w:w="3329"/>
-        <w:gridCol w:w="2581"/>
-        <w:gridCol w:w="3720"/>
+        <w:gridCol w:w="2580"/>
+        <w:gridCol w:w="3721"/>
       </w:tblGrid>
       <w:tr>
         <w:trPr>
@@ -29441,7 +29441,7 @@
         </w:tc>
         <w:tc>
           <w:tcPr>
-            <w:tcW w:w="2581" w:type="dxa"/>
+            <w:tcW w:w="2580" w:type="dxa"/>
             <w:tcBorders>
               <w:top w:val="single" w:sz="8" w:space="0" w:color="000000"/>
               <w:start w:val="single" w:sz="8" w:space="0" w:color="000000"/>
@@ -29496,7 +29496,7 @@
         </w:tc>
         <w:tc>
           <w:tcPr>
-            <w:tcW w:w="3720" w:type="dxa"/>
+            <w:tcW w:w="3721" w:type="dxa"/>
             <w:tcBorders>
               <w:top w:val="single" w:sz="8" w:space="0" w:color="000000"/>
               <w:start w:val="single" w:sz="8" w:space="0" w:color="000000"/>
@@ -29607,29 +29607,29 @@
         </w:tc>
         <w:tc>
           <w:tcPr>
-            <w:tcW w:w="2581" w:type="dxa"/>
-            <w:tcBorders>
-              <w:top w:val="single" w:sz="8" w:space="0" w:color="000000"/>
-              <w:start w:val="single" w:sz="8" w:space="0" w:color="000000"/>
-              <w:bottom w:val="single" w:sz="8" w:space="0" w:color="000000"/>
-              <w:end w:val="single" w:sz="8" w:space="0" w:color="000000"/>
-            </w:tcBorders>
-            <w:vAlign w:val="center"/>
-          </w:tcPr>
-          <w:p>
-            <w:pPr>
-              <w:pStyle w:val="TableContents"/>
-              <w:ind w:hanging="0" w:start="0" w:end="0"/>
-              <w:rPr/>
-            </w:pPr>
-            <w:r>
-              <w:rPr/>
-            </w:r>
-          </w:p>
-        </w:tc>
-        <w:tc>
-          <w:tcPr>
-            <w:tcW w:w="3720" w:type="dxa"/>
+            <w:tcW w:w="2580" w:type="dxa"/>
+            <w:tcBorders>
+              <w:top w:val="single" w:sz="8" w:space="0" w:color="000000"/>
+              <w:start w:val="single" w:sz="8" w:space="0" w:color="000000"/>
+              <w:bottom w:val="single" w:sz="8" w:space="0" w:color="000000"/>
+              <w:end w:val="single" w:sz="8" w:space="0" w:color="000000"/>
+            </w:tcBorders>
+            <w:vAlign w:val="center"/>
+          </w:tcPr>
+          <w:p>
+            <w:pPr>
+              <w:pStyle w:val="TableContents"/>
+              <w:ind w:hanging="0" w:start="0" w:end="0"/>
+              <w:rPr/>
+            </w:pPr>
+            <w:r>
+              <w:rPr/>
+            </w:r>
+          </w:p>
+        </w:tc>
+        <w:tc>
+          <w:tcPr>
+            <w:tcW w:w="3721" w:type="dxa"/>
             <w:tcBorders>
               <w:top w:val="single" w:sz="8" w:space="0" w:color="000000"/>
               <w:start w:val="single" w:sz="8" w:space="0" w:color="000000"/>
@@ -29707,29 +29707,29 @@
         </w:tc>
         <w:tc>
           <w:tcPr>
-            <w:tcW w:w="2581" w:type="dxa"/>
-            <w:tcBorders>
-              <w:top w:val="single" w:sz="8" w:space="0" w:color="000000"/>
-              <w:start w:val="single" w:sz="8" w:space="0" w:color="000000"/>
-              <w:bottom w:val="single" w:sz="8" w:space="0" w:color="000000"/>
-              <w:end w:val="single" w:sz="8" w:space="0" w:color="000000"/>
-            </w:tcBorders>
-            <w:vAlign w:val="center"/>
-          </w:tcPr>
-          <w:p>
-            <w:pPr>
-              <w:pStyle w:val="TableContents"/>
-              <w:ind w:hanging="0" w:start="0" w:end="0"/>
-              <w:rPr/>
-            </w:pPr>
-            <w:r>
-              <w:rPr/>
-            </w:r>
-          </w:p>
-        </w:tc>
-        <w:tc>
-          <w:tcPr>
-            <w:tcW w:w="3720" w:type="dxa"/>
+            <w:tcW w:w="2580" w:type="dxa"/>
+            <w:tcBorders>
+              <w:top w:val="single" w:sz="8" w:space="0" w:color="000000"/>
+              <w:start w:val="single" w:sz="8" w:space="0" w:color="000000"/>
+              <w:bottom w:val="single" w:sz="8" w:space="0" w:color="000000"/>
+              <w:end w:val="single" w:sz="8" w:space="0" w:color="000000"/>
+            </w:tcBorders>
+            <w:vAlign w:val="center"/>
+          </w:tcPr>
+          <w:p>
+            <w:pPr>
+              <w:pStyle w:val="TableContents"/>
+              <w:ind w:hanging="0" w:start="0" w:end="0"/>
+              <w:rPr/>
+            </w:pPr>
+            <w:r>
+              <w:rPr/>
+            </w:r>
+          </w:p>
+        </w:tc>
+        <w:tc>
+          <w:tcPr>
+            <w:tcW w:w="3721" w:type="dxa"/>
             <w:tcBorders>
               <w:top w:val="single" w:sz="8" w:space="0" w:color="000000"/>
               <w:start w:val="single" w:sz="8" w:space="0" w:color="000000"/>
@@ -29764,7 +29764,7 @@
         <w:pStyle w:val="Heading2"/>
         <w:numPr>
           <w:ilvl w:val="1"/>
-          <w:numId w:val="1"/>
+          <w:numId w:val="2"/>
         </w:numPr>
         <w:rPr/>
       </w:pPr>
@@ -29943,8 +29943,8 @@
         </w:tblCellMar>
       </w:tblPr>
       <w:tblGrid>
-        <w:gridCol w:w="2841"/>
-        <w:gridCol w:w="2805"/>
+        <w:gridCol w:w="2840"/>
+        <w:gridCol w:w="2806"/>
         <w:gridCol w:w="3984"/>
       </w:tblGrid>
       <w:tr>
@@ -29980,7 +29980,7 @@
         <w:trPr/>
         <w:tc>
           <w:tcPr>
-            <w:tcW w:w="2841" w:type="dxa"/>
+            <w:tcW w:w="2840" w:type="dxa"/>
             <w:tcBorders>
               <w:top w:val="single" w:sz="8" w:space="0" w:color="000000"/>
               <w:start w:val="single" w:sz="8" w:space="0" w:color="000000"/>
@@ -30034,7 +30034,7 @@
         </w:tc>
         <w:tc>
           <w:tcPr>
-            <w:tcW w:w="2805" w:type="dxa"/>
+            <w:tcW w:w="2806" w:type="dxa"/>
             <w:tcBorders>
               <w:top w:val="single" w:sz="8" w:space="0" w:color="000000"/>
               <w:start w:val="single" w:sz="8" w:space="0" w:color="000000"/>
@@ -30144,29 +30144,29 @@
         <w:trPr/>
         <w:tc>
           <w:tcPr>
-            <w:tcW w:w="2841" w:type="dxa"/>
-            <w:tcBorders>
-              <w:top w:val="single" w:sz="8" w:space="0" w:color="000000"/>
-              <w:start w:val="single" w:sz="8" w:space="0" w:color="000000"/>
-              <w:bottom w:val="single" w:sz="8" w:space="0" w:color="000000"/>
-              <w:end w:val="single" w:sz="8" w:space="0" w:color="000000"/>
-            </w:tcBorders>
-            <w:vAlign w:val="center"/>
-          </w:tcPr>
-          <w:p>
-            <w:pPr>
-              <w:pStyle w:val="TableContents"/>
-              <w:ind w:hanging="0" w:start="0" w:end="0"/>
-              <w:rPr/>
-            </w:pPr>
-            <w:r>
-              <w:rPr/>
-            </w:r>
-          </w:p>
-        </w:tc>
-        <w:tc>
-          <w:tcPr>
-            <w:tcW w:w="2805" w:type="dxa"/>
+            <w:tcW w:w="2840" w:type="dxa"/>
+            <w:tcBorders>
+              <w:top w:val="single" w:sz="8" w:space="0" w:color="000000"/>
+              <w:start w:val="single" w:sz="8" w:space="0" w:color="000000"/>
+              <w:bottom w:val="single" w:sz="8" w:space="0" w:color="000000"/>
+              <w:end w:val="single" w:sz="8" w:space="0" w:color="000000"/>
+            </w:tcBorders>
+            <w:vAlign w:val="center"/>
+          </w:tcPr>
+          <w:p>
+            <w:pPr>
+              <w:pStyle w:val="TableContents"/>
+              <w:ind w:hanging="0" w:start="0" w:end="0"/>
+              <w:rPr/>
+            </w:pPr>
+            <w:r>
+              <w:rPr/>
+            </w:r>
+          </w:p>
+        </w:tc>
+        <w:tc>
+          <w:tcPr>
+            <w:tcW w:w="2806" w:type="dxa"/>
             <w:tcBorders>
               <w:top w:val="single" w:sz="8" w:space="0" w:color="000000"/>
               <w:start w:val="single" w:sz="8" w:space="0" w:color="000000"/>
@@ -30898,8 +30898,8 @@
         </w:tblCellMar>
       </w:tblPr>
       <w:tblGrid>
-        <w:gridCol w:w="4219"/>
-        <w:gridCol w:w="5411"/>
+        <w:gridCol w:w="4218"/>
+        <w:gridCol w:w="5412"/>
       </w:tblGrid>
       <w:tr>
         <w:trPr>
@@ -30934,7 +30934,7 @@
         <w:trPr/>
         <w:tc>
           <w:tcPr>
-            <w:tcW w:w="4219" w:type="dxa"/>
+            <w:tcW w:w="4218" w:type="dxa"/>
             <w:tcBorders>
               <w:top w:val="single" w:sz="8" w:space="0" w:color="000000"/>
               <w:start w:val="single" w:sz="8" w:space="0" w:color="000000"/>
@@ -30988,7 +30988,7 @@
         </w:tc>
         <w:tc>
           <w:tcPr>
-            <w:tcW w:w="5411" w:type="dxa"/>
+            <w:tcW w:w="5412" w:type="dxa"/>
             <w:tcBorders>
               <w:top w:val="single" w:sz="8" w:space="0" w:color="000000"/>
               <w:start w:val="single" w:sz="8" w:space="0" w:color="000000"/>
@@ -31045,29 +31045,29 @@
         <w:trPr/>
         <w:tc>
           <w:tcPr>
-            <w:tcW w:w="4219" w:type="dxa"/>
-            <w:tcBorders>
-              <w:top w:val="single" w:sz="8" w:space="0" w:color="000000"/>
-              <w:start w:val="single" w:sz="8" w:space="0" w:color="000000"/>
-              <w:bottom w:val="single" w:sz="8" w:space="0" w:color="000000"/>
-              <w:end w:val="single" w:sz="8" w:space="0" w:color="000000"/>
-            </w:tcBorders>
-            <w:vAlign w:val="center"/>
-          </w:tcPr>
-          <w:p>
-            <w:pPr>
-              <w:pStyle w:val="TableContents"/>
-              <w:ind w:hanging="0" w:start="0" w:end="0"/>
-              <w:rPr/>
-            </w:pPr>
-            <w:r>
-              <w:rPr/>
-            </w:r>
-          </w:p>
-        </w:tc>
-        <w:tc>
-          <w:tcPr>
-            <w:tcW w:w="5411" w:type="dxa"/>
+            <w:tcW w:w="4218" w:type="dxa"/>
+            <w:tcBorders>
+              <w:top w:val="single" w:sz="8" w:space="0" w:color="000000"/>
+              <w:start w:val="single" w:sz="8" w:space="0" w:color="000000"/>
+              <w:bottom w:val="single" w:sz="8" w:space="0" w:color="000000"/>
+              <w:end w:val="single" w:sz="8" w:space="0" w:color="000000"/>
+            </w:tcBorders>
+            <w:vAlign w:val="center"/>
+          </w:tcPr>
+          <w:p>
+            <w:pPr>
+              <w:pStyle w:val="TableContents"/>
+              <w:ind w:hanging="0" w:start="0" w:end="0"/>
+              <w:rPr/>
+            </w:pPr>
+            <w:r>
+              <w:rPr/>
+            </w:r>
+          </w:p>
+        </w:tc>
+        <w:tc>
+          <w:tcPr>
+            <w:tcW w:w="5412" w:type="dxa"/>
             <w:tcBorders>
               <w:top w:val="single" w:sz="8" w:space="0" w:color="000000"/>
               <w:start w:val="single" w:sz="8" w:space="0" w:color="000000"/>
@@ -31180,8 +31180,8 @@
       <w:tblGrid>
         <w:gridCol w:w="1271"/>
         <w:gridCol w:w="1253"/>
-        <w:gridCol w:w="1254"/>
-        <w:gridCol w:w="1259"/>
+        <w:gridCol w:w="1253"/>
+        <w:gridCol w:w="1260"/>
         <w:gridCol w:w="1256"/>
         <w:gridCol w:w="1254"/>
         <w:gridCol w:w="2083"/>
@@ -31325,7 +31325,7 @@
         </w:tc>
         <w:tc>
           <w:tcPr>
-            <w:tcW w:w="1254" w:type="dxa"/>
+            <w:tcW w:w="1253" w:type="dxa"/>
             <w:tcBorders>
               <w:top w:val="single" w:sz="8" w:space="0" w:color="000000"/>
               <w:start w:val="single" w:sz="8" w:space="0" w:color="000000"/>
@@ -31378,7 +31378,7 @@
         </w:tc>
         <w:tc>
           <w:tcPr>
-            <w:tcW w:w="1259" w:type="dxa"/>
+            <w:tcW w:w="1260" w:type="dxa"/>
             <w:tcBorders>
               <w:top w:val="single" w:sz="8" w:space="0" w:color="000000"/>
               <w:start w:val="single" w:sz="8" w:space="0" w:color="000000"/>
@@ -31637,29 +31637,29 @@
         </w:tc>
         <w:tc>
           <w:tcPr>
-            <w:tcW w:w="1254" w:type="dxa"/>
-            <w:tcBorders>
-              <w:top w:val="single" w:sz="8" w:space="0" w:color="000000"/>
-              <w:start w:val="single" w:sz="8" w:space="0" w:color="000000"/>
-              <w:bottom w:val="single" w:sz="8" w:space="0" w:color="000000"/>
-              <w:end w:val="single" w:sz="8" w:space="0" w:color="000000"/>
-            </w:tcBorders>
-            <w:vAlign w:val="center"/>
-          </w:tcPr>
-          <w:p>
-            <w:pPr>
-              <w:pStyle w:val="TableContents"/>
-              <w:ind w:hanging="0" w:start="0" w:end="0"/>
-              <w:rPr/>
-            </w:pPr>
-            <w:r>
-              <w:rPr/>
-            </w:r>
-          </w:p>
-        </w:tc>
-        <w:tc>
-          <w:tcPr>
-            <w:tcW w:w="1259" w:type="dxa"/>
+            <w:tcW w:w="1253" w:type="dxa"/>
+            <w:tcBorders>
+              <w:top w:val="single" w:sz="8" w:space="0" w:color="000000"/>
+              <w:start w:val="single" w:sz="8" w:space="0" w:color="000000"/>
+              <w:bottom w:val="single" w:sz="8" w:space="0" w:color="000000"/>
+              <w:end w:val="single" w:sz="8" w:space="0" w:color="000000"/>
+            </w:tcBorders>
+            <w:vAlign w:val="center"/>
+          </w:tcPr>
+          <w:p>
+            <w:pPr>
+              <w:pStyle w:val="TableContents"/>
+              <w:ind w:hanging="0" w:start="0" w:end="0"/>
+              <w:rPr/>
+            </w:pPr>
+            <w:r>
+              <w:rPr/>
+            </w:r>
+          </w:p>
+        </w:tc>
+        <w:tc>
+          <w:tcPr>
+            <w:tcW w:w="1260" w:type="dxa"/>
             <w:tcBorders>
               <w:top w:val="single" w:sz="8" w:space="0" w:color="000000"/>
               <w:start w:val="single" w:sz="8" w:space="0" w:color="000000"/>
@@ -31760,7 +31760,7 @@
         <w:pStyle w:val="Heading2"/>
         <w:numPr>
           <w:ilvl w:val="1"/>
-          <w:numId w:val="1"/>
+          <w:numId w:val="2"/>
         </w:numPr>
         <w:rPr/>
       </w:pPr>
@@ -31840,8 +31840,8 @@
         </w:tblCellMar>
       </w:tblPr>
       <w:tblGrid>
-        <w:gridCol w:w="2841"/>
-        <w:gridCol w:w="3457"/>
+        <w:gridCol w:w="2840"/>
+        <w:gridCol w:w="3458"/>
         <w:gridCol w:w="3332"/>
       </w:tblGrid>
       <w:tr>
@@ -31877,7 +31877,7 @@
         <w:trPr/>
         <w:tc>
           <w:tcPr>
-            <w:tcW w:w="2841" w:type="dxa"/>
+            <w:tcW w:w="2840" w:type="dxa"/>
             <w:tcBorders>
               <w:top w:val="single" w:sz="8" w:space="0" w:color="000000"/>
               <w:start w:val="single" w:sz="8" w:space="0" w:color="000000"/>
@@ -31931,7 +31931,7 @@
         </w:tc>
         <w:tc>
           <w:tcPr>
-            <w:tcW w:w="3457" w:type="dxa"/>
+            <w:tcW w:w="3458" w:type="dxa"/>
             <w:tcBorders>
               <w:top w:val="single" w:sz="8" w:space="0" w:color="000000"/>
               <w:start w:val="single" w:sz="8" w:space="0" w:color="000000"/>
@@ -32041,29 +32041,29 @@
         <w:trPr/>
         <w:tc>
           <w:tcPr>
-            <w:tcW w:w="2841" w:type="dxa"/>
-            <w:tcBorders>
-              <w:top w:val="single" w:sz="8" w:space="0" w:color="000000"/>
-              <w:start w:val="single" w:sz="8" w:space="0" w:color="000000"/>
-              <w:bottom w:val="single" w:sz="8" w:space="0" w:color="000000"/>
-              <w:end w:val="single" w:sz="8" w:space="0" w:color="000000"/>
-            </w:tcBorders>
-            <w:vAlign w:val="center"/>
-          </w:tcPr>
-          <w:p>
-            <w:pPr>
-              <w:pStyle w:val="TableContents"/>
-              <w:ind w:hanging="0" w:start="0" w:end="0"/>
-              <w:rPr/>
-            </w:pPr>
-            <w:r>
-              <w:rPr/>
-            </w:r>
-          </w:p>
-        </w:tc>
-        <w:tc>
-          <w:tcPr>
-            <w:tcW w:w="3457" w:type="dxa"/>
+            <w:tcW w:w="2840" w:type="dxa"/>
+            <w:tcBorders>
+              <w:top w:val="single" w:sz="8" w:space="0" w:color="000000"/>
+              <w:start w:val="single" w:sz="8" w:space="0" w:color="000000"/>
+              <w:bottom w:val="single" w:sz="8" w:space="0" w:color="000000"/>
+              <w:end w:val="single" w:sz="8" w:space="0" w:color="000000"/>
+            </w:tcBorders>
+            <w:vAlign w:val="center"/>
+          </w:tcPr>
+          <w:p>
+            <w:pPr>
+              <w:pStyle w:val="TableContents"/>
+              <w:ind w:hanging="0" w:start="0" w:end="0"/>
+              <w:rPr/>
+            </w:pPr>
+            <w:r>
+              <w:rPr/>
+            </w:r>
+          </w:p>
+        </w:tc>
+        <w:tc>
+          <w:tcPr>
+            <w:tcW w:w="3458" w:type="dxa"/>
             <w:tcBorders>
               <w:top w:val="single" w:sz="8" w:space="0" w:color="000000"/>
               <w:start w:val="single" w:sz="8" w:space="0" w:color="000000"/>
@@ -32731,8 +32731,8 @@
         </w:tblCellMar>
       </w:tblPr>
       <w:tblGrid>
-        <w:gridCol w:w="4221"/>
-        <w:gridCol w:w="5409"/>
+        <w:gridCol w:w="4220"/>
+        <w:gridCol w:w="5410"/>
       </w:tblGrid>
       <w:tr>
         <w:trPr>
@@ -32767,7 +32767,7 @@
         <w:trPr/>
         <w:tc>
           <w:tcPr>
-            <w:tcW w:w="4221" w:type="dxa"/>
+            <w:tcW w:w="4220" w:type="dxa"/>
             <w:tcBorders>
               <w:top w:val="single" w:sz="8" w:space="0" w:color="000000"/>
               <w:start w:val="single" w:sz="8" w:space="0" w:color="000000"/>
@@ -32821,7 +32821,7 @@
         </w:tc>
         <w:tc>
           <w:tcPr>
-            <w:tcW w:w="5409" w:type="dxa"/>
+            <w:tcW w:w="5410" w:type="dxa"/>
             <w:tcBorders>
               <w:top w:val="single" w:sz="8" w:space="0" w:color="000000"/>
               <w:start w:val="single" w:sz="8" w:space="0" w:color="000000"/>
@@ -32878,29 +32878,29 @@
         <w:trPr/>
         <w:tc>
           <w:tcPr>
-            <w:tcW w:w="4221" w:type="dxa"/>
-            <w:tcBorders>
-              <w:top w:val="single" w:sz="8" w:space="0" w:color="000000"/>
-              <w:start w:val="single" w:sz="8" w:space="0" w:color="000000"/>
-              <w:bottom w:val="single" w:sz="8" w:space="0" w:color="000000"/>
-              <w:end w:val="single" w:sz="8" w:space="0" w:color="000000"/>
-            </w:tcBorders>
-            <w:vAlign w:val="center"/>
-          </w:tcPr>
-          <w:p>
-            <w:pPr>
-              <w:pStyle w:val="TableContents"/>
-              <w:ind w:hanging="0" w:start="0" w:end="0"/>
-              <w:rPr/>
-            </w:pPr>
-            <w:r>
-              <w:rPr/>
-            </w:r>
-          </w:p>
-        </w:tc>
-        <w:tc>
-          <w:tcPr>
-            <w:tcW w:w="5409" w:type="dxa"/>
+            <w:tcW w:w="4220" w:type="dxa"/>
+            <w:tcBorders>
+              <w:top w:val="single" w:sz="8" w:space="0" w:color="000000"/>
+              <w:start w:val="single" w:sz="8" w:space="0" w:color="000000"/>
+              <w:bottom w:val="single" w:sz="8" w:space="0" w:color="000000"/>
+              <w:end w:val="single" w:sz="8" w:space="0" w:color="000000"/>
+            </w:tcBorders>
+            <w:vAlign w:val="center"/>
+          </w:tcPr>
+          <w:p>
+            <w:pPr>
+              <w:pStyle w:val="TableContents"/>
+              <w:ind w:hanging="0" w:start="0" w:end="0"/>
+              <w:rPr/>
+            </w:pPr>
+            <w:r>
+              <w:rPr/>
+            </w:r>
+          </w:p>
+        </w:tc>
+        <w:tc>
+          <w:tcPr>
+            <w:tcW w:w="5410" w:type="dxa"/>
             <w:tcBorders>
               <w:top w:val="single" w:sz="8" w:space="0" w:color="000000"/>
               <w:start w:val="single" w:sz="8" w:space="0" w:color="000000"/>
@@ -33013,11 +33013,11 @@
       <w:tblGrid>
         <w:gridCol w:w="1299"/>
         <w:gridCol w:w="1242"/>
-        <w:gridCol w:w="1237"/>
-        <w:gridCol w:w="1245"/>
+        <w:gridCol w:w="1236"/>
+        <w:gridCol w:w="1246"/>
         <w:gridCol w:w="1242"/>
-        <w:gridCol w:w="1236"/>
-        <w:gridCol w:w="2129"/>
+        <w:gridCol w:w="1235"/>
+        <w:gridCol w:w="2130"/>
       </w:tblGrid>
       <w:tr>
         <w:trPr>
@@ -33190,7 +33190,7 @@
         </w:tc>
         <w:tc>
           <w:tcPr>
-            <w:tcW w:w="1237" w:type="dxa"/>
+            <w:tcW w:w="1236" w:type="dxa"/>
             <w:tcBorders>
               <w:top w:val="single" w:sz="8" w:space="0" w:color="000000"/>
               <w:start w:val="single" w:sz="8" w:space="0" w:color="000000"/>
@@ -33243,7 +33243,7 @@
         </w:tc>
         <w:tc>
           <w:tcPr>
-            <w:tcW w:w="1245" w:type="dxa"/>
+            <w:tcW w:w="1246" w:type="dxa"/>
             <w:tcBorders>
               <w:top w:val="single" w:sz="8" w:space="0" w:color="000000"/>
               <w:start w:val="single" w:sz="8" w:space="0" w:color="000000"/>
@@ -33349,7 +33349,7 @@
         </w:tc>
         <w:tc>
           <w:tcPr>
-            <w:tcW w:w="1236" w:type="dxa"/>
+            <w:tcW w:w="1235" w:type="dxa"/>
             <w:tcBorders>
               <w:top w:val="single" w:sz="8" w:space="0" w:color="000000"/>
               <w:start w:val="single" w:sz="8" w:space="0" w:color="000000"/>
@@ -33402,7 +33402,7 @@
         </w:tc>
         <w:tc>
           <w:tcPr>
-            <w:tcW w:w="2129" w:type="dxa"/>
+            <w:tcW w:w="2130" w:type="dxa"/>
             <w:tcBorders>
               <w:top w:val="single" w:sz="8" w:space="0" w:color="000000"/>
               <w:start w:val="single" w:sz="8" w:space="0" w:color="000000"/>
@@ -33500,28 +33500,28 @@
         </w:tc>
         <w:tc>
           <w:tcPr>
-            <w:tcW w:w="1237" w:type="dxa"/>
-            <w:tcBorders>
-              <w:top w:val="single" w:sz="8" w:space="0" w:color="000000"/>
-              <w:start w:val="single" w:sz="8" w:space="0" w:color="000000"/>
-              <w:bottom w:val="single" w:sz="8" w:space="0" w:color="000000"/>
-              <w:end w:val="single" w:sz="8" w:space="0" w:color="000000"/>
-            </w:tcBorders>
-            <w:vAlign w:val="center"/>
-          </w:tcPr>
-          <w:p>
-            <w:pPr>
-              <w:pStyle w:val="TableContents"/>
-              <w:rPr/>
-            </w:pPr>
-            <w:r>
-              <w:rPr/>
-            </w:r>
-          </w:p>
-        </w:tc>
-        <w:tc>
-          <w:tcPr>
-            <w:tcW w:w="1245" w:type="dxa"/>
+            <w:tcW w:w="1236" w:type="dxa"/>
+            <w:tcBorders>
+              <w:top w:val="single" w:sz="8" w:space="0" w:color="000000"/>
+              <w:start w:val="single" w:sz="8" w:space="0" w:color="000000"/>
+              <w:bottom w:val="single" w:sz="8" w:space="0" w:color="000000"/>
+              <w:end w:val="single" w:sz="8" w:space="0" w:color="000000"/>
+            </w:tcBorders>
+            <w:vAlign w:val="center"/>
+          </w:tcPr>
+          <w:p>
+            <w:pPr>
+              <w:pStyle w:val="TableContents"/>
+              <w:rPr/>
+            </w:pPr>
+            <w:r>
+              <w:rPr/>
+            </w:r>
+          </w:p>
+        </w:tc>
+        <w:tc>
+          <w:tcPr>
+            <w:tcW w:w="1246" w:type="dxa"/>
             <w:tcBorders>
               <w:top w:val="single" w:sz="8" w:space="0" w:color="000000"/>
               <w:start w:val="single" w:sz="8" w:space="0" w:color="000000"/>
@@ -33563,28 +33563,28 @@
         </w:tc>
         <w:tc>
           <w:tcPr>
-            <w:tcW w:w="1236" w:type="dxa"/>
-            <w:tcBorders>
-              <w:top w:val="single" w:sz="8" w:space="0" w:color="000000"/>
-              <w:start w:val="single" w:sz="8" w:space="0" w:color="000000"/>
-              <w:bottom w:val="single" w:sz="8" w:space="0" w:color="000000"/>
-              <w:end w:val="single" w:sz="8" w:space="0" w:color="000000"/>
-            </w:tcBorders>
-            <w:vAlign w:val="center"/>
-          </w:tcPr>
-          <w:p>
-            <w:pPr>
-              <w:pStyle w:val="TableContents"/>
-              <w:rPr/>
-            </w:pPr>
-            <w:r>
-              <w:rPr/>
-            </w:r>
-          </w:p>
-        </w:tc>
-        <w:tc>
-          <w:tcPr>
-            <w:tcW w:w="2129" w:type="dxa"/>
+            <w:tcW w:w="1235" w:type="dxa"/>
+            <w:tcBorders>
+              <w:top w:val="single" w:sz="8" w:space="0" w:color="000000"/>
+              <w:start w:val="single" w:sz="8" w:space="0" w:color="000000"/>
+              <w:bottom w:val="single" w:sz="8" w:space="0" w:color="000000"/>
+              <w:end w:val="single" w:sz="8" w:space="0" w:color="000000"/>
+            </w:tcBorders>
+            <w:vAlign w:val="center"/>
+          </w:tcPr>
+          <w:p>
+            <w:pPr>
+              <w:pStyle w:val="TableContents"/>
+              <w:rPr/>
+            </w:pPr>
+            <w:r>
+              <w:rPr/>
+            </w:r>
+          </w:p>
+        </w:tc>
+        <w:tc>
+          <w:tcPr>
+            <w:tcW w:w="2130" w:type="dxa"/>
             <w:tcBorders>
               <w:top w:val="single" w:sz="8" w:space="0" w:color="000000"/>
               <w:start w:val="single" w:sz="8" w:space="0" w:color="000000"/>
@@ -33619,7 +33619,7 @@
         <w:pStyle w:val="Heading1"/>
         <w:numPr>
           <w:ilvl w:val="0"/>
-          <w:numId w:val="1"/>
+          <w:numId w:val="2"/>
         </w:numPr>
         <w:rPr/>
       </w:pPr>
@@ -33994,7 +33994,7 @@
         <w:pStyle w:val="Heading1"/>
         <w:numPr>
           <w:ilvl w:val="0"/>
-          <w:numId w:val="1"/>
+          <w:numId w:val="2"/>
         </w:numPr>
         <w:rPr/>
       </w:pPr>
@@ -34142,7 +34142,7 @@
         <w:pStyle w:val="Heading2"/>
         <w:numPr>
           <w:ilvl w:val="1"/>
-          <w:numId w:val="1"/>
+          <w:numId w:val="2"/>
         </w:numPr>
         <w:rPr/>
       </w:pPr>
@@ -35402,7 +35402,7 @@
         <w:pStyle w:val="Heading3"/>
         <w:numPr>
           <w:ilvl w:val="2"/>
-          <w:numId w:val="1"/>
+          <w:numId w:val="2"/>
         </w:numPr>
         <w:rPr/>
       </w:pPr>
@@ -36123,7 +36123,7 @@
         <w:pStyle w:val="Heading3"/>
         <w:numPr>
           <w:ilvl w:val="2"/>
-          <w:numId w:val="1"/>
+          <w:numId w:val="2"/>
         </w:numPr>
         <w:rPr/>
       </w:pPr>
@@ -36883,7 +36883,7 @@
         <w:pStyle w:val="Heading3"/>
         <w:numPr>
           <w:ilvl w:val="2"/>
-          <w:numId w:val="1"/>
+          <w:numId w:val="2"/>
         </w:numPr>
         <w:rPr/>
       </w:pPr>
@@ -38043,7 +38043,7 @@
         <w:pStyle w:val="Heading1"/>
         <w:numPr>
           <w:ilvl w:val="0"/>
-          <w:numId w:val="1"/>
+          <w:numId w:val="2"/>
         </w:numPr>
         <w:rPr/>
       </w:pPr>
@@ -38775,6 +38775,125 @@
   <w:abstractNum w:abstractNumId="1">
     <w:lvl w:ilvl="0">
       <w:start w:val="1"/>
+      <w:numFmt w:val="none"/>
+      <w:suff w:val="nothing"/>
+      <w:lvlText w:val=""/>
+      <w:lvlJc w:val="start"/>
+      <w:pPr>
+        <w:tabs>
+          <w:tab w:val="num" w:pos="0"/>
+        </w:tabs>
+        <w:ind w:start="0" w:hanging="0"/>
+      </w:pPr>
+    </w:lvl>
+    <w:lvl w:ilvl="1">
+      <w:start w:val="1"/>
+      <w:numFmt w:val="none"/>
+      <w:suff w:val="nothing"/>
+      <w:lvlText w:val=""/>
+      <w:lvlJc w:val="start"/>
+      <w:pPr>
+        <w:tabs>
+          <w:tab w:val="num" w:pos="0"/>
+        </w:tabs>
+        <w:ind w:start="0" w:hanging="0"/>
+      </w:pPr>
+    </w:lvl>
+    <w:lvl w:ilvl="2">
+      <w:start w:val="1"/>
+      <w:numFmt w:val="none"/>
+      <w:suff w:val="nothing"/>
+      <w:lvlText w:val=""/>
+      <w:lvlJc w:val="start"/>
+      <w:pPr>
+        <w:tabs>
+          <w:tab w:val="num" w:pos="0"/>
+        </w:tabs>
+        <w:ind w:start="0" w:hanging="0"/>
+      </w:pPr>
+    </w:lvl>
+    <w:lvl w:ilvl="3">
+      <w:start w:val="1"/>
+      <w:numFmt w:val="none"/>
+      <w:suff w:val="nothing"/>
+      <w:lvlText w:val=""/>
+      <w:lvlJc w:val="start"/>
+      <w:pPr>
+        <w:tabs>
+          <w:tab w:val="num" w:pos="0"/>
+        </w:tabs>
+        <w:ind w:start="0" w:hanging="0"/>
+      </w:pPr>
+    </w:lvl>
+    <w:lvl w:ilvl="4">
+      <w:start w:val="1"/>
+      <w:numFmt w:val="none"/>
+      <w:suff w:val="nothing"/>
+      <w:lvlText w:val=""/>
+      <w:lvlJc w:val="start"/>
+      <w:pPr>
+        <w:tabs>
+          <w:tab w:val="num" w:pos="0"/>
+        </w:tabs>
+        <w:ind w:start="0" w:hanging="0"/>
+      </w:pPr>
+    </w:lvl>
+    <w:lvl w:ilvl="5">
+      <w:start w:val="1"/>
+      <w:numFmt w:val="none"/>
+      <w:suff w:val="nothing"/>
+      <w:lvlText w:val=""/>
+      <w:lvlJc w:val="start"/>
+      <w:pPr>
+        <w:tabs>
+          <w:tab w:val="num" w:pos="0"/>
+        </w:tabs>
+        <w:ind w:start="0" w:hanging="0"/>
+      </w:pPr>
+    </w:lvl>
+    <w:lvl w:ilvl="6">
+      <w:start w:val="1"/>
+      <w:numFmt w:val="none"/>
+      <w:suff w:val="nothing"/>
+      <w:lvlText w:val=""/>
+      <w:lvlJc w:val="start"/>
+      <w:pPr>
+        <w:tabs>
+          <w:tab w:val="num" w:pos="0"/>
+        </w:tabs>
+        <w:ind w:start="0" w:hanging="0"/>
+      </w:pPr>
+    </w:lvl>
+    <w:lvl w:ilvl="7">
+      <w:start w:val="1"/>
+      <w:numFmt w:val="none"/>
+      <w:suff w:val="nothing"/>
+      <w:lvlText w:val=""/>
+      <w:lvlJc w:val="start"/>
+      <w:pPr>
+        <w:tabs>
+          <w:tab w:val="num" w:pos="0"/>
+        </w:tabs>
+        <w:ind w:start="0" w:hanging="0"/>
+      </w:pPr>
+    </w:lvl>
+    <w:lvl w:ilvl="8">
+      <w:start w:val="1"/>
+      <w:numFmt w:val="none"/>
+      <w:suff w:val="nothing"/>
+      <w:lvlText w:val=""/>
+      <w:lvlJc w:val="start"/>
+      <w:pPr>
+        <w:tabs>
+          <w:tab w:val="num" w:pos="0"/>
+        </w:tabs>
+        <w:ind w:start="0" w:hanging="0"/>
+      </w:pPr>
+    </w:lvl>
+  </w:abstractNum>
+  <w:abstractNum w:abstractNumId="2">
+    <w:lvl w:ilvl="0">
+      <w:start w:val="1"/>
       <w:numFmt w:val="decimal"/>
       <w:lvlText w:val="%1"/>
       <w:lvlJc w:val="start"/>
@@ -38889,125 +39008,6 @@
         <w:ind w:start="3600" w:hanging="360"/>
       </w:pPr>
       <w:rPr/>
-    </w:lvl>
-  </w:abstractNum>
-  <w:abstractNum w:abstractNumId="2">
-    <w:lvl w:ilvl="0">
-      <w:start w:val="1"/>
-      <w:numFmt w:val="none"/>
-      <w:suff w:val="nothing"/>
-      <w:lvlText w:val=""/>
-      <w:lvlJc w:val="start"/>
-      <w:pPr>
-        <w:tabs>
-          <w:tab w:val="num" w:pos="0"/>
-        </w:tabs>
-        <w:ind w:start="0" w:hanging="0"/>
-      </w:pPr>
-    </w:lvl>
-    <w:lvl w:ilvl="1">
-      <w:start w:val="1"/>
-      <w:numFmt w:val="none"/>
-      <w:suff w:val="nothing"/>
-      <w:lvlText w:val=""/>
-      <w:lvlJc w:val="start"/>
-      <w:pPr>
-        <w:tabs>
-          <w:tab w:val="num" w:pos="0"/>
-        </w:tabs>
-        <w:ind w:start="0" w:hanging="0"/>
-      </w:pPr>
-    </w:lvl>
-    <w:lvl w:ilvl="2">
-      <w:start w:val="1"/>
-      <w:numFmt w:val="none"/>
-      <w:suff w:val="nothing"/>
-      <w:lvlText w:val=""/>
-      <w:lvlJc w:val="start"/>
-      <w:pPr>
-        <w:tabs>
-          <w:tab w:val="num" w:pos="0"/>
-        </w:tabs>
-        <w:ind w:start="0" w:hanging="0"/>
-      </w:pPr>
-    </w:lvl>
-    <w:lvl w:ilvl="3">
-      <w:start w:val="1"/>
-      <w:numFmt w:val="none"/>
-      <w:suff w:val="nothing"/>
-      <w:lvlText w:val=""/>
-      <w:lvlJc w:val="start"/>
-      <w:pPr>
-        <w:tabs>
-          <w:tab w:val="num" w:pos="0"/>
-        </w:tabs>
-        <w:ind w:start="0" w:hanging="0"/>
-      </w:pPr>
-    </w:lvl>
-    <w:lvl w:ilvl="4">
-      <w:start w:val="1"/>
-      <w:numFmt w:val="none"/>
-      <w:suff w:val="nothing"/>
-      <w:lvlText w:val=""/>
-      <w:lvlJc w:val="start"/>
-      <w:pPr>
-        <w:tabs>
-          <w:tab w:val="num" w:pos="0"/>
-        </w:tabs>
-        <w:ind w:start="0" w:hanging="0"/>
-      </w:pPr>
-    </w:lvl>
-    <w:lvl w:ilvl="5">
-      <w:start w:val="1"/>
-      <w:numFmt w:val="none"/>
-      <w:suff w:val="nothing"/>
-      <w:lvlText w:val=""/>
-      <w:lvlJc w:val="start"/>
-      <w:pPr>
-        <w:tabs>
-          <w:tab w:val="num" w:pos="0"/>
-        </w:tabs>
-        <w:ind w:start="0" w:hanging="0"/>
-      </w:pPr>
-    </w:lvl>
-    <w:lvl w:ilvl="6">
-      <w:start w:val="1"/>
-      <w:numFmt w:val="none"/>
-      <w:suff w:val="nothing"/>
-      <w:lvlText w:val=""/>
-      <w:lvlJc w:val="start"/>
-      <w:pPr>
-        <w:tabs>
-          <w:tab w:val="num" w:pos="0"/>
-        </w:tabs>
-        <w:ind w:start="0" w:hanging="0"/>
-      </w:pPr>
-    </w:lvl>
-    <w:lvl w:ilvl="7">
-      <w:start w:val="1"/>
-      <w:numFmt w:val="none"/>
-      <w:suff w:val="nothing"/>
-      <w:lvlText w:val=""/>
-      <w:lvlJc w:val="start"/>
-      <w:pPr>
-        <w:tabs>
-          <w:tab w:val="num" w:pos="0"/>
-        </w:tabs>
-        <w:ind w:start="0" w:hanging="0"/>
-      </w:pPr>
-    </w:lvl>
-    <w:lvl w:ilvl="8">
-      <w:start w:val="1"/>
-      <w:numFmt w:val="none"/>
-      <w:suff w:val="nothing"/>
-      <w:lvlText w:val=""/>
-      <w:lvlJc w:val="start"/>
-      <w:pPr>
-        <w:tabs>
-          <w:tab w:val="num" w:pos="0"/>
-        </w:tabs>
-        <w:ind w:start="0" w:hanging="0"/>
-      </w:pPr>
     </w:lvl>
   </w:abstractNum>
   <w:num w:numId="1">
@@ -39065,7 +39065,7 @@
     <w:pPr>
       <w:numPr>
         <w:ilvl w:val="0"/>
-        <w:numId w:val="1"/>
+        <w:numId w:val="2"/>
       </w:numPr>
       <w:spacing w:before="240" w:after="120"/>
       <w:outlineLvl w:val="0"/>
@@ -39085,7 +39085,7 @@
     <w:pPr>
       <w:numPr>
         <w:ilvl w:val="1"/>
-        <w:numId w:val="1"/>
+        <w:numId w:val="2"/>
       </w:numPr>
       <w:spacing w:before="200" w:after="120"/>
       <w:outlineLvl w:val="1"/>
@@ -39105,7 +39105,7 @@
     <w:pPr>
       <w:numPr>
         <w:ilvl w:val="2"/>
-        <w:numId w:val="1"/>
+        <w:numId w:val="2"/>
       </w:numPr>
       <w:spacing w:before="140" w:after="120"/>
       <w:outlineLvl w:val="2"/>
@@ -39125,7 +39125,7 @@
     <w:pPr>
       <w:numPr>
         <w:ilvl w:val="3"/>
-        <w:numId w:val="1"/>
+        <w:numId w:val="2"/>
       </w:numPr>
       <w:spacing w:before="120" w:after="120"/>
       <w:outlineLvl w:val="3"/>
@@ -39147,7 +39147,7 @@
     <w:pPr>
       <w:numPr>
         <w:ilvl w:val="4"/>
-        <w:numId w:val="1"/>
+        <w:numId w:val="2"/>
       </w:numPr>
       <w:spacing w:before="120" w:after="60"/>
       <w:outlineLvl w:val="4"/>
@@ -39167,7 +39167,7 @@
     <w:pPr>
       <w:numPr>
         <w:ilvl w:val="5"/>
-        <w:numId w:val="1"/>
+        <w:numId w:val="2"/>
       </w:numPr>
       <w:spacing w:before="60" w:after="60"/>
       <w:outlineLvl w:val="5"/>
@@ -39189,7 +39189,7 @@
     <w:pPr>
       <w:numPr>
         <w:ilvl w:val="6"/>
-        <w:numId w:val="1"/>
+        <w:numId w:val="2"/>
       </w:numPr>
       <w:spacing w:before="60" w:after="60"/>
       <w:outlineLvl w:val="6"/>
@@ -39218,8 +39218,8 @@
     <w:qFormat/>
     <w:rPr/>
   </w:style>
-  <w:style w:type="character" w:styleId="Bullets">
-    <w:name w:val="Bullets"/>
+  <w:style w:type="character" w:styleId="Bulletsuser">
+    <w:name w:val="Bullets (user)"/>
     <w:qFormat/>
     <w:rPr>
       <w:rFonts w:ascii="OpenSymbol" w:hAnsi="OpenSymbol" w:eastAsia="OpenSymbol" w:cs="OpenSymbol"/>
@@ -39246,7 +39246,10 @@
     <w:pPr>
       <w:spacing w:lineRule="auto" w:line="276" w:before="0" w:after="140"/>
     </w:pPr>
-    <w:rPr/>
+    <w:rPr>
+      <w:caps w:val="false"/>
+      <w:smallCaps w:val="false"/>
+    </w:rPr>
   </w:style>
   <w:style w:type="paragraph" w:styleId="List">
     <w:name w:val="List"/>
@@ -39471,8 +39474,8 @@
     <w:pPr/>
     <w:rPr/>
   </w:style>
-  <w:style w:type="paragraph" w:styleId="TableIndexHeadinguser">
-    <w:name w:val="Table Index Heading (user)"/>
+  <w:style w:type="paragraph" w:styleId="TableIndexHeading">
+    <w:name w:val="Table Index Heading"/>
     <w:basedOn w:val="IndexHeading"/>
     <w:qFormat/>
     <w:pPr>
@@ -39527,8 +39530,8 @@
     </w:pPr>
     <w:rPr/>
   </w:style>
-  <w:style w:type="paragraph" w:styleId="FooterLeft">
-    <w:name w:val="Footer Left"/>
+  <w:style w:type="paragraph" w:styleId="FooterLeftuser">
+    <w:name w:val="Footer Left (user)"/>
     <w:basedOn w:val="Footer"/>
     <w:qFormat/>
     <w:pPr>
@@ -39536,8 +39539,8 @@
     </w:pPr>
     <w:rPr/>
   </w:style>
-  <w:style w:type="paragraph" w:styleId="FooterRight">
-    <w:name w:val="Footer Right"/>
+  <w:style w:type="paragraph" w:styleId="FooterRightuser">
+    <w:name w:val="Footer Right (user)"/>
     <w:basedOn w:val="Footer"/>
     <w:qFormat/>
     <w:pPr>
@@ -39580,8 +39583,8 @@
       <w:bCs/>
     </w:rPr>
   </w:style>
-  <w:style w:type="paragraph" w:styleId="FrameContents">
-    <w:name w:val="Frame Contents"/>
+  <w:style w:type="paragraph" w:styleId="FrameContentsuser">
+    <w:name w:val="Frame Contents (user)"/>
     <w:basedOn w:val="Normal"/>
     <w:qFormat/>
     <w:pPr/>
